--- a/report/SysInsight_MCA_Report.docx
+++ b/report/SysInsight_MCA_Report.docx
@@ -26,7 +26,7 @@
                     <pic:cNvPicPr/>
                   </pic:nvPicPr>
                   <pic:blipFill>
-                    <a:blip r:embed="rId6"/>
+                    <a:blip r:embed="rId8"/>
                     <a:stretch>
                       <a:fillRect/>
                     </a:stretch>
@@ -681,6 +681,7 @@
     <w:p>
       <w:pPr>
         <w:rPr>
+          <w:rFonts w:ascii="Times New Roman" w:hAnsi="Times New Roman" w:cs="Times New Roman"/>
           <w:b/>
           <w:bCs/>
           <w:sz w:val="24"/>
@@ -703,483 +704,112 @@
     <w:p>
       <w:pPr>
         <w:rPr>
-          <w:b/>
-          <w:bCs/>
-          <w:sz w:val="24"/>
-          <w:szCs w:val="24"/>
-          <w:lang w:val="en-IN"/>
-        </w:rPr>
-      </w:pPr>
-    </w:p>
-    <w:p>
-      <w:pPr>
-        <w:rPr>
-          <w:b/>
-          <w:bCs/>
-          <w:sz w:val="24"/>
-          <w:szCs w:val="24"/>
-          <w:lang w:val="en-IN"/>
-        </w:rPr>
-      </w:pPr>
-    </w:p>
-    <w:p>
-      <w:pPr>
-        <w:ind w:left="2160" w:firstLine="720"/>
-        <w:rPr>
-          <w:rFonts w:ascii="Times New Roman" w:hAnsi="Times New Roman" w:cs="Times New Roman"/>
-          <w:b/>
-          <w:bCs/>
-          <w:sz w:val="24"/>
-          <w:szCs w:val="24"/>
-          <w:lang w:val="en-IN"/>
-        </w:rPr>
-      </w:pPr>
-    </w:p>
-    <w:p>
-      <w:pPr>
-        <w:ind w:left="2160" w:firstLine="720"/>
-        <w:rPr>
-          <w:rFonts w:ascii="Times New Roman" w:hAnsi="Times New Roman" w:cs="Times New Roman"/>
-          <w:b/>
-          <w:bCs/>
-          <w:sz w:val="24"/>
-          <w:szCs w:val="24"/>
-          <w:lang w:val="en-IN"/>
-        </w:rPr>
-      </w:pPr>
-      <w:r>
-        <w:rPr>
-          <w:rFonts w:ascii="Times New Roman" w:hAnsi="Times New Roman" w:cs="Times New Roman"/>
-          <w:b/>
-          <w:bCs/>
-          <w:sz w:val="24"/>
-          <w:szCs w:val="24"/>
-          <w:lang w:val="en-IN"/>
+          <w:rFonts w:ascii="Times New Roman" w:hAnsi="Times New Roman" w:cs="Times New Roman"/>
+          <w:b/>
+          <w:bCs/>
+          <w:sz w:val="24"/>
+          <w:szCs w:val="24"/>
+          <w:lang w:val="en-IN"/>
+        </w:rPr>
+      </w:pPr>
+    </w:p>
+    <w:p>
+      <w:pPr>
+        <w:rPr>
+          <w:rFonts w:ascii="Times New Roman" w:hAnsi="Times New Roman" w:cs="Times New Roman"/>
+          <w:b/>
+          <w:bCs/>
+          <w:sz w:val="24"/>
+          <w:szCs w:val="24"/>
+          <w:lang w:val="en-IN"/>
+        </w:rPr>
+      </w:pPr>
+    </w:p>
+    <w:p>
+      <w:pPr>
+        <w:rPr>
+          <w:rFonts w:ascii="Times New Roman" w:hAnsi="Times New Roman" w:cs="Times New Roman"/>
+          <w:b/>
+          <w:bCs/>
+          <w:sz w:val="24"/>
+          <w:szCs w:val="24"/>
+          <w:lang w:val="en-IN"/>
+        </w:rPr>
+      </w:pPr>
+    </w:p>
+    <w:p>
+      <w:pPr>
+        <w:rPr>
+          <w:b/>
+          <w:bCs/>
+          <w:sz w:val="24"/>
+          <w:szCs w:val="24"/>
+          <w:lang w:val="en-IN"/>
+        </w:rPr>
+      </w:pPr>
+      <w:r>
+        <w:rPr>
+          <w:noProof/>
         </w:rPr>
         <w:lastRenderedPageBreak/>
-        <w:t>CERTIFICATE FROM GUIDE</w:t>
-      </w:r>
-    </w:p>
-    <w:p>
-      <w:pPr>
-        <w:rPr>
-          <w:rFonts w:ascii="Times New Roman" w:hAnsi="Times New Roman" w:cs="Times New Roman"/>
-          <w:b/>
-          <w:bCs/>
-          <w:sz w:val="24"/>
-          <w:szCs w:val="24"/>
-          <w:lang w:val="en-IN"/>
-        </w:rPr>
-      </w:pPr>
-    </w:p>
-    <w:p>
-      <w:pPr>
-        <w:rPr>
-          <w:rFonts w:ascii="Times New Roman" w:hAnsi="Times New Roman" w:cs="Times New Roman"/>
-          <w:b/>
-          <w:bCs/>
-          <w:sz w:val="24"/>
-          <w:szCs w:val="24"/>
-          <w:lang w:val="en-IN"/>
-        </w:rPr>
-      </w:pPr>
-      <w:r>
-        <w:rPr>
-          <w:rFonts w:ascii="Times New Roman" w:hAnsi="Times New Roman" w:cs="Times New Roman"/>
-          <w:b/>
-          <w:bCs/>
-          <w:sz w:val="24"/>
-          <w:szCs w:val="24"/>
-          <w:lang w:val="en-IN"/>
-        </w:rPr>
-        <w:t xml:space="preserve">This is to certify that this project entitled “SysInsight: AI-Powered System Monitoring and Resource Prediction Platform” submitted in partial </w:t>
-      </w:r>
-      <w:proofErr w:type="spellStart"/>
-      <w:r>
-        <w:rPr>
-          <w:rFonts w:ascii="Times New Roman" w:hAnsi="Times New Roman" w:cs="Times New Roman"/>
-          <w:b/>
-          <w:bCs/>
-          <w:sz w:val="24"/>
-          <w:szCs w:val="24"/>
-          <w:lang w:val="en-IN"/>
-        </w:rPr>
-        <w:t>fulfillment</w:t>
-      </w:r>
-      <w:proofErr w:type="spellEnd"/>
-      <w:r>
-        <w:rPr>
-          <w:rFonts w:ascii="Times New Roman" w:hAnsi="Times New Roman" w:cs="Times New Roman"/>
-          <w:b/>
-          <w:bCs/>
-          <w:sz w:val="24"/>
-          <w:szCs w:val="24"/>
-          <w:lang w:val="en-IN"/>
-        </w:rPr>
-        <w:t xml:space="preserve"> of the degree of Master of Computer Applications (MCA) to Kurukshetra University, Kurukshetra by Mr. Yashwanth Kumar BL, Registration No. 2536100046 (Roll No. 11187539), is an authentic work carried out by him under my guidance.</w:t>
-      </w:r>
-    </w:p>
-    <w:p>
-      <w:pPr>
-        <w:rPr>
-          <w:rFonts w:ascii="Times New Roman" w:hAnsi="Times New Roman" w:cs="Times New Roman"/>
-          <w:b/>
-          <w:bCs/>
-          <w:sz w:val="24"/>
-          <w:szCs w:val="24"/>
-          <w:lang w:val="en-IN"/>
-        </w:rPr>
-      </w:pPr>
-      <w:r>
-        <w:rPr>
-          <w:rFonts w:ascii="Times New Roman" w:hAnsi="Times New Roman" w:cs="Times New Roman"/>
-          <w:b/>
-          <w:bCs/>
-          <w:sz w:val="24"/>
-          <w:szCs w:val="24"/>
-          <w:lang w:val="en-IN"/>
-        </w:rPr>
-        <w:t>The matter embodied in this project work has not been submitted earlier for the award of any degree or diploma to the best of my knowledge and belief.</w:t>
-      </w:r>
-    </w:p>
-    <w:p>
-      <w:pPr>
-        <w:rPr>
-          <w:rFonts w:ascii="Times New Roman" w:hAnsi="Times New Roman" w:cs="Times New Roman"/>
-          <w:b/>
-          <w:bCs/>
-          <w:sz w:val="24"/>
-          <w:szCs w:val="24"/>
-          <w:lang w:val="en-IN"/>
-        </w:rPr>
-      </w:pPr>
-    </w:p>
-    <w:p>
-      <w:pPr>
-        <w:rPr>
-          <w:rFonts w:ascii="Times New Roman" w:hAnsi="Times New Roman" w:cs="Times New Roman"/>
-          <w:b/>
-          <w:bCs/>
-          <w:sz w:val="24"/>
-          <w:szCs w:val="24"/>
-          <w:lang w:val="en-IN"/>
-        </w:rPr>
-      </w:pPr>
-    </w:p>
-    <w:p>
-      <w:pPr>
-        <w:rPr>
-          <w:rFonts w:ascii="Times New Roman" w:hAnsi="Times New Roman" w:cs="Times New Roman"/>
-          <w:b/>
-          <w:bCs/>
-          <w:sz w:val="24"/>
-          <w:szCs w:val="24"/>
-          <w:lang w:val="en-IN"/>
-        </w:rPr>
-      </w:pPr>
-    </w:p>
-    <w:p>
-      <w:pPr>
-        <w:rPr>
-          <w:rFonts w:ascii="Times New Roman" w:hAnsi="Times New Roman" w:cs="Times New Roman"/>
-          <w:b/>
-          <w:bCs/>
-          <w:sz w:val="24"/>
-          <w:szCs w:val="24"/>
-          <w:lang w:val="en-IN"/>
-        </w:rPr>
-      </w:pPr>
-      <w:r>
-        <w:rPr>
-          <w:rFonts w:ascii="Times New Roman" w:hAnsi="Times New Roman" w:cs="Times New Roman"/>
-          <w:b/>
-          <w:bCs/>
-          <w:sz w:val="24"/>
-          <w:szCs w:val="24"/>
-          <w:lang w:val="en-IN"/>
-        </w:rPr>
-        <w:t>Signature of the Student</w:t>
-      </w:r>
-      <w:r>
-        <w:rPr>
-          <w:rFonts w:ascii="Times New Roman" w:hAnsi="Times New Roman" w:cs="Times New Roman"/>
-          <w:b/>
-          <w:bCs/>
-          <w:sz w:val="24"/>
-          <w:szCs w:val="24"/>
-          <w:lang w:val="en-IN"/>
-        </w:rPr>
-        <w:tab/>
-      </w:r>
-      <w:r>
-        <w:rPr>
-          <w:rFonts w:ascii="Times New Roman" w:hAnsi="Times New Roman" w:cs="Times New Roman"/>
-          <w:b/>
-          <w:bCs/>
-          <w:sz w:val="24"/>
-          <w:szCs w:val="24"/>
-          <w:lang w:val="en-IN"/>
-        </w:rPr>
-        <w:tab/>
-      </w:r>
-      <w:r>
-        <w:rPr>
-          <w:rFonts w:ascii="Times New Roman" w:hAnsi="Times New Roman" w:cs="Times New Roman"/>
-          <w:b/>
-          <w:bCs/>
-          <w:sz w:val="24"/>
-          <w:szCs w:val="24"/>
-          <w:lang w:val="en-IN"/>
-        </w:rPr>
-        <w:tab/>
-      </w:r>
-      <w:r>
-        <w:rPr>
-          <w:rFonts w:ascii="Times New Roman" w:hAnsi="Times New Roman" w:cs="Times New Roman"/>
-          <w:b/>
-          <w:bCs/>
-          <w:sz w:val="24"/>
-          <w:szCs w:val="24"/>
-          <w:lang w:val="en-IN"/>
-        </w:rPr>
-        <w:tab/>
-      </w:r>
-      <w:r>
-        <w:rPr>
-          <w:rFonts w:ascii="Times New Roman" w:hAnsi="Times New Roman" w:cs="Times New Roman"/>
-          <w:b/>
-          <w:bCs/>
-          <w:sz w:val="24"/>
-          <w:szCs w:val="24"/>
-          <w:lang w:val="en-IN"/>
-        </w:rPr>
-        <w:tab/>
-      </w:r>
-      <w:r>
-        <w:rPr>
-          <w:rFonts w:ascii="Times New Roman" w:hAnsi="Times New Roman" w:cs="Times New Roman"/>
-          <w:b/>
-          <w:bCs/>
-          <w:sz w:val="24"/>
-          <w:szCs w:val="24"/>
-          <w:lang w:val="en-IN"/>
-        </w:rPr>
-        <w:tab/>
-        <w:t>Signature of the Guide</w:t>
-      </w:r>
-      <w:r>
-        <w:rPr>
-          <w:rFonts w:ascii="Times New Roman" w:hAnsi="Times New Roman" w:cs="Times New Roman"/>
-          <w:b/>
-          <w:bCs/>
-          <w:sz w:val="24"/>
-          <w:szCs w:val="24"/>
-          <w:lang w:val="en-IN"/>
-        </w:rPr>
-        <w:tab/>
-      </w:r>
-    </w:p>
-    <w:p>
-      <w:pPr>
-        <w:rPr>
-          <w:rFonts w:ascii="Times New Roman" w:hAnsi="Times New Roman" w:cs="Times New Roman"/>
-          <w:b/>
-          <w:bCs/>
-          <w:sz w:val="24"/>
-          <w:szCs w:val="24"/>
-          <w:lang w:val="en-IN"/>
-        </w:rPr>
-      </w:pPr>
-    </w:p>
-    <w:p>
-      <w:pPr>
-        <w:rPr>
-          <w:rFonts w:ascii="Times New Roman" w:hAnsi="Times New Roman" w:cs="Times New Roman"/>
-          <w:b/>
-          <w:bCs/>
-          <w:sz w:val="24"/>
-          <w:szCs w:val="24"/>
-          <w:lang w:val="en-IN"/>
-        </w:rPr>
-      </w:pPr>
-      <w:r>
-        <w:rPr>
-          <w:rFonts w:ascii="Times New Roman" w:hAnsi="Times New Roman" w:cs="Times New Roman"/>
-          <w:b/>
-          <w:bCs/>
-          <w:sz w:val="24"/>
-          <w:szCs w:val="24"/>
-          <w:lang w:val="en-IN"/>
-        </w:rPr>
-        <w:t>Date: ___________________</w:t>
-      </w:r>
-    </w:p>
-    <w:p>
-      <w:pPr>
-        <w:rPr>
-          <w:b/>
-          <w:bCs/>
-          <w:sz w:val="24"/>
-          <w:szCs w:val="24"/>
-          <w:lang w:val="en-IN"/>
-        </w:rPr>
-      </w:pPr>
-      <w:r>
-        <w:rPr>
-          <w:rFonts w:ascii="Times New Roman" w:hAnsi="Times New Roman" w:cs="Times New Roman"/>
-          <w:b/>
-          <w:bCs/>
-          <w:sz w:val="24"/>
-          <w:szCs w:val="24"/>
-          <w:lang w:val="en-IN"/>
-        </w:rPr>
-        <w:pict w14:anchorId="57C35D6B">
-          <v:rect id="_x0000_i1025" style="width:0;height:1.5pt" o:hralign="center" o:hrstd="t" o:hr="t" fillcolor="#a0a0a0" stroked="f"/>
-        </w:pict>
-      </w:r>
-    </w:p>
-    <w:p>
-      <w:pPr>
-        <w:rPr>
-          <w:b/>
-          <w:bCs/>
-          <w:sz w:val="24"/>
-          <w:szCs w:val="24"/>
-          <w:lang w:val="en-IN"/>
-        </w:rPr>
-      </w:pPr>
-    </w:p>
-    <w:p>
-      <w:pPr>
-        <w:rPr>
-          <w:b/>
-          <w:bCs/>
-          <w:sz w:val="24"/>
-          <w:szCs w:val="24"/>
-          <w:lang w:val="en-IN"/>
-        </w:rPr>
-      </w:pPr>
-    </w:p>
-    <w:p>
-      <w:pPr>
-        <w:rPr>
-          <w:b/>
-          <w:bCs/>
-          <w:sz w:val="24"/>
-          <w:szCs w:val="24"/>
-          <w:lang w:val="en-IN"/>
-        </w:rPr>
-      </w:pPr>
-    </w:p>
-    <w:p>
-      <w:pPr>
-        <w:rPr>
-          <w:b/>
-          <w:bCs/>
-          <w:sz w:val="24"/>
-          <w:szCs w:val="24"/>
-          <w:lang w:val="en-IN"/>
-        </w:rPr>
-      </w:pPr>
-    </w:p>
-    <w:p>
-      <w:pPr>
-        <w:rPr>
-          <w:b/>
-          <w:bCs/>
-          <w:sz w:val="24"/>
-          <w:szCs w:val="24"/>
-          <w:lang w:val="en-IN"/>
-        </w:rPr>
-      </w:pPr>
-    </w:p>
-    <w:p>
-      <w:pPr>
-        <w:rPr>
-          <w:b/>
-          <w:bCs/>
-          <w:sz w:val="24"/>
-          <w:szCs w:val="24"/>
-          <w:lang w:val="en-IN"/>
-        </w:rPr>
-      </w:pPr>
-    </w:p>
-    <w:p>
-      <w:pPr>
-        <w:rPr>
-          <w:b/>
-          <w:bCs/>
-          <w:sz w:val="24"/>
-          <w:szCs w:val="24"/>
-          <w:lang w:val="en-IN"/>
-        </w:rPr>
-      </w:pPr>
-    </w:p>
-    <w:p>
-      <w:pPr>
-        <w:rPr>
-          <w:b/>
-          <w:bCs/>
-          <w:sz w:val="24"/>
-          <w:szCs w:val="24"/>
-          <w:lang w:val="en-IN"/>
-        </w:rPr>
-      </w:pPr>
-    </w:p>
-    <w:p>
-      <w:pPr>
-        <w:rPr>
-          <w:b/>
-          <w:bCs/>
-          <w:sz w:val="24"/>
-          <w:szCs w:val="24"/>
-          <w:lang w:val="en-IN"/>
-        </w:rPr>
-      </w:pPr>
-    </w:p>
-    <w:p>
-      <w:pPr>
-        <w:rPr>
-          <w:b/>
-          <w:bCs/>
-          <w:sz w:val="24"/>
-          <w:szCs w:val="24"/>
-          <w:lang w:val="en-IN"/>
-        </w:rPr>
-      </w:pPr>
-    </w:p>
-    <w:p>
-      <w:pPr>
-        <w:rPr>
-          <w:b/>
-          <w:bCs/>
-          <w:sz w:val="24"/>
-          <w:szCs w:val="24"/>
-          <w:lang w:val="en-IN"/>
-        </w:rPr>
-      </w:pPr>
-    </w:p>
-    <w:p>
-      <w:pPr>
-        <w:rPr>
-          <w:rFonts w:ascii="Times New Roman" w:hAnsi="Times New Roman" w:cs="Times New Roman"/>
-          <w:b/>
-          <w:bCs/>
-          <w:sz w:val="24"/>
-          <w:szCs w:val="24"/>
-          <w:lang w:val="en-IN"/>
-        </w:rPr>
-      </w:pPr>
+        <w:drawing>
+          <wp:inline distT="0" distB="0" distL="0" distR="0" wp14:anchorId="54A68DBF" wp14:editId="615CD462">
+            <wp:extent cx="6080760" cy="8442960"/>
+            <wp:effectExtent l="0" t="0" r="0" b="0"/>
+            <wp:docPr id="2045370140" name="Picture 2"/>
+            <wp:cNvGraphicFramePr>
+              <a:graphicFrameLocks xmlns:a="http://schemas.openxmlformats.org/drawingml/2006/main" noChangeAspect="1"/>
+            </wp:cNvGraphicFramePr>
+            <a:graphic xmlns:a="http://schemas.openxmlformats.org/drawingml/2006/main">
+              <a:graphicData uri="http://schemas.openxmlformats.org/drawingml/2006/picture">
+                <pic:pic xmlns:pic="http://schemas.openxmlformats.org/drawingml/2006/picture">
+                  <pic:nvPicPr>
+                    <pic:cNvPr id="0" name="Picture 81"/>
+                    <pic:cNvPicPr>
+                      <a:picLocks noChangeAspect="1" noChangeArrowheads="1"/>
+                    </pic:cNvPicPr>
+                  </pic:nvPicPr>
+                  <pic:blipFill>
+                    <a:blip r:embed="rId9" cstate="print">
+                      <a:extLst>
+                        <a:ext uri="{28A0092B-C50C-407E-A947-70E740481C1C}">
+                          <a14:useLocalDpi xmlns:a14="http://schemas.microsoft.com/office/drawing/2010/main" val="0"/>
+                        </a:ext>
+                      </a:extLst>
+                    </a:blip>
+                    <a:srcRect/>
+                    <a:stretch>
+                      <a:fillRect/>
+                    </a:stretch>
+                  </pic:blipFill>
+                  <pic:spPr bwMode="auto">
+                    <a:xfrm>
+                      <a:off x="0" y="0"/>
+                      <a:ext cx="6080760" cy="8442960"/>
+                    </a:xfrm>
+                    <a:prstGeom prst="rect">
+                      <a:avLst/>
+                    </a:prstGeom>
+                    <a:noFill/>
+                    <a:ln>
+                      <a:noFill/>
+                    </a:ln>
+                  </pic:spPr>
+                </pic:pic>
+              </a:graphicData>
+            </a:graphic>
+          </wp:inline>
+        </w:drawing>
+      </w:r>
     </w:p>
     <w:p>
       <w:pPr>
         <w:ind w:left="1440"/>
         <w:rPr>
-          <w:rFonts w:ascii="Times New Roman" w:hAnsi="Times New Roman" w:cs="Times New Roman"/>
-          <w:b/>
-          <w:bCs/>
-          <w:sz w:val="40"/>
-          <w:szCs w:val="40"/>
+          <w:b/>
+          <w:bCs/>
+          <w:sz w:val="24"/>
+          <w:szCs w:val="24"/>
           <w:lang w:val="en-IN"/>
         </w:rPr>
       </w:pPr>
@@ -2300,27 +1930,16 @@
           <w:lang w:val="en-IN"/>
         </w:rPr>
       </w:pPr>
-    </w:p>
-    <w:p>
-      <w:pPr>
-        <w:rPr>
-          <w:rFonts w:ascii="Times New Roman" w:hAnsi="Times New Roman" w:cs="Times New Roman"/>
-          <w:b/>
-          <w:bCs/>
-          <w:sz w:val="24"/>
-          <w:szCs w:val="24"/>
-          <w:lang w:val="en-IN"/>
-        </w:rPr>
-      </w:pPr>
-      <w:r>
-        <w:rPr>
-          <w:rFonts w:ascii="Times New Roman" w:hAnsi="Times New Roman" w:cs="Times New Roman"/>
-          <w:b/>
-          <w:bCs/>
-          <w:sz w:val="24"/>
-          <w:szCs w:val="24"/>
-          <w:lang w:val="en-IN"/>
-        </w:rPr>
+      <w:r>
+        <w:rPr>
+          <w:rFonts w:ascii="Times New Roman" w:hAnsi="Times New Roman" w:cs="Times New Roman"/>
+          <w:b/>
+          <w:bCs/>
+          <w:sz w:val="24"/>
+          <w:szCs w:val="24"/>
+          <w:lang w:val="en-IN"/>
+        </w:rPr>
+        <w:lastRenderedPageBreak/>
         <w:t>The implementation process consists of the following phases:</w:t>
       </w:r>
     </w:p>
@@ -3012,7 +2631,6 @@
           <w:szCs w:val="24"/>
           <w:lang w:val="en-IN"/>
         </w:rPr>
-        <w:lastRenderedPageBreak/>
         <w:t>Scikit-Learn</w:t>
       </w:r>
     </w:p>
@@ -3038,6 +2656,7 @@
           <w:u w:val="single"/>
           <w:lang w:val="en-IN"/>
         </w:rPr>
+        <w:lastRenderedPageBreak/>
         <w:t>Testing Technologies Used</w:t>
       </w:r>
     </w:p>
@@ -3488,18 +3107,6 @@
     </w:p>
     <w:p>
       <w:pPr>
-        <w:rPr>
-          <w:rFonts w:ascii="Times New Roman" w:hAnsi="Times New Roman" w:cs="Times New Roman"/>
-          <w:b/>
-          <w:bCs/>
-          <w:sz w:val="24"/>
-          <w:szCs w:val="24"/>
-          <w:lang w:val="en-IN"/>
-        </w:rPr>
-      </w:pPr>
-    </w:p>
-    <w:p>
-      <w:pPr>
         <w:ind w:left="2160" w:firstLine="720"/>
         <w:rPr>
           <w:rFonts w:ascii="Times New Roman" w:hAnsi="Times New Roman" w:cs="Times New Roman"/>
@@ -3519,6 +3126,7 @@
           <w:szCs w:val="40"/>
           <w:lang w:val="en-IN"/>
         </w:rPr>
+        <w:lastRenderedPageBreak/>
         <w:t>5. MAIN REPORT</w:t>
       </w:r>
     </w:p>
@@ -4025,7 +3633,6 @@
           <w:szCs w:val="24"/>
           <w:lang w:val="en-IN"/>
         </w:rPr>
-        <w:lastRenderedPageBreak/>
         <w:t>To provide a modern and user-friendly dashboard interface for system monitoring.</w:t>
       </w:r>
     </w:p>
@@ -4051,6 +3658,7 @@
           <w:u w:val="single"/>
           <w:lang w:val="en-IN"/>
         </w:rPr>
+        <w:lastRenderedPageBreak/>
         <w:t>1.3 Scope of the Project</w:t>
       </w:r>
     </w:p>
@@ -4702,7 +4310,6 @@
           <w:szCs w:val="24"/>
           <w:lang w:val="en-IN"/>
         </w:rPr>
-        <w:lastRenderedPageBreak/>
         <w:t>User-friendly interface for easy monitoring.</w:t>
       </w:r>
     </w:p>
@@ -4741,6 +4348,7 @@
           <w:u w:val="single"/>
           <w:lang w:val="en-IN"/>
         </w:rPr>
+        <w:lastRenderedPageBreak/>
         <w:t>1.5 Conclusion</w:t>
       </w:r>
     </w:p>
@@ -5015,6 +4623,32 @@
           <w:bCs/>
           <w:sz w:val="24"/>
           <w:szCs w:val="24"/>
+          <w:lang w:val="en-IN"/>
+        </w:rPr>
+      </w:pPr>
+    </w:p>
+    <w:p>
+      <w:pPr>
+        <w:ind w:left="720" w:firstLine="720"/>
+        <w:rPr>
+          <w:rFonts w:ascii="Times New Roman" w:hAnsi="Times New Roman" w:cs="Times New Roman"/>
+          <w:b/>
+          <w:bCs/>
+          <w:sz w:val="40"/>
+          <w:szCs w:val="40"/>
+          <w:lang w:val="en-IN"/>
+        </w:rPr>
+      </w:pPr>
+    </w:p>
+    <w:p>
+      <w:pPr>
+        <w:ind w:left="720" w:firstLine="720"/>
+        <w:rPr>
+          <w:rFonts w:ascii="Times New Roman" w:hAnsi="Times New Roman" w:cs="Times New Roman"/>
+          <w:b/>
+          <w:bCs/>
+          <w:sz w:val="40"/>
+          <w:szCs w:val="40"/>
           <w:lang w:val="en-IN"/>
         </w:rPr>
       </w:pPr>
@@ -10056,7 +9690,7 @@
           <w:lang w:val="en-IN"/>
         </w:rPr>
         <w:pict w14:anchorId="1C6077CD">
-          <v:rect id="_x0000_i1026" style="width:0;height:1.5pt" o:hralign="center" o:hrstd="t" o:hr="t" fillcolor="#a0a0a0" stroked="f"/>
+          <v:rect id="_x0000_i1025" style="width:0;height:1.5pt" o:hralign="center" o:hrstd="t" o:hr="t" fillcolor="#a0a0a0" stroked="f"/>
         </w:pict>
       </w:r>
     </w:p>
@@ -10690,7 +10324,7 @@
           <w:lang w:val="en-IN"/>
         </w:rPr>
         <w:pict w14:anchorId="3BE0AED1">
-          <v:rect id="_x0000_i1027" style="width:0;height:1.5pt" o:hralign="center" o:hrstd="t" o:hr="t" fillcolor="#a0a0a0" stroked="f"/>
+          <v:rect id="_x0000_i1026" style="width:0;height:1.5pt" o:hralign="center" o:hrstd="t" o:hr="t" fillcolor="#a0a0a0" stroked="f"/>
         </w:pict>
       </w:r>
     </w:p>
@@ -11042,7 +10676,7 @@
           <w:lang w:val="en-IN"/>
         </w:rPr>
         <w:pict w14:anchorId="359F5C5F">
-          <v:rect id="_x0000_i1028" style="width:0;height:1.5pt" o:hralign="center" o:hrstd="t" o:hr="t" fillcolor="#a0a0a0" stroked="f"/>
+          <v:rect id="_x0000_i1027" style="width:0;height:1.5pt" o:hralign="center" o:hrstd="t" o:hr="t" fillcolor="#a0a0a0" stroked="f"/>
         </w:pict>
       </w:r>
     </w:p>
@@ -12217,7 +11851,7 @@
           <w:lang w:val="en-IN"/>
         </w:rPr>
         <w:pict w14:anchorId="3DA77730">
-          <v:rect id="_x0000_i1029" style="width:0;height:1.5pt" o:hralign="center" o:hrstd="t" o:hr="t" fillcolor="#a0a0a0" stroked="f"/>
+          <v:rect id="_x0000_i1028" style="width:0;height:1.5pt" o:hralign="center" o:hrstd="t" o:hr="t" fillcolor="#a0a0a0" stroked="f"/>
         </w:pict>
       </w:r>
     </w:p>
@@ -12686,7 +12320,7 @@
           <w:lang w:val="en-IN"/>
         </w:rPr>
         <w:pict w14:anchorId="5C943BA3">
-          <v:rect id="_x0000_i1030" style="width:0;height:1.5pt" o:hralign="center" o:hrstd="t" o:hr="t" fillcolor="#a0a0a0" stroked="f"/>
+          <v:rect id="_x0000_i1029" style="width:0;height:1.5pt" o:hralign="center" o:hrstd="t" o:hr="t" fillcolor="#a0a0a0" stroked="f"/>
         </w:pict>
       </w:r>
       <w:r>
@@ -13686,7 +13320,7 @@
           <w:lang w:val="en-IN"/>
         </w:rPr>
         <w:pict w14:anchorId="3DC0B5D4">
-          <v:rect id="_x0000_i1031" style="width:0;height:1.5pt" o:hralign="center" o:hrstd="t" o:hr="t" fillcolor="#a0a0a0" stroked="f"/>
+          <v:rect id="_x0000_i1030" style="width:0;height:1.5pt" o:hralign="center" o:hrstd="t" o:hr="t" fillcolor="#a0a0a0" stroked="f"/>
         </w:pict>
       </w:r>
     </w:p>
@@ -14073,7 +13707,7 @@
           <w:lang w:val="en-IN"/>
         </w:rPr>
         <w:pict w14:anchorId="250C6926">
-          <v:rect id="_x0000_i1032" style="width:0;height:1.5pt" o:hralign="center" o:hrstd="t" o:hr="t" fillcolor="#a0a0a0" stroked="f"/>
+          <v:rect id="_x0000_i1031" style="width:0;height:1.5pt" o:hralign="center" o:hrstd="t" o:hr="t" fillcolor="#a0a0a0" stroked="f"/>
         </w:pict>
       </w:r>
     </w:p>
@@ -15302,7 +14936,7 @@
           <w:lang w:val="en-IN"/>
         </w:rPr>
         <w:pict w14:anchorId="682A9631">
-          <v:rect id="_x0000_i1033" style="width:0;height:1.5pt" o:hralign="center" o:hrstd="t" o:hr="t" fillcolor="#a0a0a0" stroked="f"/>
+          <v:rect id="_x0000_i1032" style="width:0;height:1.5pt" o:hralign="center" o:hrstd="t" o:hr="t" fillcolor="#a0a0a0" stroked="f"/>
         </w:pict>
       </w:r>
     </w:p>
@@ -15560,7 +15194,7 @@
           <w:lang w:val="en-IN"/>
         </w:rPr>
         <w:pict w14:anchorId="44D0C944">
-          <v:rect id="_x0000_i1034" style="width:0;height:1.5pt" o:hralign="center" o:hrstd="t" o:hr="t" fillcolor="#a0a0a0" stroked="f"/>
+          <v:rect id="_x0000_i1033" style="width:0;height:1.5pt" o:hralign="center" o:hrstd="t" o:hr="t" fillcolor="#a0a0a0" stroked="f"/>
         </w:pict>
       </w:r>
     </w:p>
@@ -16092,7 +15726,7 @@
           <w:lang w:val="en-IN"/>
         </w:rPr>
         <w:pict w14:anchorId="5F8A3ED5">
-          <v:rect id="_x0000_i1035" style="width:0;height:1.5pt" o:hralign="center" o:hrstd="t" o:hr="t" fillcolor="#a0a0a0" stroked="f"/>
+          <v:rect id="_x0000_i1034" style="width:0;height:1.5pt" o:hralign="center" o:hrstd="t" o:hr="t" fillcolor="#a0a0a0" stroked="f"/>
         </w:pict>
       </w:r>
     </w:p>
@@ -16428,7 +16062,7 @@
           <w:lang w:val="en-IN"/>
         </w:rPr>
         <w:pict w14:anchorId="5599485F">
-          <v:rect id="_x0000_i1036" style="width:0;height:1.5pt" o:hralign="center" o:hrstd="t" o:hr="t" fillcolor="#a0a0a0" stroked="f"/>
+          <v:rect id="_x0000_i1035" style="width:0;height:1.5pt" o:hralign="center" o:hrstd="t" o:hr="t" fillcolor="#a0a0a0" stroked="f"/>
         </w:pict>
       </w:r>
     </w:p>
@@ -17105,7 +16739,7 @@
           <w:lang w:val="en-IN"/>
         </w:rPr>
         <w:pict w14:anchorId="747A39ED">
-          <v:rect id="_x0000_i1037" style="width:0;height:1.5pt" o:hralign="center" o:hrstd="t" o:hr="t" fillcolor="#a0a0a0" stroked="f"/>
+          <v:rect id="_x0000_i1036" style="width:0;height:1.5pt" o:hralign="center" o:hrstd="t" o:hr="t" fillcolor="#a0a0a0" stroked="f"/>
         </w:pict>
       </w:r>
     </w:p>
@@ -17894,7 +17528,7 @@
           <w:lang w:val="en-IN"/>
         </w:rPr>
         <w:pict w14:anchorId="100D3C00">
-          <v:rect id="_x0000_i1038" style="width:0;height:1.5pt" o:hralign="center" o:hrstd="t" o:hr="t" fillcolor="#a0a0a0" stroked="f"/>
+          <v:rect id="_x0000_i1037" style="width:0;height:1.5pt" o:hralign="center" o:hrstd="t" o:hr="t" fillcolor="#a0a0a0" stroked="f"/>
         </w:pict>
       </w:r>
     </w:p>
@@ -18183,7 +17817,7 @@
           <w:lang w:val="en-IN"/>
         </w:rPr>
         <w:pict w14:anchorId="66C38C10">
-          <v:rect id="_x0000_i1039" style="width:0;height:1.5pt" o:hralign="center" o:hrstd="t" o:hr="t" fillcolor="#a0a0a0" stroked="f"/>
+          <v:rect id="_x0000_i1038" style="width:0;height:1.5pt" o:hralign="center" o:hrstd="t" o:hr="t" fillcolor="#a0a0a0" stroked="f"/>
         </w:pict>
       </w:r>
     </w:p>
@@ -18419,7 +18053,7 @@
           <w:lang w:val="en-IN"/>
         </w:rPr>
         <w:pict w14:anchorId="76E12743">
-          <v:rect id="_x0000_i1040" style="width:0;height:1.5pt" o:hralign="center" o:hrstd="t" o:hr="t" fillcolor="#a0a0a0" stroked="f"/>
+          <v:rect id="_x0000_i1039" style="width:0;height:1.5pt" o:hralign="center" o:hrstd="t" o:hr="t" fillcolor="#a0a0a0" stroked="f"/>
         </w:pict>
       </w:r>
     </w:p>
@@ -18954,7 +18588,7 @@
           <w:lang w:val="en-IN"/>
         </w:rPr>
         <w:pict w14:anchorId="56DD8A5A">
-          <v:rect id="_x0000_i1041" style="width:0;height:1.5pt" o:hralign="center" o:hrstd="t" o:hr="t" fillcolor="#a0a0a0" stroked="f"/>
+          <v:rect id="_x0000_i1040" style="width:0;height:1.5pt" o:hralign="center" o:hrstd="t" o:hr="t" fillcolor="#a0a0a0" stroked="f"/>
         </w:pict>
       </w:r>
     </w:p>
@@ -19832,7 +19466,7 @@
           <w:lang w:val="en-IN"/>
         </w:rPr>
         <w:pict w14:anchorId="0C1170E5">
-          <v:rect id="_x0000_i1042" style="width:0;height:1.5pt" o:hralign="center" o:hrstd="t" o:hr="t" fillcolor="#a0a0a0" stroked="f"/>
+          <v:rect id="_x0000_i1041" style="width:0;height:1.5pt" o:hralign="center" o:hrstd="t" o:hr="t" fillcolor="#a0a0a0" stroked="f"/>
         </w:pict>
       </w:r>
     </w:p>
@@ -20435,7 +20069,7 @@
           <w:lang w:val="en-IN"/>
         </w:rPr>
         <w:pict w14:anchorId="1424BEA3">
-          <v:rect id="_x0000_i1043" style="width:0;height:1.5pt" o:hralign="center" o:hrstd="t" o:hr="t" fillcolor="#a0a0a0" stroked="f"/>
+          <v:rect id="_x0000_i1042" style="width:0;height:1.5pt" o:hralign="center" o:hrstd="t" o:hr="t" fillcolor="#a0a0a0" stroked="f"/>
         </w:pict>
       </w:r>
     </w:p>
@@ -21063,7 +20697,7 @@
           <w:lang w:val="en-IN"/>
         </w:rPr>
         <w:pict w14:anchorId="60B22497">
-          <v:rect id="_x0000_i1044" style="width:0;height:1.5pt" o:hralign="center" o:hrstd="t" o:hr="t" fillcolor="#a0a0a0" stroked="f"/>
+          <v:rect id="_x0000_i1043" style="width:0;height:1.5pt" o:hralign="center" o:hrstd="t" o:hr="t" fillcolor="#a0a0a0" stroked="f"/>
         </w:pict>
       </w:r>
     </w:p>
@@ -21579,7 +21213,7 @@
           <w:lang w:val="en-IN"/>
         </w:rPr>
         <w:pict w14:anchorId="2D32A998">
-          <v:rect id="_x0000_i1045" style="width:0;height:1.5pt" o:hralign="center" o:hrstd="t" o:hr="t" fillcolor="#a0a0a0" stroked="f"/>
+          <v:rect id="_x0000_i1044" style="width:0;height:1.5pt" o:hralign="center" o:hrstd="t" o:hr="t" fillcolor="#a0a0a0" stroked="f"/>
         </w:pict>
       </w:r>
     </w:p>
@@ -22183,7 +21817,7 @@
           <w:lang w:val="en-IN"/>
         </w:rPr>
         <w:pict w14:anchorId="0BA105E9">
-          <v:rect id="_x0000_i1046" style="width:0;height:1.5pt" o:hralign="center" o:hrstd="t" o:hr="t" fillcolor="#a0a0a0" stroked="f"/>
+          <v:rect id="_x0000_i1045" style="width:0;height:1.5pt" o:hralign="center" o:hrstd="t" o:hr="t" fillcolor="#a0a0a0" stroked="f"/>
         </w:pict>
       </w:r>
     </w:p>
@@ -22806,7 +22440,7 @@
           <w:lang w:val="en-IN"/>
         </w:rPr>
         <w:pict w14:anchorId="3B6C7F61">
-          <v:rect id="_x0000_i1047" style="width:0;height:1.5pt" o:hralign="center" o:hrstd="t" o:hr="t" fillcolor="#a0a0a0" stroked="f"/>
+          <v:rect id="_x0000_i1046" style="width:0;height:1.5pt" o:hralign="center" o:hrstd="t" o:hr="t" fillcolor="#a0a0a0" stroked="f"/>
         </w:pict>
       </w:r>
     </w:p>
@@ -23156,7 +22790,7 @@
           <w:lang w:val="en-IN"/>
         </w:rPr>
         <w:pict w14:anchorId="4C5F8DDF">
-          <v:rect id="_x0000_i1048" style="width:0;height:1.5pt" o:hralign="center" o:hrstd="t" o:hr="t" fillcolor="#a0a0a0" stroked="f"/>
+          <v:rect id="_x0000_i1047" style="width:0;height:1.5pt" o:hralign="center" o:hrstd="t" o:hr="t" fillcolor="#a0a0a0" stroked="f"/>
         </w:pict>
       </w:r>
     </w:p>
@@ -23565,7 +23199,7 @@
           <w:lang w:val="en-IN"/>
         </w:rPr>
         <w:pict w14:anchorId="02A4A36A">
-          <v:rect id="_x0000_i1049" style="width:0;height:1.5pt" o:hralign="center" o:hrstd="t" o:hr="t" fillcolor="#a0a0a0" stroked="f"/>
+          <v:rect id="_x0000_i1048" style="width:0;height:1.5pt" o:hralign="center" o:hrstd="t" o:hr="t" fillcolor="#a0a0a0" stroked="f"/>
         </w:pict>
       </w:r>
     </w:p>
@@ -24021,308 +23655,308 @@
           <w:lang w:val="en-IN"/>
         </w:rPr>
         <w:pict w14:anchorId="011DB95B">
+          <v:rect id="_x0000_i1049" style="width:0;height:1.5pt" o:hralign="center" o:hrstd="t" o:hr="t" fillcolor="#a0a0a0" stroked="f"/>
+        </w:pict>
+      </w:r>
+    </w:p>
+    <w:p>
+      <w:pPr>
+        <w:rPr>
+          <w:rFonts w:ascii="Times New Roman" w:hAnsi="Times New Roman" w:cs="Times New Roman"/>
+          <w:b/>
+          <w:bCs/>
+          <w:sz w:val="24"/>
+          <w:szCs w:val="24"/>
+          <w:lang w:val="en-IN"/>
+        </w:rPr>
+      </w:pPr>
+      <w:r>
+        <w:rPr>
+          <w:rFonts w:ascii="Times New Roman" w:hAnsi="Times New Roman" w:cs="Times New Roman"/>
+          <w:b/>
+          <w:bCs/>
+          <w:sz w:val="24"/>
+          <w:szCs w:val="24"/>
+          <w:lang w:val="en-IN"/>
+        </w:rPr>
+        <w:t>Figure 7.1: Waterfall Model</w:t>
+      </w:r>
+    </w:p>
+    <w:p>
+      <w:pPr>
+        <w:rPr>
+          <w:rFonts w:ascii="Times New Roman" w:hAnsi="Times New Roman" w:cs="Times New Roman"/>
+          <w:b/>
+          <w:bCs/>
+          <w:sz w:val="24"/>
+          <w:szCs w:val="24"/>
+          <w:lang w:val="en-IN"/>
+        </w:rPr>
+      </w:pPr>
+      <w:r>
+        <w:rPr>
+          <w:rFonts w:ascii="Times New Roman" w:hAnsi="Times New Roman" w:cs="Times New Roman"/>
+          <w:b/>
+          <w:bCs/>
+          <w:sz w:val="24"/>
+          <w:szCs w:val="24"/>
+          <w:lang w:val="en-IN"/>
+        </w:rPr>
+        <w:t>Requirement Analysis</w:t>
+      </w:r>
+    </w:p>
+    <w:p>
+      <w:pPr>
+        <w:rPr>
+          <w:rFonts w:ascii="Times New Roman" w:hAnsi="Times New Roman" w:cs="Times New Roman"/>
+          <w:b/>
+          <w:bCs/>
+          <w:sz w:val="24"/>
+          <w:szCs w:val="24"/>
+          <w:lang w:val="en-IN"/>
+        </w:rPr>
+      </w:pPr>
+      <w:r>
+        <w:rPr>
+          <w:rFonts w:ascii="Times New Roman" w:hAnsi="Times New Roman" w:cs="Times New Roman"/>
+          <w:b/>
+          <w:bCs/>
+          <w:sz w:val="24"/>
+          <w:szCs w:val="24"/>
+          <w:lang w:val="en-IN"/>
+        </w:rPr>
+        <w:t xml:space="preserve">         ↓</w:t>
+      </w:r>
+    </w:p>
+    <w:p>
+      <w:pPr>
+        <w:rPr>
+          <w:rFonts w:ascii="Times New Roman" w:hAnsi="Times New Roman" w:cs="Times New Roman"/>
+          <w:b/>
+          <w:bCs/>
+          <w:sz w:val="24"/>
+          <w:szCs w:val="24"/>
+          <w:lang w:val="en-IN"/>
+        </w:rPr>
+      </w:pPr>
+      <w:r>
+        <w:rPr>
+          <w:rFonts w:ascii="Times New Roman" w:hAnsi="Times New Roman" w:cs="Times New Roman"/>
+          <w:b/>
+          <w:bCs/>
+          <w:sz w:val="24"/>
+          <w:szCs w:val="24"/>
+          <w:lang w:val="en-IN"/>
+        </w:rPr>
+        <w:t>System Design</w:t>
+      </w:r>
+    </w:p>
+    <w:p>
+      <w:pPr>
+        <w:rPr>
+          <w:rFonts w:ascii="Times New Roman" w:hAnsi="Times New Roman" w:cs="Times New Roman"/>
+          <w:b/>
+          <w:bCs/>
+          <w:sz w:val="24"/>
+          <w:szCs w:val="24"/>
+          <w:lang w:val="en-IN"/>
+        </w:rPr>
+      </w:pPr>
+      <w:r>
+        <w:rPr>
+          <w:rFonts w:ascii="Times New Roman" w:hAnsi="Times New Roman" w:cs="Times New Roman"/>
+          <w:b/>
+          <w:bCs/>
+          <w:sz w:val="24"/>
+          <w:szCs w:val="24"/>
+          <w:lang w:val="en-IN"/>
+        </w:rPr>
+        <w:t xml:space="preserve">         ↓</w:t>
+      </w:r>
+    </w:p>
+    <w:p>
+      <w:pPr>
+        <w:rPr>
+          <w:rFonts w:ascii="Times New Roman" w:hAnsi="Times New Roman" w:cs="Times New Roman"/>
+          <w:b/>
+          <w:bCs/>
+          <w:sz w:val="24"/>
+          <w:szCs w:val="24"/>
+          <w:lang w:val="en-IN"/>
+        </w:rPr>
+      </w:pPr>
+      <w:r>
+        <w:rPr>
+          <w:rFonts w:ascii="Times New Roman" w:hAnsi="Times New Roman" w:cs="Times New Roman"/>
+          <w:b/>
+          <w:bCs/>
+          <w:sz w:val="24"/>
+          <w:szCs w:val="24"/>
+          <w:lang w:val="en-IN"/>
+        </w:rPr>
+        <w:t>Development</w:t>
+      </w:r>
+    </w:p>
+    <w:p>
+      <w:pPr>
+        <w:rPr>
+          <w:rFonts w:ascii="Times New Roman" w:hAnsi="Times New Roman" w:cs="Times New Roman"/>
+          <w:b/>
+          <w:bCs/>
+          <w:sz w:val="24"/>
+          <w:szCs w:val="24"/>
+          <w:lang w:val="en-IN"/>
+        </w:rPr>
+      </w:pPr>
+      <w:r>
+        <w:rPr>
+          <w:rFonts w:ascii="Times New Roman" w:hAnsi="Times New Roman" w:cs="Times New Roman"/>
+          <w:b/>
+          <w:bCs/>
+          <w:sz w:val="24"/>
+          <w:szCs w:val="24"/>
+          <w:lang w:val="en-IN"/>
+        </w:rPr>
+        <w:t xml:space="preserve">         ↓</w:t>
+      </w:r>
+    </w:p>
+    <w:p>
+      <w:pPr>
+        <w:rPr>
+          <w:rFonts w:ascii="Times New Roman" w:hAnsi="Times New Roman" w:cs="Times New Roman"/>
+          <w:b/>
+          <w:bCs/>
+          <w:sz w:val="24"/>
+          <w:szCs w:val="24"/>
+          <w:lang w:val="en-IN"/>
+        </w:rPr>
+      </w:pPr>
+      <w:r>
+        <w:rPr>
+          <w:rFonts w:ascii="Times New Roman" w:hAnsi="Times New Roman" w:cs="Times New Roman"/>
+          <w:b/>
+          <w:bCs/>
+          <w:sz w:val="24"/>
+          <w:szCs w:val="24"/>
+          <w:lang w:val="en-IN"/>
+        </w:rPr>
+        <w:t>Testing</w:t>
+      </w:r>
+    </w:p>
+    <w:p>
+      <w:pPr>
+        <w:rPr>
+          <w:rFonts w:ascii="Times New Roman" w:hAnsi="Times New Roman" w:cs="Times New Roman"/>
+          <w:b/>
+          <w:bCs/>
+          <w:sz w:val="24"/>
+          <w:szCs w:val="24"/>
+          <w:lang w:val="en-IN"/>
+        </w:rPr>
+      </w:pPr>
+      <w:r>
+        <w:rPr>
+          <w:rFonts w:ascii="Times New Roman" w:hAnsi="Times New Roman" w:cs="Times New Roman"/>
+          <w:b/>
+          <w:bCs/>
+          <w:sz w:val="24"/>
+          <w:szCs w:val="24"/>
+          <w:lang w:val="en-IN"/>
+        </w:rPr>
+        <w:t xml:space="preserve">         ↓</w:t>
+      </w:r>
+    </w:p>
+    <w:p>
+      <w:pPr>
+        <w:rPr>
+          <w:rFonts w:ascii="Times New Roman" w:hAnsi="Times New Roman" w:cs="Times New Roman"/>
+          <w:b/>
+          <w:bCs/>
+          <w:sz w:val="24"/>
+          <w:szCs w:val="24"/>
+          <w:lang w:val="en-IN"/>
+        </w:rPr>
+      </w:pPr>
+      <w:r>
+        <w:rPr>
+          <w:rFonts w:ascii="Times New Roman" w:hAnsi="Times New Roman" w:cs="Times New Roman"/>
+          <w:b/>
+          <w:bCs/>
+          <w:sz w:val="24"/>
+          <w:szCs w:val="24"/>
+          <w:lang w:val="en-IN"/>
+        </w:rPr>
+        <w:t>Deployment</w:t>
+      </w:r>
+    </w:p>
+    <w:p>
+      <w:pPr>
+        <w:rPr>
+          <w:rFonts w:ascii="Times New Roman" w:hAnsi="Times New Roman" w:cs="Times New Roman"/>
+          <w:b/>
+          <w:bCs/>
+          <w:sz w:val="24"/>
+          <w:szCs w:val="24"/>
+          <w:lang w:val="en-IN"/>
+        </w:rPr>
+      </w:pPr>
+      <w:r>
+        <w:rPr>
+          <w:rFonts w:ascii="Times New Roman" w:hAnsi="Times New Roman" w:cs="Times New Roman"/>
+          <w:b/>
+          <w:bCs/>
+          <w:sz w:val="24"/>
+          <w:szCs w:val="24"/>
+          <w:lang w:val="en-IN"/>
+        </w:rPr>
+        <w:t xml:space="preserve">         ↓</w:t>
+      </w:r>
+    </w:p>
+    <w:p>
+      <w:pPr>
+        <w:rPr>
+          <w:rFonts w:ascii="Times New Roman" w:hAnsi="Times New Roman" w:cs="Times New Roman"/>
+          <w:b/>
+          <w:bCs/>
+          <w:sz w:val="24"/>
+          <w:szCs w:val="24"/>
+          <w:lang w:val="en-IN"/>
+        </w:rPr>
+      </w:pPr>
+      <w:r>
+        <w:rPr>
+          <w:rFonts w:ascii="Times New Roman" w:hAnsi="Times New Roman" w:cs="Times New Roman"/>
+          <w:b/>
+          <w:bCs/>
+          <w:sz w:val="24"/>
+          <w:szCs w:val="24"/>
+          <w:lang w:val="en-IN"/>
+        </w:rPr>
+        <w:t>Maintenance</w:t>
+      </w:r>
+    </w:p>
+    <w:p>
+      <w:pPr>
+        <w:rPr>
+          <w:rFonts w:ascii="Times New Roman" w:hAnsi="Times New Roman" w:cs="Times New Roman"/>
+          <w:b/>
+          <w:bCs/>
+          <w:sz w:val="24"/>
+          <w:szCs w:val="24"/>
+          <w:lang w:val="en-IN"/>
+        </w:rPr>
+      </w:pPr>
+      <w:r>
+        <w:rPr>
+          <w:rFonts w:ascii="Times New Roman" w:hAnsi="Times New Roman" w:cs="Times New Roman"/>
+          <w:b/>
+          <w:bCs/>
+          <w:sz w:val="24"/>
+          <w:szCs w:val="24"/>
+          <w:lang w:val="en-IN"/>
+        </w:rPr>
+        <w:pict w14:anchorId="6C5C931A">
           <v:rect id="_x0000_i1050" style="width:0;height:1.5pt" o:hralign="center" o:hrstd="t" o:hr="t" fillcolor="#a0a0a0" stroked="f"/>
-        </w:pict>
-      </w:r>
-    </w:p>
-    <w:p>
-      <w:pPr>
-        <w:rPr>
-          <w:rFonts w:ascii="Times New Roman" w:hAnsi="Times New Roman" w:cs="Times New Roman"/>
-          <w:b/>
-          <w:bCs/>
-          <w:sz w:val="24"/>
-          <w:szCs w:val="24"/>
-          <w:lang w:val="en-IN"/>
-        </w:rPr>
-      </w:pPr>
-      <w:r>
-        <w:rPr>
-          <w:rFonts w:ascii="Times New Roman" w:hAnsi="Times New Roman" w:cs="Times New Roman"/>
-          <w:b/>
-          <w:bCs/>
-          <w:sz w:val="24"/>
-          <w:szCs w:val="24"/>
-          <w:lang w:val="en-IN"/>
-        </w:rPr>
-        <w:t>Figure 7.1: Waterfall Model</w:t>
-      </w:r>
-    </w:p>
-    <w:p>
-      <w:pPr>
-        <w:rPr>
-          <w:rFonts w:ascii="Times New Roman" w:hAnsi="Times New Roman" w:cs="Times New Roman"/>
-          <w:b/>
-          <w:bCs/>
-          <w:sz w:val="24"/>
-          <w:szCs w:val="24"/>
-          <w:lang w:val="en-IN"/>
-        </w:rPr>
-      </w:pPr>
-      <w:r>
-        <w:rPr>
-          <w:rFonts w:ascii="Times New Roman" w:hAnsi="Times New Roman" w:cs="Times New Roman"/>
-          <w:b/>
-          <w:bCs/>
-          <w:sz w:val="24"/>
-          <w:szCs w:val="24"/>
-          <w:lang w:val="en-IN"/>
-        </w:rPr>
-        <w:t>Requirement Analysis</w:t>
-      </w:r>
-    </w:p>
-    <w:p>
-      <w:pPr>
-        <w:rPr>
-          <w:rFonts w:ascii="Times New Roman" w:hAnsi="Times New Roman" w:cs="Times New Roman"/>
-          <w:b/>
-          <w:bCs/>
-          <w:sz w:val="24"/>
-          <w:szCs w:val="24"/>
-          <w:lang w:val="en-IN"/>
-        </w:rPr>
-      </w:pPr>
-      <w:r>
-        <w:rPr>
-          <w:rFonts w:ascii="Times New Roman" w:hAnsi="Times New Roman" w:cs="Times New Roman"/>
-          <w:b/>
-          <w:bCs/>
-          <w:sz w:val="24"/>
-          <w:szCs w:val="24"/>
-          <w:lang w:val="en-IN"/>
-        </w:rPr>
-        <w:t xml:space="preserve">         ↓</w:t>
-      </w:r>
-    </w:p>
-    <w:p>
-      <w:pPr>
-        <w:rPr>
-          <w:rFonts w:ascii="Times New Roman" w:hAnsi="Times New Roman" w:cs="Times New Roman"/>
-          <w:b/>
-          <w:bCs/>
-          <w:sz w:val="24"/>
-          <w:szCs w:val="24"/>
-          <w:lang w:val="en-IN"/>
-        </w:rPr>
-      </w:pPr>
-      <w:r>
-        <w:rPr>
-          <w:rFonts w:ascii="Times New Roman" w:hAnsi="Times New Roman" w:cs="Times New Roman"/>
-          <w:b/>
-          <w:bCs/>
-          <w:sz w:val="24"/>
-          <w:szCs w:val="24"/>
-          <w:lang w:val="en-IN"/>
-        </w:rPr>
-        <w:t>System Design</w:t>
-      </w:r>
-    </w:p>
-    <w:p>
-      <w:pPr>
-        <w:rPr>
-          <w:rFonts w:ascii="Times New Roman" w:hAnsi="Times New Roman" w:cs="Times New Roman"/>
-          <w:b/>
-          <w:bCs/>
-          <w:sz w:val="24"/>
-          <w:szCs w:val="24"/>
-          <w:lang w:val="en-IN"/>
-        </w:rPr>
-      </w:pPr>
-      <w:r>
-        <w:rPr>
-          <w:rFonts w:ascii="Times New Roman" w:hAnsi="Times New Roman" w:cs="Times New Roman"/>
-          <w:b/>
-          <w:bCs/>
-          <w:sz w:val="24"/>
-          <w:szCs w:val="24"/>
-          <w:lang w:val="en-IN"/>
-        </w:rPr>
-        <w:t xml:space="preserve">         ↓</w:t>
-      </w:r>
-    </w:p>
-    <w:p>
-      <w:pPr>
-        <w:rPr>
-          <w:rFonts w:ascii="Times New Roman" w:hAnsi="Times New Roman" w:cs="Times New Roman"/>
-          <w:b/>
-          <w:bCs/>
-          <w:sz w:val="24"/>
-          <w:szCs w:val="24"/>
-          <w:lang w:val="en-IN"/>
-        </w:rPr>
-      </w:pPr>
-      <w:r>
-        <w:rPr>
-          <w:rFonts w:ascii="Times New Roman" w:hAnsi="Times New Roman" w:cs="Times New Roman"/>
-          <w:b/>
-          <w:bCs/>
-          <w:sz w:val="24"/>
-          <w:szCs w:val="24"/>
-          <w:lang w:val="en-IN"/>
-        </w:rPr>
-        <w:t>Development</w:t>
-      </w:r>
-    </w:p>
-    <w:p>
-      <w:pPr>
-        <w:rPr>
-          <w:rFonts w:ascii="Times New Roman" w:hAnsi="Times New Roman" w:cs="Times New Roman"/>
-          <w:b/>
-          <w:bCs/>
-          <w:sz w:val="24"/>
-          <w:szCs w:val="24"/>
-          <w:lang w:val="en-IN"/>
-        </w:rPr>
-      </w:pPr>
-      <w:r>
-        <w:rPr>
-          <w:rFonts w:ascii="Times New Roman" w:hAnsi="Times New Roman" w:cs="Times New Roman"/>
-          <w:b/>
-          <w:bCs/>
-          <w:sz w:val="24"/>
-          <w:szCs w:val="24"/>
-          <w:lang w:val="en-IN"/>
-        </w:rPr>
-        <w:t xml:space="preserve">         ↓</w:t>
-      </w:r>
-    </w:p>
-    <w:p>
-      <w:pPr>
-        <w:rPr>
-          <w:rFonts w:ascii="Times New Roman" w:hAnsi="Times New Roman" w:cs="Times New Roman"/>
-          <w:b/>
-          <w:bCs/>
-          <w:sz w:val="24"/>
-          <w:szCs w:val="24"/>
-          <w:lang w:val="en-IN"/>
-        </w:rPr>
-      </w:pPr>
-      <w:r>
-        <w:rPr>
-          <w:rFonts w:ascii="Times New Roman" w:hAnsi="Times New Roman" w:cs="Times New Roman"/>
-          <w:b/>
-          <w:bCs/>
-          <w:sz w:val="24"/>
-          <w:szCs w:val="24"/>
-          <w:lang w:val="en-IN"/>
-        </w:rPr>
-        <w:t>Testing</w:t>
-      </w:r>
-    </w:p>
-    <w:p>
-      <w:pPr>
-        <w:rPr>
-          <w:rFonts w:ascii="Times New Roman" w:hAnsi="Times New Roman" w:cs="Times New Roman"/>
-          <w:b/>
-          <w:bCs/>
-          <w:sz w:val="24"/>
-          <w:szCs w:val="24"/>
-          <w:lang w:val="en-IN"/>
-        </w:rPr>
-      </w:pPr>
-      <w:r>
-        <w:rPr>
-          <w:rFonts w:ascii="Times New Roman" w:hAnsi="Times New Roman" w:cs="Times New Roman"/>
-          <w:b/>
-          <w:bCs/>
-          <w:sz w:val="24"/>
-          <w:szCs w:val="24"/>
-          <w:lang w:val="en-IN"/>
-        </w:rPr>
-        <w:t xml:space="preserve">         ↓</w:t>
-      </w:r>
-    </w:p>
-    <w:p>
-      <w:pPr>
-        <w:rPr>
-          <w:rFonts w:ascii="Times New Roman" w:hAnsi="Times New Roman" w:cs="Times New Roman"/>
-          <w:b/>
-          <w:bCs/>
-          <w:sz w:val="24"/>
-          <w:szCs w:val="24"/>
-          <w:lang w:val="en-IN"/>
-        </w:rPr>
-      </w:pPr>
-      <w:r>
-        <w:rPr>
-          <w:rFonts w:ascii="Times New Roman" w:hAnsi="Times New Roman" w:cs="Times New Roman"/>
-          <w:b/>
-          <w:bCs/>
-          <w:sz w:val="24"/>
-          <w:szCs w:val="24"/>
-          <w:lang w:val="en-IN"/>
-        </w:rPr>
-        <w:t>Deployment</w:t>
-      </w:r>
-    </w:p>
-    <w:p>
-      <w:pPr>
-        <w:rPr>
-          <w:rFonts w:ascii="Times New Roman" w:hAnsi="Times New Roman" w:cs="Times New Roman"/>
-          <w:b/>
-          <w:bCs/>
-          <w:sz w:val="24"/>
-          <w:szCs w:val="24"/>
-          <w:lang w:val="en-IN"/>
-        </w:rPr>
-      </w:pPr>
-      <w:r>
-        <w:rPr>
-          <w:rFonts w:ascii="Times New Roman" w:hAnsi="Times New Roman" w:cs="Times New Roman"/>
-          <w:b/>
-          <w:bCs/>
-          <w:sz w:val="24"/>
-          <w:szCs w:val="24"/>
-          <w:lang w:val="en-IN"/>
-        </w:rPr>
-        <w:t xml:space="preserve">         ↓</w:t>
-      </w:r>
-    </w:p>
-    <w:p>
-      <w:pPr>
-        <w:rPr>
-          <w:rFonts w:ascii="Times New Roman" w:hAnsi="Times New Roman" w:cs="Times New Roman"/>
-          <w:b/>
-          <w:bCs/>
-          <w:sz w:val="24"/>
-          <w:szCs w:val="24"/>
-          <w:lang w:val="en-IN"/>
-        </w:rPr>
-      </w:pPr>
-      <w:r>
-        <w:rPr>
-          <w:rFonts w:ascii="Times New Roman" w:hAnsi="Times New Roman" w:cs="Times New Roman"/>
-          <w:b/>
-          <w:bCs/>
-          <w:sz w:val="24"/>
-          <w:szCs w:val="24"/>
-          <w:lang w:val="en-IN"/>
-        </w:rPr>
-        <w:t>Maintenance</w:t>
-      </w:r>
-    </w:p>
-    <w:p>
-      <w:pPr>
-        <w:rPr>
-          <w:rFonts w:ascii="Times New Roman" w:hAnsi="Times New Roman" w:cs="Times New Roman"/>
-          <w:b/>
-          <w:bCs/>
-          <w:sz w:val="24"/>
-          <w:szCs w:val="24"/>
-          <w:lang w:val="en-IN"/>
-        </w:rPr>
-      </w:pPr>
-      <w:r>
-        <w:rPr>
-          <w:rFonts w:ascii="Times New Roman" w:hAnsi="Times New Roman" w:cs="Times New Roman"/>
-          <w:b/>
-          <w:bCs/>
-          <w:sz w:val="24"/>
-          <w:szCs w:val="24"/>
-          <w:lang w:val="en-IN"/>
-        </w:rPr>
-        <w:pict w14:anchorId="6C5C931A">
-          <v:rect id="_x0000_i1051" style="width:0;height:1.5pt" o:hralign="center" o:hrstd="t" o:hr="t" fillcolor="#a0a0a0" stroked="f"/>
         </w:pict>
       </w:r>
     </w:p>
@@ -25128,7 +24762,7 @@
           <w:lang w:val="en-IN"/>
         </w:rPr>
         <w:pict w14:anchorId="36844261">
-          <v:rect id="_x0000_i1052" style="width:0;height:1.5pt" o:hralign="center" o:hrstd="t" o:hr="t" fillcolor="#a0a0a0" stroked="f"/>
+          <v:rect id="_x0000_i1051" style="width:0;height:1.5pt" o:hralign="center" o:hrstd="t" o:hr="t" fillcolor="#a0a0a0" stroked="f"/>
         </w:pict>
       </w:r>
     </w:p>
@@ -25873,7 +25507,7 @@
           <w:lang w:val="en-IN"/>
         </w:rPr>
         <w:pict w14:anchorId="0AF3464D">
-          <v:rect id="_x0000_i1053" style="width:0;height:1.5pt" o:hralign="center" o:hrstd="t" o:hr="t" fillcolor="#a0a0a0" stroked="f"/>
+          <v:rect id="_x0000_i1052" style="width:0;height:1.5pt" o:hralign="center" o:hrstd="t" o:hr="t" fillcolor="#a0a0a0" stroked="f"/>
         </w:pict>
       </w:r>
     </w:p>
@@ -26211,7 +25845,7 @@
           <w:lang w:val="en-IN"/>
         </w:rPr>
         <w:pict w14:anchorId="31DCC141">
-          <v:rect id="_x0000_i1066" style="width:0;height:1.5pt" o:hralign="center" o:hrstd="t" o:hr="t" fillcolor="#a0a0a0" stroked="f"/>
+          <v:rect id="_x0000_i1053" style="width:0;height:1.5pt" o:hralign="center" o:hrstd="t" o:hr="t" fillcolor="#a0a0a0" stroked="f"/>
         </w:pict>
       </w:r>
     </w:p>
@@ -26614,7 +26248,7 @@
           <w:noProof/>
         </w:rPr>
         <w:drawing>
-          <wp:inline distT="0" distB="0" distL="0" distR="0" wp14:anchorId="53A95E2F" wp14:editId="66AC3101">
+          <wp:inline distT="0" distB="0" distL="0" distR="0" wp14:anchorId="53A95E2F" wp14:editId="34093C58">
             <wp:extent cx="5730240" cy="3421380"/>
             <wp:effectExtent l="0" t="0" r="3810" b="7620"/>
             <wp:docPr id="259745800" name="Picture 1"/>
@@ -26631,7 +26265,7 @@
                     </pic:cNvPicPr>
                   </pic:nvPicPr>
                   <pic:blipFill>
-                    <a:blip r:embed="rId7" cstate="print">
+                    <a:blip r:embed="rId10" cstate="print">
                       <a:extLst>
                         <a:ext uri="{28A0092B-C50C-407E-A947-70E740481C1C}">
                           <a14:useLocalDpi xmlns:a14="http://schemas.microsoft.com/office/drawing/2010/main" val="0"/>
@@ -26707,7 +26341,7 @@
           <w:lang w:val="en-IN"/>
         </w:rPr>
         <w:pict w14:anchorId="7CEEA6D0">
-          <v:rect id="_x0000_i1055" style="width:0;height:1.5pt" o:hralign="center" o:hrstd="t" o:hr="t" fillcolor="#a0a0a0" stroked="f"/>
+          <v:rect id="_x0000_i1054" style="width:0;height:1.5pt" o:hralign="center" o:hrstd="t" o:hr="t" fillcolor="#a0a0a0" stroked="f"/>
         </w:pict>
       </w:r>
     </w:p>
@@ -27052,7 +26686,7 @@
                     </pic:cNvPicPr>
                   </pic:nvPicPr>
                   <pic:blipFill>
-                    <a:blip r:embed="rId8">
+                    <a:blip r:embed="rId11">
                       <a:extLst>
                         <a:ext uri="{28A0092B-C50C-407E-A947-70E740481C1C}">
                           <a14:useLocalDpi xmlns:a14="http://schemas.microsoft.com/office/drawing/2010/main" val="0"/>
@@ -27117,7 +26751,7 @@
                     </pic:cNvPicPr>
                   </pic:nvPicPr>
                   <pic:blipFill>
-                    <a:blip r:embed="rId9">
+                    <a:blip r:embed="rId12">
                       <a:extLst>
                         <a:ext uri="{28A0092B-C50C-407E-A947-70E740481C1C}">
                           <a14:useLocalDpi xmlns:a14="http://schemas.microsoft.com/office/drawing/2010/main" val="0"/>
@@ -27193,7 +26827,7 @@
           <w:lang w:val="en-IN"/>
         </w:rPr>
         <w:pict w14:anchorId="6A826F59">
-          <v:rect id="_x0000_i1056" style="width:0;height:1.5pt" o:hralign="center" o:hrstd="t" o:hr="t" fillcolor="#a0a0a0" stroked="f"/>
+          <v:rect id="_x0000_i1055" style="width:0;height:1.5pt" o:hralign="center" o:hrstd="t" o:hr="t" fillcolor="#a0a0a0" stroked="f"/>
         </w:pict>
       </w:r>
     </w:p>
@@ -27374,7 +27008,7 @@
                     </pic:cNvPicPr>
                   </pic:nvPicPr>
                   <pic:blipFill>
-                    <a:blip r:embed="rId10">
+                    <a:blip r:embed="rId13">
                       <a:extLst>
                         <a:ext uri="{28A0092B-C50C-407E-A947-70E740481C1C}">
                           <a14:useLocalDpi xmlns:a14="http://schemas.microsoft.com/office/drawing/2010/main" val="0"/>
@@ -27450,7 +27084,7 @@
           <w:lang w:val="en-IN"/>
         </w:rPr>
         <w:pict w14:anchorId="28F697DA">
-          <v:rect id="_x0000_i1057" style="width:0;height:1.5pt" o:hralign="center" o:hrstd="t" o:hr="t" fillcolor="#a0a0a0" stroked="f"/>
+          <v:rect id="_x0000_i1056" style="width:0;height:1.5pt" o:hralign="center" o:hrstd="t" o:hr="t" fillcolor="#a0a0a0" stroked="f"/>
         </w:pict>
       </w:r>
     </w:p>
@@ -27777,7 +27411,7 @@
                     </pic:cNvPicPr>
                   </pic:nvPicPr>
                   <pic:blipFill>
-                    <a:blip r:embed="rId11">
+                    <a:blip r:embed="rId14">
                       <a:extLst>
                         <a:ext uri="{28A0092B-C50C-407E-A947-70E740481C1C}">
                           <a14:useLocalDpi xmlns:a14="http://schemas.microsoft.com/office/drawing/2010/main" val="0"/>
@@ -27853,7 +27487,7 @@
           <w:lang w:val="en-IN"/>
         </w:rPr>
         <w:pict w14:anchorId="172C5CF7">
-          <v:rect id="_x0000_i1058" style="width:0;height:1.5pt" o:hralign="center" o:hrstd="t" o:hr="t" fillcolor="#a0a0a0" stroked="f"/>
+          <v:rect id="_x0000_i1057" style="width:0;height:1.5pt" o:hralign="center" o:hrstd="t" o:hr="t" fillcolor="#a0a0a0" stroked="f"/>
         </w:pict>
       </w:r>
     </w:p>
@@ -28065,7 +27699,7 @@
                     </pic:cNvPicPr>
                   </pic:nvPicPr>
                   <pic:blipFill>
-                    <a:blip r:embed="rId12">
+                    <a:blip r:embed="rId15">
                       <a:extLst>
                         <a:ext uri="{28A0092B-C50C-407E-A947-70E740481C1C}">
                           <a14:useLocalDpi xmlns:a14="http://schemas.microsoft.com/office/drawing/2010/main" val="0"/>
@@ -28154,7 +27788,7 @@
                     </pic:cNvPicPr>
                   </pic:nvPicPr>
                   <pic:blipFill>
-                    <a:blip r:embed="rId13">
+                    <a:blip r:embed="rId16">
                       <a:extLst>
                         <a:ext uri="{28A0092B-C50C-407E-A947-70E740481C1C}">
                           <a14:useLocalDpi xmlns:a14="http://schemas.microsoft.com/office/drawing/2010/main" val="0"/>
@@ -28242,7 +27876,7 @@
                     </pic:cNvPicPr>
                   </pic:nvPicPr>
                   <pic:blipFill>
-                    <a:blip r:embed="rId14">
+                    <a:blip r:embed="rId17">
                       <a:extLst>
                         <a:ext uri="{28A0092B-C50C-407E-A947-70E740481C1C}">
                           <a14:useLocalDpi xmlns:a14="http://schemas.microsoft.com/office/drawing/2010/main" val="0"/>
@@ -28318,7 +27952,7 @@
           <w:lang w:val="en-IN"/>
         </w:rPr>
         <w:pict w14:anchorId="1BF7303F">
-          <v:rect id="_x0000_i1059" style="width:0;height:1.5pt" o:hralign="center" o:hrstd="t" o:hr="t" fillcolor="#a0a0a0" stroked="f"/>
+          <v:rect id="_x0000_i1058" style="width:0;height:1.5pt" o:hralign="center" o:hrstd="t" o:hr="t" fillcolor="#a0a0a0" stroked="f"/>
         </w:pict>
       </w:r>
     </w:p>
@@ -28579,7 +28213,7 @@
                     </pic:cNvPicPr>
                   </pic:nvPicPr>
                   <pic:blipFill>
-                    <a:blip r:embed="rId15">
+                    <a:blip r:embed="rId18">
                       <a:extLst>
                         <a:ext uri="{28A0092B-C50C-407E-A947-70E740481C1C}">
                           <a14:useLocalDpi xmlns:a14="http://schemas.microsoft.com/office/drawing/2010/main" val="0"/>
@@ -28819,7 +28453,7 @@
           <w:lang w:val="en-IN"/>
         </w:rPr>
         <w:pict w14:anchorId="7502A36C">
-          <v:rect id="_x0000_i1060" style="width:0;height:1.5pt" o:hralign="center" o:hrstd="t" o:hr="t" fillcolor="#a0a0a0" stroked="f"/>
+          <v:rect id="_x0000_i1059" style="width:0;height:1.5pt" o:hralign="center" o:hrstd="t" o:hr="t" fillcolor="#a0a0a0" stroked="f"/>
         </w:pict>
       </w:r>
     </w:p>
@@ -29095,7 +28729,7 @@
           <w:lang w:val="en-IN"/>
         </w:rPr>
         <w:pict w14:anchorId="00477D0D">
-          <v:rect id="_x0000_i1146" style="width:0;height:1.5pt" o:hralign="center" o:hrstd="t" o:hr="t" fillcolor="#a0a0a0" stroked="f"/>
+          <v:rect id="_x0000_i1060" style="width:0;height:1.5pt" o:hralign="center" o:hrstd="t" o:hr="t" fillcolor="#a0a0a0" stroked="f"/>
         </w:pict>
       </w:r>
     </w:p>
@@ -29686,7 +29320,7 @@
           <w:lang w:val="en-IN"/>
         </w:rPr>
         <w:pict w14:anchorId="519507A1">
-          <v:rect id="_x0000_i1147" style="width:0;height:1.5pt" o:hralign="center" o:hrstd="t" o:hr="t" fillcolor="#a0a0a0" stroked="f"/>
+          <v:rect id="_x0000_i1061" style="width:0;height:1.5pt" o:hralign="center" o:hrstd="t" o:hr="t" fillcolor="#a0a0a0" stroked="f"/>
         </w:pict>
       </w:r>
     </w:p>
@@ -30237,7 +29871,7 @@
           <w:lang w:val="en-IN"/>
         </w:rPr>
         <w:pict w14:anchorId="5D529643">
-          <v:rect id="_x0000_i1148" style="width:0;height:1.5pt" o:hralign="center" o:hrstd="t" o:hr="t" fillcolor="#a0a0a0" stroked="f"/>
+          <v:rect id="_x0000_i1062" style="width:0;height:1.5pt" o:hralign="center" o:hrstd="t" o:hr="t" fillcolor="#a0a0a0" stroked="f"/>
         </w:pict>
       </w:r>
     </w:p>
@@ -30994,7 +30628,7 @@
           <w:lang w:val="en-IN"/>
         </w:rPr>
         <w:pict w14:anchorId="445B6A59">
-          <v:rect id="_x0000_i1149" style="width:0;height:1.5pt" o:hralign="center" o:hrstd="t" o:hr="t" fillcolor="#a0a0a0" stroked="f"/>
+          <v:rect id="_x0000_i1063" style="width:0;height:1.5pt" o:hralign="center" o:hrstd="t" o:hr="t" fillcolor="#a0a0a0" stroked="f"/>
         </w:pict>
       </w:r>
     </w:p>
@@ -31705,7 +31339,7 @@
           <w:lang w:val="en-IN"/>
         </w:rPr>
         <w:pict w14:anchorId="020BA24A">
-          <v:rect id="_x0000_i1150" style="width:0;height:1.5pt" o:hralign="center" o:hrstd="t" o:hr="t" fillcolor="#a0a0a0" stroked="f"/>
+          <v:rect id="_x0000_i1064" style="width:0;height:1.5pt" o:hralign="center" o:hrstd="t" o:hr="t" fillcolor="#a0a0a0" stroked="f"/>
         </w:pict>
       </w:r>
     </w:p>
@@ -32006,7 +31640,7 @@
           <w:lang w:val="en-IN"/>
         </w:rPr>
         <w:pict w14:anchorId="135DAF14">
-          <v:rect id="_x0000_i1151" style="width:0;height:1.5pt" o:hralign="center" o:hrstd="t" o:hr="t" fillcolor="#a0a0a0" stroked="f"/>
+          <v:rect id="_x0000_i1065" style="width:0;height:1.5pt" o:hralign="center" o:hrstd="t" o:hr="t" fillcolor="#a0a0a0" stroked="f"/>
         </w:pict>
       </w:r>
     </w:p>
@@ -32225,7 +31859,7 @@
           <w:lang w:val="en-IN"/>
         </w:rPr>
         <w:pict w14:anchorId="0C123C9B">
-          <v:rect id="_x0000_i1152" style="width:0;height:1.5pt" o:hralign="center" o:hrstd="t" o:hr="t" fillcolor="#a0a0a0" stroked="f"/>
+          <v:rect id="_x0000_i1066" style="width:0;height:1.5pt" o:hralign="center" o:hrstd="t" o:hr="t" fillcolor="#a0a0a0" stroked="f"/>
         </w:pict>
       </w:r>
     </w:p>
@@ -32515,7 +32149,7 @@
           <w:lang w:val="en-IN"/>
         </w:rPr>
         <w:pict w14:anchorId="32ABC27A">
-          <v:rect id="_x0000_i1153" style="width:0;height:1.5pt" o:hralign="center" o:hrstd="t" o:hr="t" fillcolor="#a0a0a0" stroked="f"/>
+          <v:rect id="_x0000_i1067" style="width:0;height:1.5pt" o:hralign="center" o:hrstd="t" o:hr="t" fillcolor="#a0a0a0" stroked="f"/>
         </w:pict>
       </w:r>
     </w:p>
@@ -32864,7 +32498,7 @@
           <w:lang w:val="en-IN"/>
         </w:rPr>
         <w:pict w14:anchorId="15ECCDCA">
-          <v:rect id="_x0000_i1223" style="width:0;height:1.5pt" o:hralign="center" o:hrstd="t" o:hr="t" fillcolor="#a0a0a0" stroked="f"/>
+          <v:rect id="_x0000_i1068" style="width:0;height:1.5pt" o:hralign="center" o:hrstd="t" o:hr="t" fillcolor="#a0a0a0" stroked="f"/>
         </w:pict>
       </w:r>
     </w:p>
@@ -33524,7 +33158,7 @@
           <w:lang w:val="en-IN"/>
         </w:rPr>
         <w:pict w14:anchorId="389F7A07">
-          <v:rect id="_x0000_i1224" style="width:0;height:1.5pt" o:hralign="center" o:hrstd="t" o:hr="t" fillcolor="#a0a0a0" stroked="f"/>
+          <v:rect id="_x0000_i1069" style="width:0;height:1.5pt" o:hralign="center" o:hrstd="t" o:hr="t" fillcolor="#a0a0a0" stroked="f"/>
         </w:pict>
       </w:r>
     </w:p>
@@ -34592,7 +34226,7 @@
           <w:lang w:val="en-IN"/>
         </w:rPr>
         <w:pict w14:anchorId="5919287F">
-          <v:rect id="_x0000_i1225" style="width:0;height:1.5pt" o:hralign="center" o:hrstd="t" o:hr="t" fillcolor="#a0a0a0" stroked="f"/>
+          <v:rect id="_x0000_i1070" style="width:0;height:1.5pt" o:hralign="center" o:hrstd="t" o:hr="t" fillcolor="#a0a0a0" stroked="f"/>
         </w:pict>
       </w:r>
     </w:p>
@@ -35029,7 +34663,7 @@
           <w:lang w:val="en-IN"/>
         </w:rPr>
         <w:pict w14:anchorId="353374B1">
-          <v:rect id="_x0000_i1226" style="width:0;height:1.5pt" o:hralign="center" o:hrstd="t" o:hr="t" fillcolor="#a0a0a0" stroked="f"/>
+          <v:rect id="_x0000_i1071" style="width:0;height:1.5pt" o:hralign="center" o:hrstd="t" o:hr="t" fillcolor="#a0a0a0" stroked="f"/>
         </w:pict>
       </w:r>
     </w:p>
@@ -35678,7 +35312,7 @@
           <w:lang w:val="en-IN"/>
         </w:rPr>
         <w:pict w14:anchorId="12107B00">
-          <v:rect id="_x0000_i1227" style="width:0;height:1.5pt" o:hralign="center" o:hrstd="t" o:hr="t" fillcolor="#a0a0a0" stroked="f"/>
+          <v:rect id="_x0000_i1072" style="width:0;height:1.5pt" o:hralign="center" o:hrstd="t" o:hr="t" fillcolor="#a0a0a0" stroked="f"/>
         </w:pict>
       </w:r>
     </w:p>
@@ -36364,7 +35998,7 @@
           <w:lang w:val="en-IN"/>
         </w:rPr>
         <w:pict w14:anchorId="1D4B7A88">
-          <v:rect id="_x0000_i1228" style="width:0;height:1.5pt" o:hralign="center" o:hrstd="t" o:hr="t" fillcolor="#a0a0a0" stroked="f"/>
+          <v:rect id="_x0000_i1073" style="width:0;height:1.5pt" o:hralign="center" o:hrstd="t" o:hr="t" fillcolor="#a0a0a0" stroked="f"/>
         </w:pict>
       </w:r>
     </w:p>
@@ -36592,7 +36226,7 @@
           <w:lang w:val="en-IN"/>
         </w:rPr>
         <w:pict w14:anchorId="73A86A7A">
-          <v:rect id="_x0000_i1229" style="width:0;height:1.5pt" o:hralign="center" o:hrstd="t" o:hr="t" fillcolor="#a0a0a0" stroked="f"/>
+          <v:rect id="_x0000_i1074" style="width:0;height:1.5pt" o:hralign="center" o:hrstd="t" o:hr="t" fillcolor="#a0a0a0" stroked="f"/>
         </w:pict>
       </w:r>
     </w:p>
@@ -37070,7 +36704,7 @@
           <w:lang w:val="en-IN"/>
         </w:rPr>
         <w:pict w14:anchorId="2BD17477">
-          <v:rect id="_x0000_i1290" style="width:0;height:1.5pt" o:hralign="center" o:hrstd="t" o:hr="t" fillcolor="#a0a0a0" stroked="f"/>
+          <v:rect id="_x0000_i1075" style="width:0;height:1.5pt" o:hralign="center" o:hrstd="t" o:hr="t" fillcolor="#a0a0a0" stroked="f"/>
         </w:pict>
       </w:r>
     </w:p>
@@ -37537,7 +37171,7 @@
           <w:lang w:val="en-IN"/>
         </w:rPr>
         <w:pict w14:anchorId="1D6DB327">
-          <v:rect id="_x0000_i1291" style="width:0;height:1.5pt" o:hralign="center" o:hrstd="t" o:hr="t" fillcolor="#a0a0a0" stroked="f"/>
+          <v:rect id="_x0000_i1076" style="width:0;height:1.5pt" o:hralign="center" o:hrstd="t" o:hr="t" fillcolor="#a0a0a0" stroked="f"/>
         </w:pict>
       </w:r>
     </w:p>
@@ -37999,7 +37633,7 @@
           <w:noProof/>
         </w:rPr>
         <w:drawing>
-          <wp:inline distT="0" distB="0" distL="0" distR="0" wp14:anchorId="252578C8" wp14:editId="1E748138">
+          <wp:inline distT="0" distB="0" distL="0" distR="0" wp14:anchorId="252578C8" wp14:editId="0DB3567A">
             <wp:extent cx="5731510" cy="3924300"/>
             <wp:effectExtent l="0" t="0" r="2540" b="0"/>
             <wp:docPr id="584893754" name="Picture 11"/>
@@ -38016,7 +37650,7 @@
                     </pic:cNvPicPr>
                   </pic:nvPicPr>
                   <pic:blipFill>
-                    <a:blip r:embed="rId7" cstate="print">
+                    <a:blip r:embed="rId10" cstate="print">
                       <a:extLst>
                         <a:ext uri="{28A0092B-C50C-407E-A947-70E740481C1C}">
                           <a14:useLocalDpi xmlns:a14="http://schemas.microsoft.com/office/drawing/2010/main" val="0"/>
@@ -38104,7 +37738,7 @@
                     </pic:cNvPicPr>
                   </pic:nvPicPr>
                   <pic:blipFill>
-                    <a:blip r:embed="rId8">
+                    <a:blip r:embed="rId11">
                       <a:extLst>
                         <a:ext uri="{28A0092B-C50C-407E-A947-70E740481C1C}">
                           <a14:useLocalDpi xmlns:a14="http://schemas.microsoft.com/office/drawing/2010/main" val="0"/>
@@ -38170,7 +37804,7 @@
                     </pic:cNvPicPr>
                   </pic:nvPicPr>
                   <pic:blipFill>
-                    <a:blip r:embed="rId9">
+                    <a:blip r:embed="rId12">
                       <a:extLst>
                         <a:ext uri="{28A0092B-C50C-407E-A947-70E740481C1C}">
                           <a14:useLocalDpi xmlns:a14="http://schemas.microsoft.com/office/drawing/2010/main" val="0"/>
@@ -38258,7 +37892,7 @@
                     </pic:cNvPicPr>
                   </pic:nvPicPr>
                   <pic:blipFill>
-                    <a:blip r:embed="rId10">
+                    <a:blip r:embed="rId13">
                       <a:extLst>
                         <a:ext uri="{28A0092B-C50C-407E-A947-70E740481C1C}">
                           <a14:useLocalDpi xmlns:a14="http://schemas.microsoft.com/office/drawing/2010/main" val="0"/>
@@ -38395,7 +38029,7 @@
                     </pic:cNvPicPr>
                   </pic:nvPicPr>
                   <pic:blipFill>
-                    <a:blip r:embed="rId11">
+                    <a:blip r:embed="rId14">
                       <a:extLst>
                         <a:ext uri="{28A0092B-C50C-407E-A947-70E740481C1C}">
                           <a14:useLocalDpi xmlns:a14="http://schemas.microsoft.com/office/drawing/2010/main" val="0"/>
@@ -38483,7 +38117,7 @@
                     </pic:cNvPicPr>
                   </pic:nvPicPr>
                   <pic:blipFill>
-                    <a:blip r:embed="rId12">
+                    <a:blip r:embed="rId15">
                       <a:extLst>
                         <a:ext uri="{28A0092B-C50C-407E-A947-70E740481C1C}">
                           <a14:useLocalDpi xmlns:a14="http://schemas.microsoft.com/office/drawing/2010/main" val="0"/>
@@ -38571,7 +38205,7 @@
                     </pic:cNvPicPr>
                   </pic:nvPicPr>
                   <pic:blipFill>
-                    <a:blip r:embed="rId13">
+                    <a:blip r:embed="rId16">
                       <a:extLst>
                         <a:ext uri="{28A0092B-C50C-407E-A947-70E740481C1C}">
                           <a14:useLocalDpi xmlns:a14="http://schemas.microsoft.com/office/drawing/2010/main" val="0"/>
@@ -38660,7 +38294,7 @@
                     </pic:cNvPicPr>
                   </pic:nvPicPr>
                   <pic:blipFill>
-                    <a:blip r:embed="rId14">
+                    <a:blip r:embed="rId17">
                       <a:extLst>
                         <a:ext uri="{28A0092B-C50C-407E-A947-70E740481C1C}">
                           <a14:useLocalDpi xmlns:a14="http://schemas.microsoft.com/office/drawing/2010/main" val="0"/>
@@ -38748,7 +38382,7 @@
                     </pic:cNvPicPr>
                   </pic:nvPicPr>
                   <pic:blipFill>
-                    <a:blip r:embed="rId15">
+                    <a:blip r:embed="rId18">
                       <a:extLst>
                         <a:ext uri="{28A0092B-C50C-407E-A947-70E740481C1C}">
                           <a14:useLocalDpi xmlns:a14="http://schemas.microsoft.com/office/drawing/2010/main" val="0"/>
@@ -38824,7 +38458,7 @@
           <w:lang w:val="en-IN"/>
         </w:rPr>
         <w:pict w14:anchorId="147EADCF">
-          <v:rect id="_x0000_i1292" style="width:0;height:1.5pt" o:hralign="center" o:hrstd="t" o:hr="t" fillcolor="#a0a0a0" stroked="f"/>
+          <v:rect id="_x0000_i1077" style="width:0;height:1.5pt" o:hralign="center" o:hrstd="t" o:hr="t" fillcolor="#a0a0a0" stroked="f"/>
         </w:pict>
       </w:r>
     </w:p>
@@ -39145,7 +38779,7 @@
           <w:lang w:val="en-IN"/>
         </w:rPr>
         <w:pict w14:anchorId="5ADE96BB">
-          <v:rect id="_x0000_i1293" style="width:0;height:1.5pt" o:hralign="center" o:hrstd="t" o:hr="t" fillcolor="#a0a0a0" stroked="f"/>
+          <v:rect id="_x0000_i1078" style="width:0;height:1.5pt" o:hralign="center" o:hrstd="t" o:hr="t" fillcolor="#a0a0a0" stroked="f"/>
         </w:pict>
       </w:r>
     </w:p>
@@ -39425,7 +39059,7 @@
           <w:lang w:val="en-IN"/>
         </w:rPr>
         <w:pict w14:anchorId="284972CB">
-          <v:rect id="_x0000_i1294" style="width:0;height:1.5pt" o:hralign="center" o:hrstd="t" o:hr="t" fillcolor="#a0a0a0" stroked="f"/>
+          <v:rect id="_x0000_i1079" style="width:0;height:1.5pt" o:hralign="center" o:hrstd="t" o:hr="t" fillcolor="#a0a0a0" stroked="f"/>
         </w:pict>
       </w:r>
     </w:p>
@@ -40497,7 +40131,7 @@
           <w:lang w:val="en-IN"/>
         </w:rPr>
         <w:pict w14:anchorId="24C5924A">
-          <v:rect id="_x0000_i1295" style="width:0;height:1.5pt" o:hralign="center" o:hrstd="t" o:hr="t" fillcolor="#a0a0a0" stroked="f"/>
+          <v:rect id="_x0000_i1080" style="width:0;height:1.5pt" o:hralign="center" o:hrstd="t" o:hr="t" fillcolor="#a0a0a0" stroked="f"/>
         </w:pict>
       </w:r>
     </w:p>
@@ -40751,7 +40385,7 @@
           <w:lang w:val="en-IN"/>
         </w:rPr>
         <w:pict w14:anchorId="4A89F1BB">
-          <v:rect id="_x0000_i1296" style="width:0;height:1.5pt" o:hralign="center" o:hrstd="t" o:hr="t" fillcolor="#a0a0a0" stroked="f"/>
+          <v:rect id="_x0000_i1081" style="width:0;height:1.5pt" o:hralign="center" o:hrstd="t" o:hr="t" fillcolor="#a0a0a0" stroked="f"/>
         </w:pict>
       </w:r>
     </w:p>
@@ -41453,7 +41087,7 @@
           <w:lang w:val="en-IN"/>
         </w:rPr>
         <w:pict w14:anchorId="0F63EAEF">
-          <v:rect id="_x0000_i1456" style="width:0;height:1.5pt" o:hralign="center" o:hrstd="t" o:hr="t" fillcolor="#a0a0a0" stroked="f"/>
+          <v:rect id="_x0000_i1082" style="width:0;height:1.5pt" o:hralign="center" o:hrstd="t" o:hr="t" fillcolor="#a0a0a0" stroked="f"/>
         </w:pict>
       </w:r>
     </w:p>
@@ -42259,7 +41893,7 @@
           <w:lang w:val="en-IN"/>
         </w:rPr>
         <w:pict w14:anchorId="07389224">
-          <v:rect id="_x0000_i1457" style="width:0;height:1.5pt" o:hralign="center" o:hrstd="t" o:hr="t" fillcolor="#a0a0a0" stroked="f"/>
+          <v:rect id="_x0000_i1083" style="width:0;height:1.5pt" o:hralign="center" o:hrstd="t" o:hr="t" fillcolor="#a0a0a0" stroked="f"/>
         </w:pict>
       </w:r>
     </w:p>
@@ -43291,7 +42925,7 @@
           <w:lang w:val="en-IN"/>
         </w:rPr>
         <w:pict w14:anchorId="204B3537">
-          <v:rect id="_x0000_i1458" style="width:0;height:1.5pt" o:hralign="center" o:hrstd="t" o:hr="t" fillcolor="#a0a0a0" stroked="f"/>
+          <v:rect id="_x0000_i1084" style="width:0;height:1.5pt" o:hralign="center" o:hrstd="t" o:hr="t" fillcolor="#a0a0a0" stroked="f"/>
         </w:pict>
       </w:r>
     </w:p>
@@ -44169,7 +43803,7 @@
           <w:lang w:val="en-IN"/>
         </w:rPr>
         <w:pict w14:anchorId="0045330F">
-          <v:rect id="_x0000_i1459" style="width:0;height:1.5pt" o:hralign="center" o:hrstd="t" o:hr="t" fillcolor="#a0a0a0" stroked="f"/>
+          <v:rect id="_x0000_i1085" style="width:0;height:1.5pt" o:hralign="center" o:hrstd="t" o:hr="t" fillcolor="#a0a0a0" stroked="f"/>
         </w:pict>
       </w:r>
     </w:p>
@@ -44991,7 +44625,7 @@
           <w:lang w:val="en-IN"/>
         </w:rPr>
         <w:pict w14:anchorId="79C48323">
-          <v:rect id="_x0000_i1460" style="width:0;height:1.5pt" o:hralign="center" o:hrstd="t" o:hr="t" fillcolor="#a0a0a0" stroked="f"/>
+          <v:rect id="_x0000_i1086" style="width:0;height:1.5pt" o:hralign="center" o:hrstd="t" o:hr="t" fillcolor="#a0a0a0" stroked="f"/>
         </w:pict>
       </w:r>
     </w:p>
@@ -46542,7 +46176,7 @@
           <w:lang w:val="en-IN"/>
         </w:rPr>
         <w:pict w14:anchorId="290B6C66">
-          <v:rect id="_x0000_i1297" style="width:0;height:1.5pt" o:hralign="center" o:hrstd="t" o:hr="t" fillcolor="#a0a0a0" stroked="f"/>
+          <v:rect id="_x0000_i1087" style="width:0;height:1.5pt" o:hralign="center" o:hrstd="t" o:hr="t" fillcolor="#a0a0a0" stroked="f"/>
         </w:pict>
       </w:r>
     </w:p>
@@ -46795,7 +46429,7 @@
           <w:lang w:val="en-IN"/>
         </w:rPr>
         <w:pict w14:anchorId="0222A577">
-          <v:rect id="_x0000_i1537" style="width:0;height:1.5pt" o:hralign="center" o:hrstd="t" o:hr="t" fillcolor="#a0a0a0" stroked="f"/>
+          <v:rect id="_x0000_i1088" style="width:0;height:1.5pt" o:hralign="center" o:hrstd="t" o:hr="t" fillcolor="#a0a0a0" stroked="f"/>
         </w:pict>
       </w:r>
     </w:p>
@@ -47907,7 +47541,7 @@
           <w:lang w:val="en-IN"/>
         </w:rPr>
         <w:pict w14:anchorId="06326D0C">
-          <v:rect id="_x0000_i1538" style="width:0;height:1.5pt" o:hralign="center" o:hrstd="t" o:hr="t" fillcolor="#a0a0a0" stroked="f"/>
+          <v:rect id="_x0000_i1089" style="width:0;height:1.5pt" o:hralign="center" o:hrstd="t" o:hr="t" fillcolor="#a0a0a0" stroked="f"/>
         </w:pict>
       </w:r>
     </w:p>
@@ -48504,7 +48138,7 @@
           <w:lang w:val="en-IN"/>
         </w:rPr>
         <w:pict w14:anchorId="578E1C48">
-          <v:rect id="_x0000_i1539" style="width:0;height:1.5pt" o:hralign="center" o:hrstd="t" o:hr="t" fillcolor="#a0a0a0" stroked="f"/>
+          <v:rect id="_x0000_i1090" style="width:0;height:1.5pt" o:hralign="center" o:hrstd="t" o:hr="t" fillcolor="#a0a0a0" stroked="f"/>
         </w:pict>
       </w:r>
     </w:p>
@@ -49122,7 +48756,7 @@
           <w:lang w:val="en-IN"/>
         </w:rPr>
         <w:pict w14:anchorId="01DFEC76">
-          <v:rect id="_x0000_i1540" style="width:0;height:1.5pt" o:hralign="center" o:hrstd="t" o:hr="t" fillcolor="#a0a0a0" stroked="f"/>
+          <v:rect id="_x0000_i1091" style="width:0;height:1.5pt" o:hralign="center" o:hrstd="t" o:hr="t" fillcolor="#a0a0a0" stroked="f"/>
         </w:pict>
       </w:r>
     </w:p>
@@ -49404,7 +49038,7 @@
           <w:lang w:val="en-IN"/>
         </w:rPr>
         <w:pict w14:anchorId="067F2E28">
-          <v:rect id="_x0000_i1541" style="width:0;height:1.5pt" o:hralign="center" o:hrstd="t" o:hr="t" fillcolor="#a0a0a0" stroked="f"/>
+          <v:rect id="_x0000_i1092" style="width:0;height:1.5pt" o:hralign="center" o:hrstd="t" o:hr="t" fillcolor="#a0a0a0" stroked="f"/>
         </w:pict>
       </w:r>
     </w:p>
@@ -50063,7 +49697,7 @@
           <w:lang w:val="en-IN"/>
         </w:rPr>
         <w:pict w14:anchorId="581A6C5B">
-          <v:rect id="_x0000_i1542" style="width:0;height:1.5pt" o:hralign="center" o:hrstd="t" o:hr="t" fillcolor="#a0a0a0" stroked="f"/>
+          <v:rect id="_x0000_i1093" style="width:0;height:1.5pt" o:hralign="center" o:hrstd="t" o:hr="t" fillcolor="#a0a0a0" stroked="f"/>
         </w:pict>
       </w:r>
     </w:p>
@@ -50408,7 +50042,7 @@
           <w:lang w:val="en-IN"/>
         </w:rPr>
         <w:pict w14:anchorId="08BBB5E5">
-          <v:rect id="_x0000_i1543" style="width:0;height:1.5pt" o:hralign="center" o:hrstd="t" o:hr="t" fillcolor="#a0a0a0" stroked="f"/>
+          <v:rect id="_x0000_i1094" style="width:0;height:1.5pt" o:hralign="center" o:hrstd="t" o:hr="t" fillcolor="#a0a0a0" stroked="f"/>
         </w:pict>
       </w:r>
     </w:p>
@@ -50794,7 +50428,7 @@
           <w:lang w:val="en-IN"/>
         </w:rPr>
         <w:pict w14:anchorId="243DCA64">
-          <v:rect id="_x0000_i1544" style="width:0;height:1.5pt" o:hralign="center" o:hrstd="t" o:hr="t" fillcolor="#a0a0a0" stroked="f"/>
+          <v:rect id="_x0000_i1095" style="width:0;height:1.5pt" o:hralign="center" o:hrstd="t" o:hr="t" fillcolor="#a0a0a0" stroked="f"/>
         </w:pict>
       </w:r>
     </w:p>
@@ -51021,7 +50655,7 @@
           <w:lang w:val="en-IN"/>
         </w:rPr>
         <w:pict w14:anchorId="718A1AA5">
-          <v:rect id="_x0000_i1545" style="width:0;height:1.5pt" o:hralign="center" o:hrstd="t" o:hr="t" fillcolor="#a0a0a0" stroked="f"/>
+          <v:rect id="_x0000_i1096" style="width:0;height:1.5pt" o:hralign="center" o:hrstd="t" o:hr="t" fillcolor="#a0a0a0" stroked="f"/>
         </w:pict>
       </w:r>
     </w:p>
@@ -51229,7 +50863,7 @@
           <w:lang w:val="en-IN"/>
         </w:rPr>
         <w:pict w14:anchorId="5A2D0E3F">
-          <v:rect id="_x0000_i1546" style="width:0;height:1.5pt" o:hralign="center" o:hrstd="t" o:hr="t" fillcolor="#a0a0a0" stroked="f"/>
+          <v:rect id="_x0000_i1097" style="width:0;height:1.5pt" o:hralign="center" o:hrstd="t" o:hr="t" fillcolor="#a0a0a0" stroked="f"/>
         </w:pict>
       </w:r>
     </w:p>
@@ -51355,99 +50989,5222 @@
     </w:p>
     <w:p>
       <w:pPr>
-        <w:rPr>
-          <w:rFonts w:ascii="Times New Roman" w:hAnsi="Times New Roman" w:cs="Times New Roman"/>
-          <w:b/>
-          <w:bCs/>
-          <w:sz w:val="24"/>
-          <w:szCs w:val="24"/>
-          <w:lang w:val="en-IN"/>
-        </w:rPr>
-      </w:pPr>
-    </w:p>
-    <w:p>
-      <w:pPr>
-        <w:rPr>
-          <w:rFonts w:ascii="Times New Roman" w:hAnsi="Times New Roman" w:cs="Times New Roman"/>
-          <w:b/>
-          <w:bCs/>
-          <w:sz w:val="24"/>
-          <w:szCs w:val="24"/>
-          <w:lang w:val="en-IN"/>
-        </w:rPr>
-      </w:pPr>
-    </w:p>
-    <w:p>
-      <w:pPr>
-        <w:rPr>
-          <w:rFonts w:ascii="Times New Roman" w:hAnsi="Times New Roman" w:cs="Times New Roman"/>
-          <w:b/>
-          <w:bCs/>
-          <w:sz w:val="24"/>
-          <w:szCs w:val="24"/>
-          <w:lang w:val="en-IN"/>
-        </w:rPr>
-      </w:pPr>
-    </w:p>
-    <w:p>
-      <w:pPr>
-        <w:rPr>
-          <w:rFonts w:ascii="Times New Roman" w:hAnsi="Times New Roman" w:cs="Times New Roman"/>
-          <w:b/>
-          <w:bCs/>
-          <w:sz w:val="24"/>
-          <w:szCs w:val="24"/>
-          <w:lang w:val="en-IN"/>
-        </w:rPr>
-      </w:pPr>
-    </w:p>
-    <w:p>
-      <w:pPr>
-        <w:rPr>
-          <w:rFonts w:ascii="Times New Roman" w:hAnsi="Times New Roman" w:cs="Times New Roman"/>
-          <w:b/>
-          <w:bCs/>
-          <w:sz w:val="24"/>
-          <w:szCs w:val="24"/>
-          <w:lang w:val="en-IN"/>
-        </w:rPr>
-      </w:pPr>
-    </w:p>
-    <w:p>
-      <w:pPr>
-        <w:rPr>
-          <w:rFonts w:ascii="Times New Roman" w:hAnsi="Times New Roman" w:cs="Times New Roman"/>
-          <w:b/>
-          <w:bCs/>
-          <w:sz w:val="24"/>
-          <w:szCs w:val="24"/>
-          <w:lang w:val="en-IN"/>
-        </w:rPr>
-      </w:pPr>
-    </w:p>
-    <w:p>
-      <w:pPr>
-        <w:rPr>
-          <w:rFonts w:ascii="Times New Roman" w:hAnsi="Times New Roman" w:cs="Times New Roman"/>
-          <w:b/>
-          <w:bCs/>
-          <w:sz w:val="24"/>
-          <w:szCs w:val="24"/>
-          <w:lang w:val="en-IN"/>
-        </w:rPr>
-      </w:pPr>
-    </w:p>
-    <w:p>
-      <w:pPr>
-        <w:rPr>
-          <w:rFonts w:ascii="Times New Roman" w:hAnsi="Times New Roman" w:cs="Times New Roman"/>
-          <w:b/>
-          <w:bCs/>
-          <w:sz w:val="24"/>
-          <w:szCs w:val="24"/>
-          <w:lang w:val="en-IN"/>
-        </w:rPr>
-      </w:pPr>
+        <w:ind w:left="720"/>
+        <w:rPr>
+          <w:rFonts w:ascii="Times New Roman" w:hAnsi="Times New Roman" w:cs="Times New Roman"/>
+          <w:b/>
+          <w:bCs/>
+          <w:sz w:val="40"/>
+          <w:szCs w:val="40"/>
+          <w:lang w:val="en-IN"/>
+        </w:rPr>
+      </w:pPr>
+      <w:r>
+        <w:rPr>
+          <w:rFonts w:ascii="Times New Roman" w:hAnsi="Times New Roman" w:cs="Times New Roman"/>
+          <w:b/>
+          <w:bCs/>
+          <w:sz w:val="40"/>
+          <w:szCs w:val="40"/>
+          <w:lang w:val="en-IN"/>
+        </w:rPr>
+        <w:lastRenderedPageBreak/>
+        <w:t>12. REFERENCES / BIBLIOGRAPHY</w:t>
+      </w:r>
+    </w:p>
+    <w:p>
+      <w:pPr>
+        <w:numPr>
+          <w:ilvl w:val="0"/>
+          <w:numId w:val="80"/>
+        </w:numPr>
+        <w:rPr>
+          <w:rFonts w:ascii="Times New Roman" w:hAnsi="Times New Roman" w:cs="Times New Roman"/>
+          <w:b/>
+          <w:bCs/>
+          <w:sz w:val="24"/>
+          <w:szCs w:val="24"/>
+          <w:lang w:val="en-IN"/>
+        </w:rPr>
+      </w:pPr>
+      <w:r>
+        <w:rPr>
+          <w:rFonts w:ascii="Times New Roman" w:hAnsi="Times New Roman" w:cs="Times New Roman"/>
+          <w:b/>
+          <w:bCs/>
+          <w:sz w:val="24"/>
+          <w:szCs w:val="24"/>
+          <w:lang w:val="en-IN"/>
+        </w:rPr>
+        <w:t xml:space="preserve">Python Software Foundation, "Python Documentation", Available at: </w:t>
+      </w:r>
+      <w:hyperlink r:id="rId19" w:history="1">
+        <w:r>
+          <w:rPr>
+            <w:rStyle w:val="Hyperlink"/>
+            <w:rFonts w:ascii="Times New Roman" w:hAnsi="Times New Roman" w:cs="Times New Roman"/>
+            <w:b/>
+            <w:bCs/>
+            <w:sz w:val="24"/>
+            <w:szCs w:val="24"/>
+            <w:lang w:val="en-IN"/>
+          </w:rPr>
+          <w:t>https://docs.python.org</w:t>
+        </w:r>
+      </w:hyperlink>
+    </w:p>
+    <w:p>
+      <w:pPr>
+        <w:numPr>
+          <w:ilvl w:val="0"/>
+          <w:numId w:val="80"/>
+        </w:numPr>
+        <w:rPr>
+          <w:rFonts w:ascii="Times New Roman" w:hAnsi="Times New Roman" w:cs="Times New Roman"/>
+          <w:b/>
+          <w:bCs/>
+          <w:sz w:val="24"/>
+          <w:szCs w:val="24"/>
+          <w:lang w:val="en-IN"/>
+        </w:rPr>
+      </w:pPr>
+      <w:r>
+        <w:rPr>
+          <w:rFonts w:ascii="Times New Roman" w:hAnsi="Times New Roman" w:cs="Times New Roman"/>
+          <w:b/>
+          <w:bCs/>
+          <w:sz w:val="24"/>
+          <w:szCs w:val="24"/>
+          <w:lang w:val="en-IN"/>
+        </w:rPr>
+        <w:t xml:space="preserve">SQLite Documentation, "SQLite Database Engine", Available at: </w:t>
+      </w:r>
+      <w:hyperlink r:id="rId20" w:history="1">
+        <w:r>
+          <w:rPr>
+            <w:rStyle w:val="Hyperlink"/>
+            <w:rFonts w:ascii="Times New Roman" w:hAnsi="Times New Roman" w:cs="Times New Roman"/>
+            <w:b/>
+            <w:bCs/>
+            <w:sz w:val="24"/>
+            <w:szCs w:val="24"/>
+            <w:lang w:val="en-IN"/>
+          </w:rPr>
+          <w:t>https://www.sqlite.org</w:t>
+        </w:r>
+      </w:hyperlink>
+    </w:p>
+    <w:p>
+      <w:pPr>
+        <w:numPr>
+          <w:ilvl w:val="0"/>
+          <w:numId w:val="80"/>
+        </w:numPr>
+        <w:rPr>
+          <w:rFonts w:ascii="Times New Roman" w:hAnsi="Times New Roman" w:cs="Times New Roman"/>
+          <w:b/>
+          <w:bCs/>
+          <w:sz w:val="24"/>
+          <w:szCs w:val="24"/>
+          <w:lang w:val="en-IN"/>
+        </w:rPr>
+      </w:pPr>
+      <w:proofErr w:type="spellStart"/>
+      <w:r>
+        <w:rPr>
+          <w:rFonts w:ascii="Times New Roman" w:hAnsi="Times New Roman" w:cs="Times New Roman"/>
+          <w:b/>
+          <w:bCs/>
+          <w:sz w:val="24"/>
+          <w:szCs w:val="24"/>
+          <w:lang w:val="en-IN"/>
+        </w:rPr>
+        <w:t>Psutil</w:t>
+      </w:r>
+      <w:proofErr w:type="spellEnd"/>
+      <w:r>
+        <w:rPr>
+          <w:rFonts w:ascii="Times New Roman" w:hAnsi="Times New Roman" w:cs="Times New Roman"/>
+          <w:b/>
+          <w:bCs/>
+          <w:sz w:val="24"/>
+          <w:szCs w:val="24"/>
+          <w:lang w:val="en-IN"/>
+        </w:rPr>
+        <w:t xml:space="preserve"> Documentation, "Cross-platform system monitoring library", Available at: </w:t>
+      </w:r>
+      <w:hyperlink r:id="rId21" w:history="1">
+        <w:r>
+          <w:rPr>
+            <w:rStyle w:val="Hyperlink"/>
+            <w:rFonts w:ascii="Times New Roman" w:hAnsi="Times New Roman" w:cs="Times New Roman"/>
+            <w:b/>
+            <w:bCs/>
+            <w:sz w:val="24"/>
+            <w:szCs w:val="24"/>
+            <w:lang w:val="en-IN"/>
+          </w:rPr>
+          <w:t>https://psutil.readthedocs.io</w:t>
+        </w:r>
+      </w:hyperlink>
+    </w:p>
+    <w:p>
+      <w:pPr>
+        <w:numPr>
+          <w:ilvl w:val="0"/>
+          <w:numId w:val="80"/>
+        </w:numPr>
+        <w:rPr>
+          <w:rFonts w:ascii="Times New Roman" w:hAnsi="Times New Roman" w:cs="Times New Roman"/>
+          <w:b/>
+          <w:bCs/>
+          <w:sz w:val="24"/>
+          <w:szCs w:val="24"/>
+          <w:lang w:val="en-IN"/>
+        </w:rPr>
+      </w:pPr>
+      <w:r>
+        <w:rPr>
+          <w:rFonts w:ascii="Times New Roman" w:hAnsi="Times New Roman" w:cs="Times New Roman"/>
+          <w:b/>
+          <w:bCs/>
+          <w:sz w:val="24"/>
+          <w:szCs w:val="24"/>
+          <w:lang w:val="en-IN"/>
+        </w:rPr>
+        <w:t xml:space="preserve">Matplotlib Documentation, "Visualization with Python", Available at: </w:t>
+      </w:r>
+      <w:hyperlink r:id="rId22" w:history="1">
+        <w:r>
+          <w:rPr>
+            <w:rStyle w:val="Hyperlink"/>
+            <w:rFonts w:ascii="Times New Roman" w:hAnsi="Times New Roman" w:cs="Times New Roman"/>
+            <w:b/>
+            <w:bCs/>
+            <w:sz w:val="24"/>
+            <w:szCs w:val="24"/>
+            <w:lang w:val="en-IN"/>
+          </w:rPr>
+          <w:t>https://matplotlib.org</w:t>
+        </w:r>
+      </w:hyperlink>
+    </w:p>
+    <w:p>
+      <w:pPr>
+        <w:numPr>
+          <w:ilvl w:val="0"/>
+          <w:numId w:val="80"/>
+        </w:numPr>
+        <w:rPr>
+          <w:rFonts w:ascii="Times New Roman" w:hAnsi="Times New Roman" w:cs="Times New Roman"/>
+          <w:b/>
+          <w:bCs/>
+          <w:sz w:val="24"/>
+          <w:szCs w:val="24"/>
+          <w:lang w:val="en-IN"/>
+        </w:rPr>
+      </w:pPr>
+      <w:r>
+        <w:rPr>
+          <w:rFonts w:ascii="Times New Roman" w:hAnsi="Times New Roman" w:cs="Times New Roman"/>
+          <w:b/>
+          <w:bCs/>
+          <w:sz w:val="24"/>
+          <w:szCs w:val="24"/>
+          <w:lang w:val="en-IN"/>
+        </w:rPr>
+        <w:t xml:space="preserve">Pandas Documentation, "Data Analysis Library", Available at: </w:t>
+      </w:r>
+      <w:hyperlink r:id="rId23" w:history="1">
+        <w:r>
+          <w:rPr>
+            <w:rStyle w:val="Hyperlink"/>
+            <w:rFonts w:ascii="Times New Roman" w:hAnsi="Times New Roman" w:cs="Times New Roman"/>
+            <w:b/>
+            <w:bCs/>
+            <w:sz w:val="24"/>
+            <w:szCs w:val="24"/>
+            <w:lang w:val="en-IN"/>
+          </w:rPr>
+          <w:t>https://pandas.pydata.org</w:t>
+        </w:r>
+      </w:hyperlink>
+    </w:p>
+    <w:p>
+      <w:pPr>
+        <w:numPr>
+          <w:ilvl w:val="0"/>
+          <w:numId w:val="80"/>
+        </w:numPr>
+        <w:rPr>
+          <w:rFonts w:ascii="Times New Roman" w:hAnsi="Times New Roman" w:cs="Times New Roman"/>
+          <w:b/>
+          <w:bCs/>
+          <w:sz w:val="24"/>
+          <w:szCs w:val="24"/>
+          <w:lang w:val="en-IN"/>
+        </w:rPr>
+      </w:pPr>
+      <w:r>
+        <w:rPr>
+          <w:rFonts w:ascii="Times New Roman" w:hAnsi="Times New Roman" w:cs="Times New Roman"/>
+          <w:b/>
+          <w:bCs/>
+          <w:sz w:val="24"/>
+          <w:szCs w:val="24"/>
+          <w:lang w:val="en-IN"/>
+        </w:rPr>
+        <w:t xml:space="preserve">NumPy Documentation, "Numerical Computing Library", Available at: </w:t>
+      </w:r>
+      <w:hyperlink r:id="rId24" w:history="1">
+        <w:r>
+          <w:rPr>
+            <w:rStyle w:val="Hyperlink"/>
+            <w:rFonts w:ascii="Times New Roman" w:hAnsi="Times New Roman" w:cs="Times New Roman"/>
+            <w:b/>
+            <w:bCs/>
+            <w:sz w:val="24"/>
+            <w:szCs w:val="24"/>
+            <w:lang w:val="en-IN"/>
+          </w:rPr>
+          <w:t>https://numpy.org</w:t>
+        </w:r>
+      </w:hyperlink>
+    </w:p>
+    <w:p>
+      <w:pPr>
+        <w:numPr>
+          <w:ilvl w:val="0"/>
+          <w:numId w:val="80"/>
+        </w:numPr>
+        <w:rPr>
+          <w:rFonts w:ascii="Times New Roman" w:hAnsi="Times New Roman" w:cs="Times New Roman"/>
+          <w:b/>
+          <w:bCs/>
+          <w:sz w:val="24"/>
+          <w:szCs w:val="24"/>
+          <w:lang w:val="en-IN"/>
+        </w:rPr>
+      </w:pPr>
+      <w:r>
+        <w:rPr>
+          <w:rFonts w:ascii="Times New Roman" w:hAnsi="Times New Roman" w:cs="Times New Roman"/>
+          <w:b/>
+          <w:bCs/>
+          <w:sz w:val="24"/>
+          <w:szCs w:val="24"/>
+          <w:lang w:val="en-IN"/>
+        </w:rPr>
+        <w:t xml:space="preserve">Scikit-Learn Documentation, "Machine Learning in Python", Available at: </w:t>
+      </w:r>
+      <w:hyperlink r:id="rId25" w:history="1">
+        <w:r>
+          <w:rPr>
+            <w:rStyle w:val="Hyperlink"/>
+            <w:rFonts w:ascii="Times New Roman" w:hAnsi="Times New Roman" w:cs="Times New Roman"/>
+            <w:b/>
+            <w:bCs/>
+            <w:sz w:val="24"/>
+            <w:szCs w:val="24"/>
+            <w:lang w:val="en-IN"/>
+          </w:rPr>
+          <w:t>https://scikit-learn.org</w:t>
+        </w:r>
+      </w:hyperlink>
+    </w:p>
+    <w:p>
+      <w:pPr>
+        <w:numPr>
+          <w:ilvl w:val="0"/>
+          <w:numId w:val="80"/>
+        </w:numPr>
+        <w:rPr>
+          <w:rFonts w:ascii="Times New Roman" w:hAnsi="Times New Roman" w:cs="Times New Roman"/>
+          <w:b/>
+          <w:bCs/>
+          <w:sz w:val="24"/>
+          <w:szCs w:val="24"/>
+          <w:lang w:val="en-IN"/>
+        </w:rPr>
+      </w:pPr>
+      <w:proofErr w:type="spellStart"/>
+      <w:r>
+        <w:rPr>
+          <w:rFonts w:ascii="Times New Roman" w:hAnsi="Times New Roman" w:cs="Times New Roman"/>
+          <w:b/>
+          <w:bCs/>
+          <w:sz w:val="24"/>
+          <w:szCs w:val="24"/>
+          <w:lang w:val="en-IN"/>
+        </w:rPr>
+        <w:t>CustomTkinter</w:t>
+      </w:r>
+      <w:proofErr w:type="spellEnd"/>
+      <w:r>
+        <w:rPr>
+          <w:rFonts w:ascii="Times New Roman" w:hAnsi="Times New Roman" w:cs="Times New Roman"/>
+          <w:b/>
+          <w:bCs/>
+          <w:sz w:val="24"/>
+          <w:szCs w:val="24"/>
+          <w:lang w:val="en-IN"/>
+        </w:rPr>
+        <w:t xml:space="preserve"> Documentation, "Modern UI Library for Python", Available at: </w:t>
+      </w:r>
+      <w:hyperlink r:id="rId26" w:history="1">
+        <w:r>
+          <w:rPr>
+            <w:rStyle w:val="Hyperlink"/>
+            <w:rFonts w:ascii="Times New Roman" w:hAnsi="Times New Roman" w:cs="Times New Roman"/>
+            <w:b/>
+            <w:bCs/>
+            <w:sz w:val="24"/>
+            <w:szCs w:val="24"/>
+            <w:lang w:val="en-IN"/>
+          </w:rPr>
+          <w:t>https://customtkinter.tomschimansky.com</w:t>
+        </w:r>
+      </w:hyperlink>
+    </w:p>
+    <w:p>
+      <w:pPr>
+        <w:numPr>
+          <w:ilvl w:val="0"/>
+          <w:numId w:val="80"/>
+        </w:numPr>
+        <w:rPr>
+          <w:rFonts w:ascii="Times New Roman" w:hAnsi="Times New Roman" w:cs="Times New Roman"/>
+          <w:b/>
+          <w:bCs/>
+          <w:sz w:val="24"/>
+          <w:szCs w:val="24"/>
+          <w:lang w:val="en-IN"/>
+        </w:rPr>
+      </w:pPr>
+      <w:r>
+        <w:rPr>
+          <w:rFonts w:ascii="Times New Roman" w:hAnsi="Times New Roman" w:cs="Times New Roman"/>
+          <w:b/>
+          <w:bCs/>
+          <w:sz w:val="24"/>
+          <w:szCs w:val="24"/>
+          <w:lang w:val="en-IN"/>
+        </w:rPr>
+        <w:t>Ian Sommerville, Software Engineering, 10th Edition, Pearson Education.</w:t>
+      </w:r>
+    </w:p>
+    <w:p>
+      <w:pPr>
+        <w:numPr>
+          <w:ilvl w:val="0"/>
+          <w:numId w:val="80"/>
+        </w:numPr>
+        <w:rPr>
+          <w:rFonts w:ascii="Times New Roman" w:hAnsi="Times New Roman" w:cs="Times New Roman"/>
+          <w:b/>
+          <w:bCs/>
+          <w:sz w:val="24"/>
+          <w:szCs w:val="24"/>
+          <w:lang w:val="en-IN"/>
+        </w:rPr>
+      </w:pPr>
+      <w:r>
+        <w:rPr>
+          <w:rFonts w:ascii="Times New Roman" w:hAnsi="Times New Roman" w:cs="Times New Roman"/>
+          <w:b/>
+          <w:bCs/>
+          <w:sz w:val="24"/>
+          <w:szCs w:val="24"/>
+          <w:lang w:val="en-IN"/>
+        </w:rPr>
+        <w:t>Roger S. Pressman, Software Engineering: A Practitioner's Approach, McGraw-Hill Education.</w:t>
+      </w:r>
+    </w:p>
+    <w:p>
+      <w:pPr>
+        <w:numPr>
+          <w:ilvl w:val="0"/>
+          <w:numId w:val="80"/>
+        </w:numPr>
+        <w:rPr>
+          <w:rFonts w:ascii="Times New Roman" w:hAnsi="Times New Roman" w:cs="Times New Roman"/>
+          <w:b/>
+          <w:bCs/>
+          <w:sz w:val="24"/>
+          <w:szCs w:val="24"/>
+          <w:lang w:val="en-IN"/>
+        </w:rPr>
+      </w:pPr>
+      <w:r>
+        <w:rPr>
+          <w:rFonts w:ascii="Times New Roman" w:hAnsi="Times New Roman" w:cs="Times New Roman"/>
+          <w:b/>
+          <w:bCs/>
+          <w:sz w:val="24"/>
+          <w:szCs w:val="24"/>
+          <w:lang w:val="en-IN"/>
+        </w:rPr>
+        <w:t xml:space="preserve">GitHub Repository of </w:t>
+      </w:r>
+      <w:proofErr w:type="spellStart"/>
+      <w:r>
+        <w:rPr>
+          <w:rFonts w:ascii="Times New Roman" w:hAnsi="Times New Roman" w:cs="Times New Roman"/>
+          <w:b/>
+          <w:bCs/>
+          <w:sz w:val="24"/>
+          <w:szCs w:val="24"/>
+          <w:lang w:val="en-IN"/>
+        </w:rPr>
+        <w:t>SysInsight</w:t>
+      </w:r>
+      <w:proofErr w:type="spellEnd"/>
+      <w:r>
+        <w:rPr>
+          <w:rFonts w:ascii="Times New Roman" w:hAnsi="Times New Roman" w:cs="Times New Roman"/>
+          <w:b/>
+          <w:bCs/>
+          <w:sz w:val="24"/>
+          <w:szCs w:val="24"/>
+          <w:lang w:val="en-IN"/>
+        </w:rPr>
+        <w:t xml:space="preserve"> Project:</w:t>
+      </w:r>
+      <w:r>
+        <w:rPr>
+          <w:rFonts w:ascii="Times New Roman" w:hAnsi="Times New Roman" w:cs="Times New Roman"/>
+          <w:b/>
+          <w:bCs/>
+          <w:sz w:val="24"/>
+          <w:szCs w:val="24"/>
+          <w:lang w:val="en-IN"/>
+        </w:rPr>
+        <w:br/>
+      </w:r>
+      <w:hyperlink r:id="rId27" w:history="1">
+        <w:r>
+          <w:rPr>
+            <w:rStyle w:val="Hyperlink"/>
+            <w:rFonts w:ascii="Times New Roman" w:hAnsi="Times New Roman" w:cs="Times New Roman"/>
+            <w:b/>
+            <w:bCs/>
+            <w:sz w:val="24"/>
+            <w:szCs w:val="24"/>
+            <w:lang w:val="en-IN"/>
+          </w:rPr>
+          <w:t>https://github.com/YK-3/SysInsight</w:t>
+        </w:r>
+      </w:hyperlink>
+    </w:p>
+    <w:p>
+      <w:pPr>
+        <w:rPr>
+          <w:rFonts w:ascii="Times New Roman" w:hAnsi="Times New Roman" w:cs="Times New Roman"/>
+          <w:b/>
+          <w:bCs/>
+          <w:sz w:val="24"/>
+          <w:szCs w:val="24"/>
+          <w:lang w:val="en-IN"/>
+        </w:rPr>
+      </w:pPr>
+    </w:p>
+    <w:p>
+      <w:pPr>
+        <w:rPr>
+          <w:rFonts w:ascii="Times New Roman" w:hAnsi="Times New Roman" w:cs="Times New Roman"/>
+          <w:b/>
+          <w:bCs/>
+          <w:sz w:val="24"/>
+          <w:szCs w:val="24"/>
+          <w:lang w:val="en-IN"/>
+        </w:rPr>
+      </w:pPr>
+    </w:p>
+    <w:p>
+      <w:pPr>
+        <w:rPr>
+          <w:rFonts w:ascii="Times New Roman" w:hAnsi="Times New Roman" w:cs="Times New Roman"/>
+          <w:b/>
+          <w:bCs/>
+          <w:sz w:val="24"/>
+          <w:szCs w:val="24"/>
+          <w:lang w:val="en-IN"/>
+        </w:rPr>
+      </w:pPr>
+    </w:p>
+    <w:p>
+      <w:pPr>
+        <w:rPr>
+          <w:rFonts w:ascii="Times New Roman" w:hAnsi="Times New Roman" w:cs="Times New Roman"/>
+          <w:b/>
+          <w:bCs/>
+          <w:sz w:val="24"/>
+          <w:szCs w:val="24"/>
+          <w:lang w:val="en-IN"/>
+        </w:rPr>
+      </w:pPr>
+    </w:p>
+    <w:p>
+      <w:pPr>
+        <w:rPr>
+          <w:rFonts w:ascii="Times New Roman" w:hAnsi="Times New Roman" w:cs="Times New Roman"/>
+          <w:b/>
+          <w:bCs/>
+          <w:sz w:val="24"/>
+          <w:szCs w:val="24"/>
+          <w:lang w:val="en-IN"/>
+        </w:rPr>
+      </w:pPr>
+    </w:p>
+    <w:p>
+      <w:pPr>
+        <w:rPr>
+          <w:rFonts w:ascii="Times New Roman" w:hAnsi="Times New Roman" w:cs="Times New Roman"/>
+          <w:b/>
+          <w:bCs/>
+          <w:sz w:val="24"/>
+          <w:szCs w:val="24"/>
+          <w:lang w:val="en-IN"/>
+        </w:rPr>
+      </w:pPr>
+    </w:p>
+    <w:p>
+      <w:pPr>
+        <w:rPr>
+          <w:rFonts w:ascii="Times New Roman" w:hAnsi="Times New Roman" w:cs="Times New Roman"/>
+          <w:b/>
+          <w:bCs/>
+          <w:sz w:val="24"/>
+          <w:szCs w:val="24"/>
+          <w:lang w:val="en-IN"/>
+        </w:rPr>
+      </w:pPr>
+    </w:p>
+    <w:p>
+      <w:pPr>
+        <w:rPr>
+          <w:rFonts w:ascii="Times New Roman" w:hAnsi="Times New Roman" w:cs="Times New Roman"/>
+          <w:b/>
+          <w:bCs/>
+          <w:sz w:val="24"/>
+          <w:szCs w:val="24"/>
+          <w:lang w:val="en-IN"/>
+        </w:rPr>
+      </w:pPr>
+    </w:p>
+    <w:p>
+      <w:pPr>
+        <w:ind w:left="2160" w:firstLine="720"/>
+        <w:rPr>
+          <w:rFonts w:ascii="Times New Roman" w:hAnsi="Times New Roman" w:cs="Times New Roman"/>
+          <w:b/>
+          <w:bCs/>
+          <w:sz w:val="40"/>
+          <w:szCs w:val="40"/>
+          <w:lang w:val="en-IN"/>
+        </w:rPr>
+      </w:pPr>
+      <w:r>
+        <w:rPr>
+          <w:rFonts w:ascii="Times New Roman" w:hAnsi="Times New Roman" w:cs="Times New Roman"/>
+          <w:b/>
+          <w:bCs/>
+          <w:sz w:val="40"/>
+          <w:szCs w:val="40"/>
+          <w:lang w:val="en-IN"/>
+        </w:rPr>
+        <w:lastRenderedPageBreak/>
+        <w:t>13. ANNEXURES</w:t>
+      </w:r>
+    </w:p>
+    <w:p>
+      <w:pPr>
+        <w:rPr>
+          <w:rFonts w:ascii="Times New Roman" w:hAnsi="Times New Roman" w:cs="Times New Roman"/>
+          <w:b/>
+          <w:bCs/>
+          <w:sz w:val="28"/>
+          <w:szCs w:val="28"/>
+          <w:u w:val="single"/>
+          <w:lang w:val="en-IN"/>
+        </w:rPr>
+      </w:pPr>
+      <w:r>
+        <w:rPr>
+          <w:rFonts w:ascii="Times New Roman" w:hAnsi="Times New Roman" w:cs="Times New Roman"/>
+          <w:b/>
+          <w:bCs/>
+          <w:sz w:val="28"/>
+          <w:szCs w:val="28"/>
+          <w:u w:val="single"/>
+          <w:lang w:val="en-IN"/>
+        </w:rPr>
+        <w:t>13.1 Brief Background of Organization</w:t>
+      </w:r>
+    </w:p>
+    <w:p>
+      <w:pPr>
+        <w:rPr>
+          <w:rFonts w:ascii="Times New Roman" w:hAnsi="Times New Roman" w:cs="Times New Roman"/>
+          <w:b/>
+          <w:bCs/>
+          <w:sz w:val="24"/>
+          <w:szCs w:val="24"/>
+          <w:lang w:val="en-IN"/>
+        </w:rPr>
+      </w:pPr>
+      <w:r>
+        <w:rPr>
+          <w:rFonts w:ascii="Times New Roman" w:hAnsi="Times New Roman" w:cs="Times New Roman"/>
+          <w:b/>
+          <w:bCs/>
+          <w:sz w:val="24"/>
+          <w:szCs w:val="24"/>
+          <w:lang w:val="en-IN"/>
+        </w:rPr>
+        <w:t>Not Applicable (N/A)</w:t>
+      </w:r>
+    </w:p>
+    <w:p>
+      <w:pPr>
+        <w:rPr>
+          <w:rFonts w:ascii="Times New Roman" w:hAnsi="Times New Roman" w:cs="Times New Roman"/>
+          <w:b/>
+          <w:bCs/>
+          <w:sz w:val="24"/>
+          <w:szCs w:val="24"/>
+          <w:lang w:val="en-IN"/>
+        </w:rPr>
+      </w:pPr>
+      <w:r>
+        <w:rPr>
+          <w:rFonts w:ascii="Times New Roman" w:hAnsi="Times New Roman" w:cs="Times New Roman"/>
+          <w:b/>
+          <w:bCs/>
+          <w:sz w:val="24"/>
+          <w:szCs w:val="24"/>
+          <w:lang w:val="en-IN"/>
+        </w:rPr>
+        <w:t xml:space="preserve">The </w:t>
+      </w:r>
+      <w:proofErr w:type="spellStart"/>
+      <w:r>
+        <w:rPr>
+          <w:rFonts w:ascii="Times New Roman" w:hAnsi="Times New Roman" w:cs="Times New Roman"/>
+          <w:b/>
+          <w:bCs/>
+          <w:sz w:val="24"/>
+          <w:szCs w:val="24"/>
+          <w:lang w:val="en-IN"/>
+        </w:rPr>
+        <w:t>SysInsight</w:t>
+      </w:r>
+      <w:proofErr w:type="spellEnd"/>
+      <w:r>
+        <w:rPr>
+          <w:rFonts w:ascii="Times New Roman" w:hAnsi="Times New Roman" w:cs="Times New Roman"/>
+          <w:b/>
+          <w:bCs/>
+          <w:sz w:val="24"/>
+          <w:szCs w:val="24"/>
+          <w:lang w:val="en-IN"/>
+        </w:rPr>
+        <w:t xml:space="preserve"> project was independently conceived, designed, developed, tested, and documented by the student as part of the Master of Computer Applications (MCA) curriculum. The project was not developed under any specific organization, company, or client requirement.</w:t>
+      </w:r>
+    </w:p>
+    <w:p>
+      <w:pPr>
+        <w:rPr>
+          <w:rFonts w:ascii="Times New Roman" w:hAnsi="Times New Roman" w:cs="Times New Roman"/>
+          <w:b/>
+          <w:bCs/>
+          <w:sz w:val="24"/>
+          <w:szCs w:val="24"/>
+          <w:lang w:val="en-IN"/>
+        </w:rPr>
+      </w:pPr>
+      <w:r>
+        <w:rPr>
+          <w:rFonts w:ascii="Times New Roman" w:hAnsi="Times New Roman" w:cs="Times New Roman"/>
+          <w:b/>
+          <w:bCs/>
+          <w:sz w:val="24"/>
+          <w:szCs w:val="24"/>
+          <w:lang w:val="en-IN"/>
+        </w:rPr>
+        <w:t>The project was undertaken as an academic exercise to apply concepts of software engineering, system monitoring, database management, graphical visualization, and machine learning in a real-world application.</w:t>
+      </w:r>
+    </w:p>
+    <w:p>
+      <w:pPr>
+        <w:rPr>
+          <w:rFonts w:ascii="Times New Roman" w:hAnsi="Times New Roman" w:cs="Times New Roman"/>
+          <w:b/>
+          <w:bCs/>
+          <w:sz w:val="24"/>
+          <w:szCs w:val="24"/>
+          <w:lang w:val="en-IN"/>
+        </w:rPr>
+      </w:pPr>
+    </w:p>
+    <w:p>
+      <w:pPr>
+        <w:rPr>
+          <w:rFonts w:ascii="Times New Roman" w:hAnsi="Times New Roman" w:cs="Times New Roman"/>
+          <w:b/>
+          <w:bCs/>
+          <w:sz w:val="28"/>
+          <w:szCs w:val="28"/>
+          <w:u w:val="single"/>
+          <w:lang w:val="en-IN"/>
+        </w:rPr>
+      </w:pPr>
+      <w:r>
+        <w:rPr>
+          <w:rFonts w:ascii="Times New Roman" w:hAnsi="Times New Roman" w:cs="Times New Roman"/>
+          <w:b/>
+          <w:bCs/>
+          <w:sz w:val="28"/>
+          <w:szCs w:val="28"/>
+          <w:u w:val="single"/>
+          <w:lang w:val="en-IN"/>
+        </w:rPr>
+        <w:t>13.2 DATA DICTIONARY</w:t>
+      </w:r>
+    </w:p>
+    <w:p>
+      <w:pPr>
+        <w:rPr>
+          <w:rFonts w:ascii="Times New Roman" w:hAnsi="Times New Roman" w:cs="Times New Roman"/>
+          <w:b/>
+          <w:bCs/>
+          <w:sz w:val="24"/>
+          <w:szCs w:val="24"/>
+          <w:lang w:val="en-IN"/>
+        </w:rPr>
+      </w:pPr>
+      <w:r>
+        <w:rPr>
+          <w:rFonts w:ascii="Times New Roman" w:hAnsi="Times New Roman" w:cs="Times New Roman"/>
+          <w:b/>
+          <w:bCs/>
+          <w:sz w:val="24"/>
+          <w:szCs w:val="24"/>
+          <w:lang w:val="en-IN"/>
+        </w:rPr>
+        <w:t xml:space="preserve">The Data Dictionary provides details of the data elements used in the </w:t>
+      </w:r>
+      <w:proofErr w:type="spellStart"/>
+      <w:r>
+        <w:rPr>
+          <w:rFonts w:ascii="Times New Roman" w:hAnsi="Times New Roman" w:cs="Times New Roman"/>
+          <w:b/>
+          <w:bCs/>
+          <w:sz w:val="24"/>
+          <w:szCs w:val="24"/>
+          <w:lang w:val="en-IN"/>
+        </w:rPr>
+        <w:t>SysInsight</w:t>
+      </w:r>
+      <w:proofErr w:type="spellEnd"/>
+      <w:r>
+        <w:rPr>
+          <w:rFonts w:ascii="Times New Roman" w:hAnsi="Times New Roman" w:cs="Times New Roman"/>
+          <w:b/>
+          <w:bCs/>
+          <w:sz w:val="24"/>
+          <w:szCs w:val="24"/>
+          <w:lang w:val="en-IN"/>
+        </w:rPr>
+        <w:t xml:space="preserve"> database.</w:t>
+      </w:r>
+    </w:p>
+    <w:tbl>
+      <w:tblPr>
+        <w:tblW w:w="0" w:type="auto"/>
+        <w:tblCellSpacing w:w="15" w:type="dxa"/>
+        <w:tblCellMar>
+          <w:top w:w="15" w:type="dxa"/>
+          <w:left w:w="15" w:type="dxa"/>
+          <w:bottom w:w="15" w:type="dxa"/>
+          <w:right w:w="15" w:type="dxa"/>
+        </w:tblCellMar>
+        <w:tblLook w:val="04A0" w:firstRow="1" w:lastRow="0" w:firstColumn="1" w:lastColumn="0" w:noHBand="0" w:noVBand="1"/>
+      </w:tblPr>
+      <w:tblGrid>
+        <w:gridCol w:w="1211"/>
+        <w:gridCol w:w="1254"/>
+        <w:gridCol w:w="807"/>
+        <w:gridCol w:w="1436"/>
+        <w:gridCol w:w="4318"/>
+      </w:tblGrid>
+      <w:tr>
+        <w:trPr>
+          <w:tblHeader/>
+          <w:tblCellSpacing w:w="15" w:type="dxa"/>
+        </w:trPr>
+        <w:tc>
+          <w:tcPr>
+            <w:tcW w:w="0" w:type="auto"/>
+            <w:vAlign w:val="center"/>
+            <w:hideMark/>
+          </w:tcPr>
+          <w:p>
+            <w:pPr>
+              <w:rPr>
+                <w:rFonts w:ascii="Times New Roman" w:hAnsi="Times New Roman" w:cs="Times New Roman"/>
+                <w:b/>
+                <w:bCs/>
+                <w:sz w:val="24"/>
+                <w:szCs w:val="24"/>
+                <w:lang w:val="en-IN"/>
+              </w:rPr>
+            </w:pPr>
+            <w:r>
+              <w:rPr>
+                <w:rFonts w:ascii="Times New Roman" w:hAnsi="Times New Roman" w:cs="Times New Roman"/>
+                <w:b/>
+                <w:bCs/>
+                <w:sz w:val="24"/>
+                <w:szCs w:val="24"/>
+                <w:lang w:val="en-IN"/>
+              </w:rPr>
+              <w:t>Data Name</w:t>
+            </w:r>
+          </w:p>
+        </w:tc>
+        <w:tc>
+          <w:tcPr>
+            <w:tcW w:w="0" w:type="auto"/>
+            <w:vAlign w:val="center"/>
+            <w:hideMark/>
+          </w:tcPr>
+          <w:p>
+            <w:pPr>
+              <w:rPr>
+                <w:rFonts w:ascii="Times New Roman" w:hAnsi="Times New Roman" w:cs="Times New Roman"/>
+                <w:b/>
+                <w:bCs/>
+                <w:sz w:val="24"/>
+                <w:szCs w:val="24"/>
+                <w:lang w:val="en-IN"/>
+              </w:rPr>
+            </w:pPr>
+            <w:r>
+              <w:rPr>
+                <w:rFonts w:ascii="Times New Roman" w:hAnsi="Times New Roman" w:cs="Times New Roman"/>
+                <w:b/>
+                <w:bCs/>
+                <w:sz w:val="24"/>
+                <w:szCs w:val="24"/>
+                <w:lang w:val="en-IN"/>
+              </w:rPr>
+              <w:t>Alias</w:t>
+            </w:r>
+          </w:p>
+        </w:tc>
+        <w:tc>
+          <w:tcPr>
+            <w:tcW w:w="0" w:type="auto"/>
+            <w:vAlign w:val="center"/>
+            <w:hideMark/>
+          </w:tcPr>
+          <w:p>
+            <w:pPr>
+              <w:rPr>
+                <w:rFonts w:ascii="Times New Roman" w:hAnsi="Times New Roman" w:cs="Times New Roman"/>
+                <w:b/>
+                <w:bCs/>
+                <w:sz w:val="24"/>
+                <w:szCs w:val="24"/>
+                <w:lang w:val="en-IN"/>
+              </w:rPr>
+            </w:pPr>
+            <w:r>
+              <w:rPr>
+                <w:rFonts w:ascii="Times New Roman" w:hAnsi="Times New Roman" w:cs="Times New Roman"/>
+                <w:b/>
+                <w:bCs/>
+                <w:sz w:val="24"/>
+                <w:szCs w:val="24"/>
+                <w:lang w:val="en-IN"/>
+              </w:rPr>
+              <w:t>Type</w:t>
+            </w:r>
+          </w:p>
+        </w:tc>
+        <w:tc>
+          <w:tcPr>
+            <w:tcW w:w="0" w:type="auto"/>
+            <w:vAlign w:val="center"/>
+            <w:hideMark/>
+          </w:tcPr>
+          <w:p>
+            <w:pPr>
+              <w:rPr>
+                <w:rFonts w:ascii="Times New Roman" w:hAnsi="Times New Roman" w:cs="Times New Roman"/>
+                <w:b/>
+                <w:bCs/>
+                <w:sz w:val="24"/>
+                <w:szCs w:val="24"/>
+                <w:lang w:val="en-IN"/>
+              </w:rPr>
+            </w:pPr>
+            <w:r>
+              <w:rPr>
+                <w:rFonts w:ascii="Times New Roman" w:hAnsi="Times New Roman" w:cs="Times New Roman"/>
+                <w:b/>
+                <w:bCs/>
+                <w:sz w:val="24"/>
+                <w:szCs w:val="24"/>
+                <w:lang w:val="en-IN"/>
+              </w:rPr>
+              <w:t>Size</w:t>
+            </w:r>
+          </w:p>
+        </w:tc>
+        <w:tc>
+          <w:tcPr>
+            <w:tcW w:w="0" w:type="auto"/>
+            <w:vAlign w:val="center"/>
+            <w:hideMark/>
+          </w:tcPr>
+          <w:p>
+            <w:pPr>
+              <w:rPr>
+                <w:rFonts w:ascii="Times New Roman" w:hAnsi="Times New Roman" w:cs="Times New Roman"/>
+                <w:b/>
+                <w:bCs/>
+                <w:sz w:val="24"/>
+                <w:szCs w:val="24"/>
+                <w:lang w:val="en-IN"/>
+              </w:rPr>
+            </w:pPr>
+            <w:r>
+              <w:rPr>
+                <w:rFonts w:ascii="Times New Roman" w:hAnsi="Times New Roman" w:cs="Times New Roman"/>
+                <w:b/>
+                <w:bCs/>
+                <w:sz w:val="24"/>
+                <w:szCs w:val="24"/>
+                <w:lang w:val="en-IN"/>
+              </w:rPr>
+              <w:t>Description</w:t>
+            </w:r>
+          </w:p>
+        </w:tc>
+      </w:tr>
+      <w:tr>
+        <w:trPr>
+          <w:tblCellSpacing w:w="15" w:type="dxa"/>
+        </w:trPr>
+        <w:tc>
+          <w:tcPr>
+            <w:tcW w:w="0" w:type="auto"/>
+            <w:vAlign w:val="center"/>
+            <w:hideMark/>
+          </w:tcPr>
+          <w:p>
+            <w:pPr>
+              <w:rPr>
+                <w:rFonts w:ascii="Times New Roman" w:hAnsi="Times New Roman" w:cs="Times New Roman"/>
+                <w:b/>
+                <w:bCs/>
+                <w:sz w:val="24"/>
+                <w:szCs w:val="24"/>
+                <w:lang w:val="en-IN"/>
+              </w:rPr>
+            </w:pPr>
+            <w:r>
+              <w:rPr>
+                <w:rFonts w:ascii="Times New Roman" w:hAnsi="Times New Roman" w:cs="Times New Roman"/>
+                <w:b/>
+                <w:bCs/>
+                <w:sz w:val="24"/>
+                <w:szCs w:val="24"/>
+                <w:lang w:val="en-IN"/>
+              </w:rPr>
+              <w:t>id</w:t>
+            </w:r>
+          </w:p>
+        </w:tc>
+        <w:tc>
+          <w:tcPr>
+            <w:tcW w:w="0" w:type="auto"/>
+            <w:vAlign w:val="center"/>
+            <w:hideMark/>
+          </w:tcPr>
+          <w:p>
+            <w:pPr>
+              <w:rPr>
+                <w:rFonts w:ascii="Times New Roman" w:hAnsi="Times New Roman" w:cs="Times New Roman"/>
+                <w:b/>
+                <w:bCs/>
+                <w:sz w:val="24"/>
+                <w:szCs w:val="24"/>
+                <w:lang w:val="en-IN"/>
+              </w:rPr>
+            </w:pPr>
+            <w:r>
+              <w:rPr>
+                <w:rFonts w:ascii="Times New Roman" w:hAnsi="Times New Roman" w:cs="Times New Roman"/>
+                <w:b/>
+                <w:bCs/>
+                <w:sz w:val="24"/>
+                <w:szCs w:val="24"/>
+                <w:lang w:val="en-IN"/>
+              </w:rPr>
+              <w:t>Record ID</w:t>
+            </w:r>
+          </w:p>
+        </w:tc>
+        <w:tc>
+          <w:tcPr>
+            <w:tcW w:w="0" w:type="auto"/>
+            <w:vAlign w:val="center"/>
+            <w:hideMark/>
+          </w:tcPr>
+          <w:p>
+            <w:pPr>
+              <w:rPr>
+                <w:rFonts w:ascii="Times New Roman" w:hAnsi="Times New Roman" w:cs="Times New Roman"/>
+                <w:b/>
+                <w:bCs/>
+                <w:sz w:val="24"/>
+                <w:szCs w:val="24"/>
+                <w:lang w:val="en-IN"/>
+              </w:rPr>
+            </w:pPr>
+            <w:r>
+              <w:rPr>
+                <w:rFonts w:ascii="Times New Roman" w:hAnsi="Times New Roman" w:cs="Times New Roman"/>
+                <w:b/>
+                <w:bCs/>
+                <w:sz w:val="24"/>
+                <w:szCs w:val="24"/>
+                <w:lang w:val="en-IN"/>
+              </w:rPr>
+              <w:t>Integer</w:t>
+            </w:r>
+          </w:p>
+        </w:tc>
+        <w:tc>
+          <w:tcPr>
+            <w:tcW w:w="0" w:type="auto"/>
+            <w:vAlign w:val="center"/>
+            <w:hideMark/>
+          </w:tcPr>
+          <w:p>
+            <w:pPr>
+              <w:rPr>
+                <w:rFonts w:ascii="Times New Roman" w:hAnsi="Times New Roman" w:cs="Times New Roman"/>
+                <w:b/>
+                <w:bCs/>
+                <w:sz w:val="24"/>
+                <w:szCs w:val="24"/>
+                <w:lang w:val="en-IN"/>
+              </w:rPr>
+            </w:pPr>
+            <w:r>
+              <w:rPr>
+                <w:rFonts w:ascii="Times New Roman" w:hAnsi="Times New Roman" w:cs="Times New Roman"/>
+                <w:b/>
+                <w:bCs/>
+                <w:sz w:val="24"/>
+                <w:szCs w:val="24"/>
+                <w:lang w:val="en-IN"/>
+              </w:rPr>
+              <w:t>4 Bytes</w:t>
+            </w:r>
+          </w:p>
+        </w:tc>
+        <w:tc>
+          <w:tcPr>
+            <w:tcW w:w="0" w:type="auto"/>
+            <w:vAlign w:val="center"/>
+            <w:hideMark/>
+          </w:tcPr>
+          <w:p>
+            <w:pPr>
+              <w:rPr>
+                <w:rFonts w:ascii="Times New Roman" w:hAnsi="Times New Roman" w:cs="Times New Roman"/>
+                <w:b/>
+                <w:bCs/>
+                <w:sz w:val="24"/>
+                <w:szCs w:val="24"/>
+                <w:lang w:val="en-IN"/>
+              </w:rPr>
+            </w:pPr>
+            <w:r>
+              <w:rPr>
+                <w:rFonts w:ascii="Times New Roman" w:hAnsi="Times New Roman" w:cs="Times New Roman"/>
+                <w:b/>
+                <w:bCs/>
+                <w:sz w:val="24"/>
+                <w:szCs w:val="24"/>
+                <w:lang w:val="en-IN"/>
+              </w:rPr>
+              <w:t>Unique identifier for each record</w:t>
+            </w:r>
+          </w:p>
+        </w:tc>
+      </w:tr>
+      <w:tr>
+        <w:trPr>
+          <w:tblCellSpacing w:w="15" w:type="dxa"/>
+        </w:trPr>
+        <w:tc>
+          <w:tcPr>
+            <w:tcW w:w="0" w:type="auto"/>
+            <w:vAlign w:val="center"/>
+            <w:hideMark/>
+          </w:tcPr>
+          <w:p>
+            <w:pPr>
+              <w:rPr>
+                <w:rFonts w:ascii="Times New Roman" w:hAnsi="Times New Roman" w:cs="Times New Roman"/>
+                <w:b/>
+                <w:bCs/>
+                <w:sz w:val="24"/>
+                <w:szCs w:val="24"/>
+                <w:lang w:val="en-IN"/>
+              </w:rPr>
+            </w:pPr>
+            <w:r>
+              <w:rPr>
+                <w:rFonts w:ascii="Times New Roman" w:hAnsi="Times New Roman" w:cs="Times New Roman"/>
+                <w:b/>
+                <w:bCs/>
+                <w:sz w:val="24"/>
+                <w:szCs w:val="24"/>
+                <w:lang w:val="en-IN"/>
+              </w:rPr>
+              <w:t>timestamp</w:t>
+            </w:r>
+          </w:p>
+        </w:tc>
+        <w:tc>
+          <w:tcPr>
+            <w:tcW w:w="0" w:type="auto"/>
+            <w:vAlign w:val="center"/>
+            <w:hideMark/>
+          </w:tcPr>
+          <w:p>
+            <w:pPr>
+              <w:rPr>
+                <w:rFonts w:ascii="Times New Roman" w:hAnsi="Times New Roman" w:cs="Times New Roman"/>
+                <w:b/>
+                <w:bCs/>
+                <w:sz w:val="24"/>
+                <w:szCs w:val="24"/>
+                <w:lang w:val="en-IN"/>
+              </w:rPr>
+            </w:pPr>
+            <w:r>
+              <w:rPr>
+                <w:rFonts w:ascii="Times New Roman" w:hAnsi="Times New Roman" w:cs="Times New Roman"/>
+                <w:b/>
+                <w:bCs/>
+                <w:sz w:val="24"/>
+                <w:szCs w:val="24"/>
+                <w:lang w:val="en-IN"/>
+              </w:rPr>
+              <w:t>Date &amp; Time</w:t>
+            </w:r>
+          </w:p>
+        </w:tc>
+        <w:tc>
+          <w:tcPr>
+            <w:tcW w:w="0" w:type="auto"/>
+            <w:vAlign w:val="center"/>
+            <w:hideMark/>
+          </w:tcPr>
+          <w:p>
+            <w:pPr>
+              <w:rPr>
+                <w:rFonts w:ascii="Times New Roman" w:hAnsi="Times New Roman" w:cs="Times New Roman"/>
+                <w:b/>
+                <w:bCs/>
+                <w:sz w:val="24"/>
+                <w:szCs w:val="24"/>
+                <w:lang w:val="en-IN"/>
+              </w:rPr>
+            </w:pPr>
+            <w:r>
+              <w:rPr>
+                <w:rFonts w:ascii="Times New Roman" w:hAnsi="Times New Roman" w:cs="Times New Roman"/>
+                <w:b/>
+                <w:bCs/>
+                <w:sz w:val="24"/>
+                <w:szCs w:val="24"/>
+                <w:lang w:val="en-IN"/>
+              </w:rPr>
+              <w:t>Text</w:t>
+            </w:r>
+          </w:p>
+        </w:tc>
+        <w:tc>
+          <w:tcPr>
+            <w:tcW w:w="0" w:type="auto"/>
+            <w:vAlign w:val="center"/>
+            <w:hideMark/>
+          </w:tcPr>
+          <w:p>
+            <w:pPr>
+              <w:rPr>
+                <w:rFonts w:ascii="Times New Roman" w:hAnsi="Times New Roman" w:cs="Times New Roman"/>
+                <w:b/>
+                <w:bCs/>
+                <w:sz w:val="24"/>
+                <w:szCs w:val="24"/>
+                <w:lang w:val="en-IN"/>
+              </w:rPr>
+            </w:pPr>
+            <w:r>
+              <w:rPr>
+                <w:rFonts w:ascii="Times New Roman" w:hAnsi="Times New Roman" w:cs="Times New Roman"/>
+                <w:b/>
+                <w:bCs/>
+                <w:sz w:val="24"/>
+                <w:szCs w:val="24"/>
+                <w:lang w:val="en-IN"/>
+              </w:rPr>
+              <w:t>25 Characters</w:t>
+            </w:r>
+          </w:p>
+        </w:tc>
+        <w:tc>
+          <w:tcPr>
+            <w:tcW w:w="0" w:type="auto"/>
+            <w:vAlign w:val="center"/>
+            <w:hideMark/>
+          </w:tcPr>
+          <w:p>
+            <w:pPr>
+              <w:rPr>
+                <w:rFonts w:ascii="Times New Roman" w:hAnsi="Times New Roman" w:cs="Times New Roman"/>
+                <w:b/>
+                <w:bCs/>
+                <w:sz w:val="24"/>
+                <w:szCs w:val="24"/>
+                <w:lang w:val="en-IN"/>
+              </w:rPr>
+            </w:pPr>
+            <w:r>
+              <w:rPr>
+                <w:rFonts w:ascii="Times New Roman" w:hAnsi="Times New Roman" w:cs="Times New Roman"/>
+                <w:b/>
+                <w:bCs/>
+                <w:sz w:val="24"/>
+                <w:szCs w:val="24"/>
+                <w:lang w:val="en-IN"/>
+              </w:rPr>
+              <w:t>Date and time when monitoring data was recorded</w:t>
+            </w:r>
+          </w:p>
+        </w:tc>
+      </w:tr>
+      <w:tr>
+        <w:trPr>
+          <w:tblCellSpacing w:w="15" w:type="dxa"/>
+        </w:trPr>
+        <w:tc>
+          <w:tcPr>
+            <w:tcW w:w="0" w:type="auto"/>
+            <w:vAlign w:val="center"/>
+            <w:hideMark/>
+          </w:tcPr>
+          <w:p>
+            <w:pPr>
+              <w:rPr>
+                <w:rFonts w:ascii="Times New Roman" w:hAnsi="Times New Roman" w:cs="Times New Roman"/>
+                <w:b/>
+                <w:bCs/>
+                <w:sz w:val="24"/>
+                <w:szCs w:val="24"/>
+                <w:lang w:val="en-IN"/>
+              </w:rPr>
+            </w:pPr>
+            <w:proofErr w:type="spellStart"/>
+            <w:r>
+              <w:rPr>
+                <w:rFonts w:ascii="Times New Roman" w:hAnsi="Times New Roman" w:cs="Times New Roman"/>
+                <w:b/>
+                <w:bCs/>
+                <w:sz w:val="24"/>
+                <w:szCs w:val="24"/>
+                <w:lang w:val="en-IN"/>
+              </w:rPr>
+              <w:t>cpu</w:t>
+            </w:r>
+            <w:proofErr w:type="spellEnd"/>
+          </w:p>
+        </w:tc>
+        <w:tc>
+          <w:tcPr>
+            <w:tcW w:w="0" w:type="auto"/>
+            <w:vAlign w:val="center"/>
+            <w:hideMark/>
+          </w:tcPr>
+          <w:p>
+            <w:pPr>
+              <w:rPr>
+                <w:rFonts w:ascii="Times New Roman" w:hAnsi="Times New Roman" w:cs="Times New Roman"/>
+                <w:b/>
+                <w:bCs/>
+                <w:sz w:val="24"/>
+                <w:szCs w:val="24"/>
+                <w:lang w:val="en-IN"/>
+              </w:rPr>
+            </w:pPr>
+            <w:r>
+              <w:rPr>
+                <w:rFonts w:ascii="Times New Roman" w:hAnsi="Times New Roman" w:cs="Times New Roman"/>
+                <w:b/>
+                <w:bCs/>
+                <w:sz w:val="24"/>
+                <w:szCs w:val="24"/>
+                <w:lang w:val="en-IN"/>
+              </w:rPr>
+              <w:t>CPU Usage</w:t>
+            </w:r>
+          </w:p>
+        </w:tc>
+        <w:tc>
+          <w:tcPr>
+            <w:tcW w:w="0" w:type="auto"/>
+            <w:vAlign w:val="center"/>
+            <w:hideMark/>
+          </w:tcPr>
+          <w:p>
+            <w:pPr>
+              <w:rPr>
+                <w:rFonts w:ascii="Times New Roman" w:hAnsi="Times New Roman" w:cs="Times New Roman"/>
+                <w:b/>
+                <w:bCs/>
+                <w:sz w:val="24"/>
+                <w:szCs w:val="24"/>
+                <w:lang w:val="en-IN"/>
+              </w:rPr>
+            </w:pPr>
+            <w:r>
+              <w:rPr>
+                <w:rFonts w:ascii="Times New Roman" w:hAnsi="Times New Roman" w:cs="Times New Roman"/>
+                <w:b/>
+                <w:bCs/>
+                <w:sz w:val="24"/>
+                <w:szCs w:val="24"/>
+                <w:lang w:val="en-IN"/>
+              </w:rPr>
+              <w:t>Real</w:t>
+            </w:r>
+          </w:p>
+        </w:tc>
+        <w:tc>
+          <w:tcPr>
+            <w:tcW w:w="0" w:type="auto"/>
+            <w:vAlign w:val="center"/>
+            <w:hideMark/>
+          </w:tcPr>
+          <w:p>
+            <w:pPr>
+              <w:rPr>
+                <w:rFonts w:ascii="Times New Roman" w:hAnsi="Times New Roman" w:cs="Times New Roman"/>
+                <w:b/>
+                <w:bCs/>
+                <w:sz w:val="24"/>
+                <w:szCs w:val="24"/>
+                <w:lang w:val="en-IN"/>
+              </w:rPr>
+            </w:pPr>
+            <w:r>
+              <w:rPr>
+                <w:rFonts w:ascii="Times New Roman" w:hAnsi="Times New Roman" w:cs="Times New Roman"/>
+                <w:b/>
+                <w:bCs/>
+                <w:sz w:val="24"/>
+                <w:szCs w:val="24"/>
+                <w:lang w:val="en-IN"/>
+              </w:rPr>
+              <w:t>8 Bytes</w:t>
+            </w:r>
+          </w:p>
+        </w:tc>
+        <w:tc>
+          <w:tcPr>
+            <w:tcW w:w="0" w:type="auto"/>
+            <w:vAlign w:val="center"/>
+            <w:hideMark/>
+          </w:tcPr>
+          <w:p>
+            <w:pPr>
+              <w:rPr>
+                <w:rFonts w:ascii="Times New Roman" w:hAnsi="Times New Roman" w:cs="Times New Roman"/>
+                <w:b/>
+                <w:bCs/>
+                <w:sz w:val="24"/>
+                <w:szCs w:val="24"/>
+                <w:lang w:val="en-IN"/>
+              </w:rPr>
+            </w:pPr>
+            <w:r>
+              <w:rPr>
+                <w:rFonts w:ascii="Times New Roman" w:hAnsi="Times New Roman" w:cs="Times New Roman"/>
+                <w:b/>
+                <w:bCs/>
+                <w:sz w:val="24"/>
+                <w:szCs w:val="24"/>
+                <w:lang w:val="en-IN"/>
+              </w:rPr>
+              <w:t>CPU utilization percentage</w:t>
+            </w:r>
+          </w:p>
+        </w:tc>
+      </w:tr>
+      <w:tr>
+        <w:trPr>
+          <w:tblCellSpacing w:w="15" w:type="dxa"/>
+        </w:trPr>
+        <w:tc>
+          <w:tcPr>
+            <w:tcW w:w="0" w:type="auto"/>
+            <w:vAlign w:val="center"/>
+            <w:hideMark/>
+          </w:tcPr>
+          <w:p>
+            <w:pPr>
+              <w:rPr>
+                <w:rFonts w:ascii="Times New Roman" w:hAnsi="Times New Roman" w:cs="Times New Roman"/>
+                <w:b/>
+                <w:bCs/>
+                <w:sz w:val="24"/>
+                <w:szCs w:val="24"/>
+                <w:lang w:val="en-IN"/>
+              </w:rPr>
+            </w:pPr>
+            <w:r>
+              <w:rPr>
+                <w:rFonts w:ascii="Times New Roman" w:hAnsi="Times New Roman" w:cs="Times New Roman"/>
+                <w:b/>
+                <w:bCs/>
+                <w:sz w:val="24"/>
+                <w:szCs w:val="24"/>
+                <w:lang w:val="en-IN"/>
+              </w:rPr>
+              <w:t>ram</w:t>
+            </w:r>
+          </w:p>
+        </w:tc>
+        <w:tc>
+          <w:tcPr>
+            <w:tcW w:w="0" w:type="auto"/>
+            <w:vAlign w:val="center"/>
+            <w:hideMark/>
+          </w:tcPr>
+          <w:p>
+            <w:pPr>
+              <w:rPr>
+                <w:rFonts w:ascii="Times New Roman" w:hAnsi="Times New Roman" w:cs="Times New Roman"/>
+                <w:b/>
+                <w:bCs/>
+                <w:sz w:val="24"/>
+                <w:szCs w:val="24"/>
+                <w:lang w:val="en-IN"/>
+              </w:rPr>
+            </w:pPr>
+            <w:r>
+              <w:rPr>
+                <w:rFonts w:ascii="Times New Roman" w:hAnsi="Times New Roman" w:cs="Times New Roman"/>
+                <w:b/>
+                <w:bCs/>
+                <w:sz w:val="24"/>
+                <w:szCs w:val="24"/>
+                <w:lang w:val="en-IN"/>
+              </w:rPr>
+              <w:t>RAM Usage</w:t>
+            </w:r>
+          </w:p>
+        </w:tc>
+        <w:tc>
+          <w:tcPr>
+            <w:tcW w:w="0" w:type="auto"/>
+            <w:vAlign w:val="center"/>
+            <w:hideMark/>
+          </w:tcPr>
+          <w:p>
+            <w:pPr>
+              <w:rPr>
+                <w:rFonts w:ascii="Times New Roman" w:hAnsi="Times New Roman" w:cs="Times New Roman"/>
+                <w:b/>
+                <w:bCs/>
+                <w:sz w:val="24"/>
+                <w:szCs w:val="24"/>
+                <w:lang w:val="en-IN"/>
+              </w:rPr>
+            </w:pPr>
+            <w:r>
+              <w:rPr>
+                <w:rFonts w:ascii="Times New Roman" w:hAnsi="Times New Roman" w:cs="Times New Roman"/>
+                <w:b/>
+                <w:bCs/>
+                <w:sz w:val="24"/>
+                <w:szCs w:val="24"/>
+                <w:lang w:val="en-IN"/>
+              </w:rPr>
+              <w:t>Real</w:t>
+            </w:r>
+          </w:p>
+        </w:tc>
+        <w:tc>
+          <w:tcPr>
+            <w:tcW w:w="0" w:type="auto"/>
+            <w:vAlign w:val="center"/>
+            <w:hideMark/>
+          </w:tcPr>
+          <w:p>
+            <w:pPr>
+              <w:rPr>
+                <w:rFonts w:ascii="Times New Roman" w:hAnsi="Times New Roman" w:cs="Times New Roman"/>
+                <w:b/>
+                <w:bCs/>
+                <w:sz w:val="24"/>
+                <w:szCs w:val="24"/>
+                <w:lang w:val="en-IN"/>
+              </w:rPr>
+            </w:pPr>
+            <w:r>
+              <w:rPr>
+                <w:rFonts w:ascii="Times New Roman" w:hAnsi="Times New Roman" w:cs="Times New Roman"/>
+                <w:b/>
+                <w:bCs/>
+                <w:sz w:val="24"/>
+                <w:szCs w:val="24"/>
+                <w:lang w:val="en-IN"/>
+              </w:rPr>
+              <w:t>8 Bytes</w:t>
+            </w:r>
+          </w:p>
+        </w:tc>
+        <w:tc>
+          <w:tcPr>
+            <w:tcW w:w="0" w:type="auto"/>
+            <w:vAlign w:val="center"/>
+            <w:hideMark/>
+          </w:tcPr>
+          <w:p>
+            <w:pPr>
+              <w:rPr>
+                <w:rFonts w:ascii="Times New Roman" w:hAnsi="Times New Roman" w:cs="Times New Roman"/>
+                <w:b/>
+                <w:bCs/>
+                <w:sz w:val="24"/>
+                <w:szCs w:val="24"/>
+                <w:lang w:val="en-IN"/>
+              </w:rPr>
+            </w:pPr>
+            <w:r>
+              <w:rPr>
+                <w:rFonts w:ascii="Times New Roman" w:hAnsi="Times New Roman" w:cs="Times New Roman"/>
+                <w:b/>
+                <w:bCs/>
+                <w:sz w:val="24"/>
+                <w:szCs w:val="24"/>
+                <w:lang w:val="en-IN"/>
+              </w:rPr>
+              <w:t>RAM utilization percentage</w:t>
+            </w:r>
+          </w:p>
+        </w:tc>
+      </w:tr>
+      <w:tr>
+        <w:trPr>
+          <w:tblCellSpacing w:w="15" w:type="dxa"/>
+        </w:trPr>
+        <w:tc>
+          <w:tcPr>
+            <w:tcW w:w="0" w:type="auto"/>
+            <w:vAlign w:val="center"/>
+            <w:hideMark/>
+          </w:tcPr>
+          <w:p>
+            <w:pPr>
+              <w:rPr>
+                <w:rFonts w:ascii="Times New Roman" w:hAnsi="Times New Roman" w:cs="Times New Roman"/>
+                <w:b/>
+                <w:bCs/>
+                <w:sz w:val="24"/>
+                <w:szCs w:val="24"/>
+                <w:lang w:val="en-IN"/>
+              </w:rPr>
+            </w:pPr>
+            <w:r>
+              <w:rPr>
+                <w:rFonts w:ascii="Times New Roman" w:hAnsi="Times New Roman" w:cs="Times New Roman"/>
+                <w:b/>
+                <w:bCs/>
+                <w:sz w:val="24"/>
+                <w:szCs w:val="24"/>
+                <w:lang w:val="en-IN"/>
+              </w:rPr>
+              <w:t>disk</w:t>
+            </w:r>
+          </w:p>
+        </w:tc>
+        <w:tc>
+          <w:tcPr>
+            <w:tcW w:w="0" w:type="auto"/>
+            <w:vAlign w:val="center"/>
+            <w:hideMark/>
+          </w:tcPr>
+          <w:p>
+            <w:pPr>
+              <w:rPr>
+                <w:rFonts w:ascii="Times New Roman" w:hAnsi="Times New Roman" w:cs="Times New Roman"/>
+                <w:b/>
+                <w:bCs/>
+                <w:sz w:val="24"/>
+                <w:szCs w:val="24"/>
+                <w:lang w:val="en-IN"/>
+              </w:rPr>
+            </w:pPr>
+            <w:r>
+              <w:rPr>
+                <w:rFonts w:ascii="Times New Roman" w:hAnsi="Times New Roman" w:cs="Times New Roman"/>
+                <w:b/>
+                <w:bCs/>
+                <w:sz w:val="24"/>
+                <w:szCs w:val="24"/>
+                <w:lang w:val="en-IN"/>
+              </w:rPr>
+              <w:t>Disk Usage</w:t>
+            </w:r>
+          </w:p>
+        </w:tc>
+        <w:tc>
+          <w:tcPr>
+            <w:tcW w:w="0" w:type="auto"/>
+            <w:vAlign w:val="center"/>
+            <w:hideMark/>
+          </w:tcPr>
+          <w:p>
+            <w:pPr>
+              <w:rPr>
+                <w:rFonts w:ascii="Times New Roman" w:hAnsi="Times New Roman" w:cs="Times New Roman"/>
+                <w:b/>
+                <w:bCs/>
+                <w:sz w:val="24"/>
+                <w:szCs w:val="24"/>
+                <w:lang w:val="en-IN"/>
+              </w:rPr>
+            </w:pPr>
+            <w:r>
+              <w:rPr>
+                <w:rFonts w:ascii="Times New Roman" w:hAnsi="Times New Roman" w:cs="Times New Roman"/>
+                <w:b/>
+                <w:bCs/>
+                <w:sz w:val="24"/>
+                <w:szCs w:val="24"/>
+                <w:lang w:val="en-IN"/>
+              </w:rPr>
+              <w:t>Real</w:t>
+            </w:r>
+          </w:p>
+        </w:tc>
+        <w:tc>
+          <w:tcPr>
+            <w:tcW w:w="0" w:type="auto"/>
+            <w:vAlign w:val="center"/>
+            <w:hideMark/>
+          </w:tcPr>
+          <w:p>
+            <w:pPr>
+              <w:rPr>
+                <w:rFonts w:ascii="Times New Roman" w:hAnsi="Times New Roman" w:cs="Times New Roman"/>
+                <w:b/>
+                <w:bCs/>
+                <w:sz w:val="24"/>
+                <w:szCs w:val="24"/>
+                <w:lang w:val="en-IN"/>
+              </w:rPr>
+            </w:pPr>
+            <w:r>
+              <w:rPr>
+                <w:rFonts w:ascii="Times New Roman" w:hAnsi="Times New Roman" w:cs="Times New Roman"/>
+                <w:b/>
+                <w:bCs/>
+                <w:sz w:val="24"/>
+                <w:szCs w:val="24"/>
+                <w:lang w:val="en-IN"/>
+              </w:rPr>
+              <w:t>8 Bytes</w:t>
+            </w:r>
+          </w:p>
+        </w:tc>
+        <w:tc>
+          <w:tcPr>
+            <w:tcW w:w="0" w:type="auto"/>
+            <w:vAlign w:val="center"/>
+            <w:hideMark/>
+          </w:tcPr>
+          <w:p>
+            <w:pPr>
+              <w:rPr>
+                <w:rFonts w:ascii="Times New Roman" w:hAnsi="Times New Roman" w:cs="Times New Roman"/>
+                <w:b/>
+                <w:bCs/>
+                <w:sz w:val="24"/>
+                <w:szCs w:val="24"/>
+                <w:lang w:val="en-IN"/>
+              </w:rPr>
+            </w:pPr>
+            <w:r>
+              <w:rPr>
+                <w:rFonts w:ascii="Times New Roman" w:hAnsi="Times New Roman" w:cs="Times New Roman"/>
+                <w:b/>
+                <w:bCs/>
+                <w:sz w:val="24"/>
+                <w:szCs w:val="24"/>
+                <w:lang w:val="en-IN"/>
+              </w:rPr>
+              <w:t>Disk utilization percentage</w:t>
+            </w:r>
+          </w:p>
+        </w:tc>
+      </w:tr>
+      <w:tr>
+        <w:trPr>
+          <w:tblCellSpacing w:w="15" w:type="dxa"/>
+        </w:trPr>
+        <w:tc>
+          <w:tcPr>
+            <w:tcW w:w="0" w:type="auto"/>
+            <w:vAlign w:val="center"/>
+            <w:hideMark/>
+          </w:tcPr>
+          <w:p>
+            <w:pPr>
+              <w:rPr>
+                <w:rFonts w:ascii="Times New Roman" w:hAnsi="Times New Roman" w:cs="Times New Roman"/>
+                <w:b/>
+                <w:bCs/>
+                <w:sz w:val="24"/>
+                <w:szCs w:val="24"/>
+                <w:lang w:val="en-IN"/>
+              </w:rPr>
+            </w:pPr>
+            <w:r>
+              <w:rPr>
+                <w:rFonts w:ascii="Times New Roman" w:hAnsi="Times New Roman" w:cs="Times New Roman"/>
+                <w:b/>
+                <w:bCs/>
+                <w:sz w:val="24"/>
+                <w:szCs w:val="24"/>
+                <w:lang w:val="en-IN"/>
+              </w:rPr>
+              <w:t>health</w:t>
+            </w:r>
+          </w:p>
+        </w:tc>
+        <w:tc>
+          <w:tcPr>
+            <w:tcW w:w="0" w:type="auto"/>
+            <w:vAlign w:val="center"/>
+            <w:hideMark/>
+          </w:tcPr>
+          <w:p>
+            <w:pPr>
+              <w:rPr>
+                <w:rFonts w:ascii="Times New Roman" w:hAnsi="Times New Roman" w:cs="Times New Roman"/>
+                <w:b/>
+                <w:bCs/>
+                <w:sz w:val="24"/>
+                <w:szCs w:val="24"/>
+                <w:lang w:val="en-IN"/>
+              </w:rPr>
+            </w:pPr>
+            <w:r>
+              <w:rPr>
+                <w:rFonts w:ascii="Times New Roman" w:hAnsi="Times New Roman" w:cs="Times New Roman"/>
+                <w:b/>
+                <w:bCs/>
+                <w:sz w:val="24"/>
+                <w:szCs w:val="24"/>
+                <w:lang w:val="en-IN"/>
+              </w:rPr>
+              <w:t>Health Score</w:t>
+            </w:r>
+          </w:p>
+        </w:tc>
+        <w:tc>
+          <w:tcPr>
+            <w:tcW w:w="0" w:type="auto"/>
+            <w:vAlign w:val="center"/>
+            <w:hideMark/>
+          </w:tcPr>
+          <w:p>
+            <w:pPr>
+              <w:rPr>
+                <w:rFonts w:ascii="Times New Roman" w:hAnsi="Times New Roman" w:cs="Times New Roman"/>
+                <w:b/>
+                <w:bCs/>
+                <w:sz w:val="24"/>
+                <w:szCs w:val="24"/>
+                <w:lang w:val="en-IN"/>
+              </w:rPr>
+            </w:pPr>
+            <w:r>
+              <w:rPr>
+                <w:rFonts w:ascii="Times New Roman" w:hAnsi="Times New Roman" w:cs="Times New Roman"/>
+                <w:b/>
+                <w:bCs/>
+                <w:sz w:val="24"/>
+                <w:szCs w:val="24"/>
+                <w:lang w:val="en-IN"/>
+              </w:rPr>
+              <w:t>Real</w:t>
+            </w:r>
+          </w:p>
+        </w:tc>
+        <w:tc>
+          <w:tcPr>
+            <w:tcW w:w="0" w:type="auto"/>
+            <w:vAlign w:val="center"/>
+            <w:hideMark/>
+          </w:tcPr>
+          <w:p>
+            <w:pPr>
+              <w:rPr>
+                <w:rFonts w:ascii="Times New Roman" w:hAnsi="Times New Roman" w:cs="Times New Roman"/>
+                <w:b/>
+                <w:bCs/>
+                <w:sz w:val="24"/>
+                <w:szCs w:val="24"/>
+                <w:lang w:val="en-IN"/>
+              </w:rPr>
+            </w:pPr>
+            <w:r>
+              <w:rPr>
+                <w:rFonts w:ascii="Times New Roman" w:hAnsi="Times New Roman" w:cs="Times New Roman"/>
+                <w:b/>
+                <w:bCs/>
+                <w:sz w:val="24"/>
+                <w:szCs w:val="24"/>
+                <w:lang w:val="en-IN"/>
+              </w:rPr>
+              <w:t>8 Bytes</w:t>
+            </w:r>
+          </w:p>
+        </w:tc>
+        <w:tc>
+          <w:tcPr>
+            <w:tcW w:w="0" w:type="auto"/>
+            <w:vAlign w:val="center"/>
+            <w:hideMark/>
+          </w:tcPr>
+          <w:p>
+            <w:pPr>
+              <w:rPr>
+                <w:rFonts w:ascii="Times New Roman" w:hAnsi="Times New Roman" w:cs="Times New Roman"/>
+                <w:b/>
+                <w:bCs/>
+                <w:sz w:val="24"/>
+                <w:szCs w:val="24"/>
+                <w:lang w:val="en-IN"/>
+              </w:rPr>
+            </w:pPr>
+            <w:r>
+              <w:rPr>
+                <w:rFonts w:ascii="Times New Roman" w:hAnsi="Times New Roman" w:cs="Times New Roman"/>
+                <w:b/>
+                <w:bCs/>
+                <w:sz w:val="24"/>
+                <w:szCs w:val="24"/>
+                <w:lang w:val="en-IN"/>
+              </w:rPr>
+              <w:t>Calculated system health score</w:t>
+            </w:r>
+          </w:p>
+        </w:tc>
+      </w:tr>
+    </w:tbl>
+    <w:p>
+      <w:pPr>
+        <w:rPr>
+          <w:rFonts w:ascii="Times New Roman" w:hAnsi="Times New Roman" w:cs="Times New Roman"/>
+          <w:b/>
+          <w:bCs/>
+          <w:sz w:val="24"/>
+          <w:szCs w:val="24"/>
+          <w:lang w:val="en-IN"/>
+        </w:rPr>
+      </w:pPr>
+      <w:r>
+        <w:rPr>
+          <w:rFonts w:ascii="Times New Roman" w:hAnsi="Times New Roman" w:cs="Times New Roman"/>
+          <w:b/>
+          <w:bCs/>
+          <w:sz w:val="24"/>
+          <w:szCs w:val="24"/>
+          <w:lang w:val="en-IN"/>
+        </w:rPr>
+        <w:t xml:space="preserve">Table A.1: Data Dictionary of </w:t>
+      </w:r>
+      <w:proofErr w:type="spellStart"/>
+      <w:r>
+        <w:rPr>
+          <w:rFonts w:ascii="Times New Roman" w:hAnsi="Times New Roman" w:cs="Times New Roman"/>
+          <w:b/>
+          <w:bCs/>
+          <w:sz w:val="24"/>
+          <w:szCs w:val="24"/>
+          <w:lang w:val="en-IN"/>
+        </w:rPr>
+        <w:t>SysInsight</w:t>
+      </w:r>
+      <w:proofErr w:type="spellEnd"/>
+      <w:r>
+        <w:rPr>
+          <w:rFonts w:ascii="Times New Roman" w:hAnsi="Times New Roman" w:cs="Times New Roman"/>
+          <w:b/>
+          <w:bCs/>
+          <w:sz w:val="24"/>
+          <w:szCs w:val="24"/>
+          <w:lang w:val="en-IN"/>
+        </w:rPr>
+        <w:t xml:space="preserve"> Database</w:t>
+      </w:r>
+    </w:p>
+    <w:p>
+      <w:pPr>
+        <w:rPr>
+          <w:rFonts w:ascii="Times New Roman" w:hAnsi="Times New Roman" w:cs="Times New Roman"/>
+          <w:b/>
+          <w:bCs/>
+          <w:sz w:val="24"/>
+          <w:szCs w:val="24"/>
+          <w:lang w:val="en-IN"/>
+        </w:rPr>
+      </w:pPr>
+    </w:p>
+    <w:p>
+      <w:pPr>
+        <w:rPr>
+          <w:rFonts w:ascii="Times New Roman" w:hAnsi="Times New Roman" w:cs="Times New Roman"/>
+          <w:b/>
+          <w:bCs/>
+          <w:sz w:val="24"/>
+          <w:szCs w:val="24"/>
+          <w:lang w:val="en-IN"/>
+        </w:rPr>
+      </w:pPr>
+    </w:p>
+    <w:p>
+      <w:pPr>
+        <w:rPr>
+          <w:rFonts w:ascii="Times New Roman" w:hAnsi="Times New Roman" w:cs="Times New Roman"/>
+          <w:b/>
+          <w:bCs/>
+          <w:sz w:val="24"/>
+          <w:szCs w:val="24"/>
+          <w:lang w:val="en-IN"/>
+        </w:rPr>
+      </w:pPr>
+    </w:p>
+    <w:p>
+      <w:pPr>
+        <w:rPr>
+          <w:rFonts w:ascii="Times New Roman" w:hAnsi="Times New Roman" w:cs="Times New Roman"/>
+          <w:b/>
+          <w:bCs/>
+          <w:sz w:val="28"/>
+          <w:szCs w:val="28"/>
+          <w:u w:val="single"/>
+          <w:lang w:val="en-IN"/>
+        </w:rPr>
+      </w:pPr>
+      <w:r>
+        <w:rPr>
+          <w:rFonts w:ascii="Times New Roman" w:hAnsi="Times New Roman" w:cs="Times New Roman"/>
+          <w:b/>
+          <w:bCs/>
+          <w:sz w:val="28"/>
+          <w:szCs w:val="28"/>
+          <w:u w:val="single"/>
+          <w:lang w:val="en-IN"/>
+        </w:rPr>
+        <w:lastRenderedPageBreak/>
+        <w:t>13.3 LIST OF ABBREVIATIONS</w:t>
+      </w:r>
+    </w:p>
+    <w:tbl>
+      <w:tblPr>
+        <w:tblW w:w="0" w:type="auto"/>
+        <w:tblCellSpacing w:w="15" w:type="dxa"/>
+        <w:tblCellMar>
+          <w:top w:w="15" w:type="dxa"/>
+          <w:left w:w="15" w:type="dxa"/>
+          <w:bottom w:w="15" w:type="dxa"/>
+          <w:right w:w="15" w:type="dxa"/>
+        </w:tblCellMar>
+        <w:tblLook w:val="04A0" w:firstRow="1" w:lastRow="0" w:firstColumn="1" w:lastColumn="0" w:noHBand="0" w:noVBand="1"/>
+      </w:tblPr>
+      <w:tblGrid>
+        <w:gridCol w:w="1436"/>
+        <w:gridCol w:w="3508"/>
+      </w:tblGrid>
+      <w:tr>
+        <w:trPr>
+          <w:tblHeader/>
+          <w:tblCellSpacing w:w="15" w:type="dxa"/>
+        </w:trPr>
+        <w:tc>
+          <w:tcPr>
+            <w:tcW w:w="0" w:type="auto"/>
+            <w:vAlign w:val="center"/>
+            <w:hideMark/>
+          </w:tcPr>
+          <w:p>
+            <w:pPr>
+              <w:rPr>
+                <w:rFonts w:ascii="Times New Roman" w:hAnsi="Times New Roman" w:cs="Times New Roman"/>
+                <w:b/>
+                <w:bCs/>
+                <w:sz w:val="24"/>
+                <w:szCs w:val="24"/>
+                <w:lang w:val="en-IN"/>
+              </w:rPr>
+            </w:pPr>
+            <w:r>
+              <w:rPr>
+                <w:rFonts w:ascii="Times New Roman" w:hAnsi="Times New Roman" w:cs="Times New Roman"/>
+                <w:b/>
+                <w:bCs/>
+                <w:sz w:val="24"/>
+                <w:szCs w:val="24"/>
+                <w:lang w:val="en-IN"/>
+              </w:rPr>
+              <w:t>Abbreviation</w:t>
+            </w:r>
+          </w:p>
+        </w:tc>
+        <w:tc>
+          <w:tcPr>
+            <w:tcW w:w="0" w:type="auto"/>
+            <w:vAlign w:val="center"/>
+            <w:hideMark/>
+          </w:tcPr>
+          <w:p>
+            <w:pPr>
+              <w:rPr>
+                <w:rFonts w:ascii="Times New Roman" w:hAnsi="Times New Roman" w:cs="Times New Roman"/>
+                <w:b/>
+                <w:bCs/>
+                <w:sz w:val="24"/>
+                <w:szCs w:val="24"/>
+                <w:lang w:val="en-IN"/>
+              </w:rPr>
+            </w:pPr>
+            <w:r>
+              <w:rPr>
+                <w:rFonts w:ascii="Times New Roman" w:hAnsi="Times New Roman" w:cs="Times New Roman"/>
+                <w:b/>
+                <w:bCs/>
+                <w:sz w:val="24"/>
+                <w:szCs w:val="24"/>
+                <w:lang w:val="en-IN"/>
+              </w:rPr>
+              <w:t>Full Form</w:t>
+            </w:r>
+          </w:p>
+        </w:tc>
+      </w:tr>
+      <w:tr>
+        <w:trPr>
+          <w:tblCellSpacing w:w="15" w:type="dxa"/>
+        </w:trPr>
+        <w:tc>
+          <w:tcPr>
+            <w:tcW w:w="0" w:type="auto"/>
+            <w:vAlign w:val="center"/>
+            <w:hideMark/>
+          </w:tcPr>
+          <w:p>
+            <w:pPr>
+              <w:rPr>
+                <w:rFonts w:ascii="Times New Roman" w:hAnsi="Times New Roman" w:cs="Times New Roman"/>
+                <w:b/>
+                <w:bCs/>
+                <w:sz w:val="24"/>
+                <w:szCs w:val="24"/>
+                <w:lang w:val="en-IN"/>
+              </w:rPr>
+            </w:pPr>
+            <w:r>
+              <w:rPr>
+                <w:rFonts w:ascii="Times New Roman" w:hAnsi="Times New Roman" w:cs="Times New Roman"/>
+                <w:b/>
+                <w:bCs/>
+                <w:sz w:val="24"/>
+                <w:szCs w:val="24"/>
+                <w:lang w:val="en-IN"/>
+              </w:rPr>
+              <w:t>AI</w:t>
+            </w:r>
+          </w:p>
+        </w:tc>
+        <w:tc>
+          <w:tcPr>
+            <w:tcW w:w="0" w:type="auto"/>
+            <w:vAlign w:val="center"/>
+            <w:hideMark/>
+          </w:tcPr>
+          <w:p>
+            <w:pPr>
+              <w:rPr>
+                <w:rFonts w:ascii="Times New Roman" w:hAnsi="Times New Roman" w:cs="Times New Roman"/>
+                <w:b/>
+                <w:bCs/>
+                <w:sz w:val="24"/>
+                <w:szCs w:val="24"/>
+                <w:lang w:val="en-IN"/>
+              </w:rPr>
+            </w:pPr>
+            <w:r>
+              <w:rPr>
+                <w:rFonts w:ascii="Times New Roman" w:hAnsi="Times New Roman" w:cs="Times New Roman"/>
+                <w:b/>
+                <w:bCs/>
+                <w:sz w:val="24"/>
+                <w:szCs w:val="24"/>
+                <w:lang w:val="en-IN"/>
+              </w:rPr>
+              <w:t>Artificial Intelligence</w:t>
+            </w:r>
+          </w:p>
+        </w:tc>
+      </w:tr>
+      <w:tr>
+        <w:trPr>
+          <w:tblCellSpacing w:w="15" w:type="dxa"/>
+        </w:trPr>
+        <w:tc>
+          <w:tcPr>
+            <w:tcW w:w="0" w:type="auto"/>
+            <w:vAlign w:val="center"/>
+            <w:hideMark/>
+          </w:tcPr>
+          <w:p>
+            <w:pPr>
+              <w:rPr>
+                <w:rFonts w:ascii="Times New Roman" w:hAnsi="Times New Roman" w:cs="Times New Roman"/>
+                <w:b/>
+                <w:bCs/>
+                <w:sz w:val="24"/>
+                <w:szCs w:val="24"/>
+                <w:lang w:val="en-IN"/>
+              </w:rPr>
+            </w:pPr>
+            <w:r>
+              <w:rPr>
+                <w:rFonts w:ascii="Times New Roman" w:hAnsi="Times New Roman" w:cs="Times New Roman"/>
+                <w:b/>
+                <w:bCs/>
+                <w:sz w:val="24"/>
+                <w:szCs w:val="24"/>
+                <w:lang w:val="en-IN"/>
+              </w:rPr>
+              <w:t>CPU</w:t>
+            </w:r>
+          </w:p>
+        </w:tc>
+        <w:tc>
+          <w:tcPr>
+            <w:tcW w:w="0" w:type="auto"/>
+            <w:vAlign w:val="center"/>
+            <w:hideMark/>
+          </w:tcPr>
+          <w:p>
+            <w:pPr>
+              <w:rPr>
+                <w:rFonts w:ascii="Times New Roman" w:hAnsi="Times New Roman" w:cs="Times New Roman"/>
+                <w:b/>
+                <w:bCs/>
+                <w:sz w:val="24"/>
+                <w:szCs w:val="24"/>
+                <w:lang w:val="en-IN"/>
+              </w:rPr>
+            </w:pPr>
+            <w:r>
+              <w:rPr>
+                <w:rFonts w:ascii="Times New Roman" w:hAnsi="Times New Roman" w:cs="Times New Roman"/>
+                <w:b/>
+                <w:bCs/>
+                <w:sz w:val="24"/>
+                <w:szCs w:val="24"/>
+                <w:lang w:val="en-IN"/>
+              </w:rPr>
+              <w:t>Central Processing Unit</w:t>
+            </w:r>
+          </w:p>
+        </w:tc>
+      </w:tr>
+      <w:tr>
+        <w:trPr>
+          <w:tblCellSpacing w:w="15" w:type="dxa"/>
+        </w:trPr>
+        <w:tc>
+          <w:tcPr>
+            <w:tcW w:w="0" w:type="auto"/>
+            <w:vAlign w:val="center"/>
+            <w:hideMark/>
+          </w:tcPr>
+          <w:p>
+            <w:pPr>
+              <w:rPr>
+                <w:rFonts w:ascii="Times New Roman" w:hAnsi="Times New Roman" w:cs="Times New Roman"/>
+                <w:b/>
+                <w:bCs/>
+                <w:sz w:val="24"/>
+                <w:szCs w:val="24"/>
+                <w:lang w:val="en-IN"/>
+              </w:rPr>
+            </w:pPr>
+            <w:r>
+              <w:rPr>
+                <w:rFonts w:ascii="Times New Roman" w:hAnsi="Times New Roman" w:cs="Times New Roman"/>
+                <w:b/>
+                <w:bCs/>
+                <w:sz w:val="24"/>
+                <w:szCs w:val="24"/>
+                <w:lang w:val="en-IN"/>
+              </w:rPr>
+              <w:t>RAM</w:t>
+            </w:r>
+          </w:p>
+        </w:tc>
+        <w:tc>
+          <w:tcPr>
+            <w:tcW w:w="0" w:type="auto"/>
+            <w:vAlign w:val="center"/>
+            <w:hideMark/>
+          </w:tcPr>
+          <w:p>
+            <w:pPr>
+              <w:rPr>
+                <w:rFonts w:ascii="Times New Roman" w:hAnsi="Times New Roman" w:cs="Times New Roman"/>
+                <w:b/>
+                <w:bCs/>
+                <w:sz w:val="24"/>
+                <w:szCs w:val="24"/>
+                <w:lang w:val="en-IN"/>
+              </w:rPr>
+            </w:pPr>
+            <w:r>
+              <w:rPr>
+                <w:rFonts w:ascii="Times New Roman" w:hAnsi="Times New Roman" w:cs="Times New Roman"/>
+                <w:b/>
+                <w:bCs/>
+                <w:sz w:val="24"/>
+                <w:szCs w:val="24"/>
+                <w:lang w:val="en-IN"/>
+              </w:rPr>
+              <w:t>Random Access Memory</w:t>
+            </w:r>
+          </w:p>
+        </w:tc>
+      </w:tr>
+      <w:tr>
+        <w:trPr>
+          <w:tblCellSpacing w:w="15" w:type="dxa"/>
+        </w:trPr>
+        <w:tc>
+          <w:tcPr>
+            <w:tcW w:w="0" w:type="auto"/>
+            <w:vAlign w:val="center"/>
+            <w:hideMark/>
+          </w:tcPr>
+          <w:p>
+            <w:pPr>
+              <w:rPr>
+                <w:rFonts w:ascii="Times New Roman" w:hAnsi="Times New Roman" w:cs="Times New Roman"/>
+                <w:b/>
+                <w:bCs/>
+                <w:sz w:val="24"/>
+                <w:szCs w:val="24"/>
+                <w:lang w:val="en-IN"/>
+              </w:rPr>
+            </w:pPr>
+            <w:r>
+              <w:rPr>
+                <w:rFonts w:ascii="Times New Roman" w:hAnsi="Times New Roman" w:cs="Times New Roman"/>
+                <w:b/>
+                <w:bCs/>
+                <w:sz w:val="24"/>
+                <w:szCs w:val="24"/>
+                <w:lang w:val="en-IN"/>
+              </w:rPr>
+              <w:t>GUI</w:t>
+            </w:r>
+          </w:p>
+        </w:tc>
+        <w:tc>
+          <w:tcPr>
+            <w:tcW w:w="0" w:type="auto"/>
+            <w:vAlign w:val="center"/>
+            <w:hideMark/>
+          </w:tcPr>
+          <w:p>
+            <w:pPr>
+              <w:rPr>
+                <w:rFonts w:ascii="Times New Roman" w:hAnsi="Times New Roman" w:cs="Times New Roman"/>
+                <w:b/>
+                <w:bCs/>
+                <w:sz w:val="24"/>
+                <w:szCs w:val="24"/>
+                <w:lang w:val="en-IN"/>
+              </w:rPr>
+            </w:pPr>
+            <w:r>
+              <w:rPr>
+                <w:rFonts w:ascii="Times New Roman" w:hAnsi="Times New Roman" w:cs="Times New Roman"/>
+                <w:b/>
+                <w:bCs/>
+                <w:sz w:val="24"/>
+                <w:szCs w:val="24"/>
+                <w:lang w:val="en-IN"/>
+              </w:rPr>
+              <w:t>Graphical User Interface</w:t>
+            </w:r>
+          </w:p>
+        </w:tc>
+      </w:tr>
+      <w:tr>
+        <w:trPr>
+          <w:tblCellSpacing w:w="15" w:type="dxa"/>
+        </w:trPr>
+        <w:tc>
+          <w:tcPr>
+            <w:tcW w:w="0" w:type="auto"/>
+            <w:vAlign w:val="center"/>
+            <w:hideMark/>
+          </w:tcPr>
+          <w:p>
+            <w:pPr>
+              <w:rPr>
+                <w:rFonts w:ascii="Times New Roman" w:hAnsi="Times New Roman" w:cs="Times New Roman"/>
+                <w:b/>
+                <w:bCs/>
+                <w:sz w:val="24"/>
+                <w:szCs w:val="24"/>
+                <w:lang w:val="en-IN"/>
+              </w:rPr>
+            </w:pPr>
+            <w:r>
+              <w:rPr>
+                <w:rFonts w:ascii="Times New Roman" w:hAnsi="Times New Roman" w:cs="Times New Roman"/>
+                <w:b/>
+                <w:bCs/>
+                <w:sz w:val="24"/>
+                <w:szCs w:val="24"/>
+                <w:lang w:val="en-IN"/>
+              </w:rPr>
+              <w:t>DFD</w:t>
+            </w:r>
+          </w:p>
+        </w:tc>
+        <w:tc>
+          <w:tcPr>
+            <w:tcW w:w="0" w:type="auto"/>
+            <w:vAlign w:val="center"/>
+            <w:hideMark/>
+          </w:tcPr>
+          <w:p>
+            <w:pPr>
+              <w:rPr>
+                <w:rFonts w:ascii="Times New Roman" w:hAnsi="Times New Roman" w:cs="Times New Roman"/>
+                <w:b/>
+                <w:bCs/>
+                <w:sz w:val="24"/>
+                <w:szCs w:val="24"/>
+                <w:lang w:val="en-IN"/>
+              </w:rPr>
+            </w:pPr>
+            <w:r>
+              <w:rPr>
+                <w:rFonts w:ascii="Times New Roman" w:hAnsi="Times New Roman" w:cs="Times New Roman"/>
+                <w:b/>
+                <w:bCs/>
+                <w:sz w:val="24"/>
+                <w:szCs w:val="24"/>
+                <w:lang w:val="en-IN"/>
+              </w:rPr>
+              <w:t>Data Flow Diagram</w:t>
+            </w:r>
+          </w:p>
+        </w:tc>
+      </w:tr>
+      <w:tr>
+        <w:trPr>
+          <w:tblCellSpacing w:w="15" w:type="dxa"/>
+        </w:trPr>
+        <w:tc>
+          <w:tcPr>
+            <w:tcW w:w="0" w:type="auto"/>
+            <w:vAlign w:val="center"/>
+            <w:hideMark/>
+          </w:tcPr>
+          <w:p>
+            <w:pPr>
+              <w:rPr>
+                <w:rFonts w:ascii="Times New Roman" w:hAnsi="Times New Roman" w:cs="Times New Roman"/>
+                <w:b/>
+                <w:bCs/>
+                <w:sz w:val="24"/>
+                <w:szCs w:val="24"/>
+                <w:lang w:val="en-IN"/>
+              </w:rPr>
+            </w:pPr>
+            <w:r>
+              <w:rPr>
+                <w:rFonts w:ascii="Times New Roman" w:hAnsi="Times New Roman" w:cs="Times New Roman"/>
+                <w:b/>
+                <w:bCs/>
+                <w:sz w:val="24"/>
+                <w:szCs w:val="24"/>
+                <w:lang w:val="en-IN"/>
+              </w:rPr>
+              <w:t>ERD</w:t>
+            </w:r>
+          </w:p>
+        </w:tc>
+        <w:tc>
+          <w:tcPr>
+            <w:tcW w:w="0" w:type="auto"/>
+            <w:vAlign w:val="center"/>
+            <w:hideMark/>
+          </w:tcPr>
+          <w:p>
+            <w:pPr>
+              <w:rPr>
+                <w:rFonts w:ascii="Times New Roman" w:hAnsi="Times New Roman" w:cs="Times New Roman"/>
+                <w:b/>
+                <w:bCs/>
+                <w:sz w:val="24"/>
+                <w:szCs w:val="24"/>
+                <w:lang w:val="en-IN"/>
+              </w:rPr>
+            </w:pPr>
+            <w:r>
+              <w:rPr>
+                <w:rFonts w:ascii="Times New Roman" w:hAnsi="Times New Roman" w:cs="Times New Roman"/>
+                <w:b/>
+                <w:bCs/>
+                <w:sz w:val="24"/>
+                <w:szCs w:val="24"/>
+                <w:lang w:val="en-IN"/>
+              </w:rPr>
+              <w:t>Entity Relationship Diagram</w:t>
+            </w:r>
+          </w:p>
+        </w:tc>
+      </w:tr>
+      <w:tr>
+        <w:trPr>
+          <w:tblCellSpacing w:w="15" w:type="dxa"/>
+        </w:trPr>
+        <w:tc>
+          <w:tcPr>
+            <w:tcW w:w="0" w:type="auto"/>
+            <w:vAlign w:val="center"/>
+            <w:hideMark/>
+          </w:tcPr>
+          <w:p>
+            <w:pPr>
+              <w:rPr>
+                <w:rFonts w:ascii="Times New Roman" w:hAnsi="Times New Roman" w:cs="Times New Roman"/>
+                <w:b/>
+                <w:bCs/>
+                <w:sz w:val="24"/>
+                <w:szCs w:val="24"/>
+                <w:lang w:val="en-IN"/>
+              </w:rPr>
+            </w:pPr>
+            <w:r>
+              <w:rPr>
+                <w:rFonts w:ascii="Times New Roman" w:hAnsi="Times New Roman" w:cs="Times New Roman"/>
+                <w:b/>
+                <w:bCs/>
+                <w:sz w:val="24"/>
+                <w:szCs w:val="24"/>
+                <w:lang w:val="en-IN"/>
+              </w:rPr>
+              <w:t>SDLC</w:t>
+            </w:r>
+          </w:p>
+        </w:tc>
+        <w:tc>
+          <w:tcPr>
+            <w:tcW w:w="0" w:type="auto"/>
+            <w:vAlign w:val="center"/>
+            <w:hideMark/>
+          </w:tcPr>
+          <w:p>
+            <w:pPr>
+              <w:rPr>
+                <w:rFonts w:ascii="Times New Roman" w:hAnsi="Times New Roman" w:cs="Times New Roman"/>
+                <w:b/>
+                <w:bCs/>
+                <w:sz w:val="24"/>
+                <w:szCs w:val="24"/>
+                <w:lang w:val="en-IN"/>
+              </w:rPr>
+            </w:pPr>
+            <w:r>
+              <w:rPr>
+                <w:rFonts w:ascii="Times New Roman" w:hAnsi="Times New Roman" w:cs="Times New Roman"/>
+                <w:b/>
+                <w:bCs/>
+                <w:sz w:val="24"/>
+                <w:szCs w:val="24"/>
+                <w:lang w:val="en-IN"/>
+              </w:rPr>
+              <w:t>Software Development Life Cycle</w:t>
+            </w:r>
+          </w:p>
+        </w:tc>
+      </w:tr>
+      <w:tr>
+        <w:trPr>
+          <w:tblCellSpacing w:w="15" w:type="dxa"/>
+        </w:trPr>
+        <w:tc>
+          <w:tcPr>
+            <w:tcW w:w="0" w:type="auto"/>
+            <w:vAlign w:val="center"/>
+            <w:hideMark/>
+          </w:tcPr>
+          <w:p>
+            <w:pPr>
+              <w:rPr>
+                <w:rFonts w:ascii="Times New Roman" w:hAnsi="Times New Roman" w:cs="Times New Roman"/>
+                <w:b/>
+                <w:bCs/>
+                <w:sz w:val="24"/>
+                <w:szCs w:val="24"/>
+                <w:lang w:val="en-IN"/>
+              </w:rPr>
+            </w:pPr>
+            <w:r>
+              <w:rPr>
+                <w:rFonts w:ascii="Times New Roman" w:hAnsi="Times New Roman" w:cs="Times New Roman"/>
+                <w:b/>
+                <w:bCs/>
+                <w:sz w:val="24"/>
+                <w:szCs w:val="24"/>
+                <w:lang w:val="en-IN"/>
+              </w:rPr>
+              <w:t>DBMS</w:t>
+            </w:r>
+          </w:p>
+        </w:tc>
+        <w:tc>
+          <w:tcPr>
+            <w:tcW w:w="0" w:type="auto"/>
+            <w:vAlign w:val="center"/>
+            <w:hideMark/>
+          </w:tcPr>
+          <w:p>
+            <w:pPr>
+              <w:rPr>
+                <w:rFonts w:ascii="Times New Roman" w:hAnsi="Times New Roman" w:cs="Times New Roman"/>
+                <w:b/>
+                <w:bCs/>
+                <w:sz w:val="24"/>
+                <w:szCs w:val="24"/>
+                <w:lang w:val="en-IN"/>
+              </w:rPr>
+            </w:pPr>
+            <w:r>
+              <w:rPr>
+                <w:rFonts w:ascii="Times New Roman" w:hAnsi="Times New Roman" w:cs="Times New Roman"/>
+                <w:b/>
+                <w:bCs/>
+                <w:sz w:val="24"/>
+                <w:szCs w:val="24"/>
+                <w:lang w:val="en-IN"/>
+              </w:rPr>
+              <w:t>Database Management System</w:t>
+            </w:r>
+          </w:p>
+        </w:tc>
+      </w:tr>
+      <w:tr>
+        <w:trPr>
+          <w:tblCellSpacing w:w="15" w:type="dxa"/>
+        </w:trPr>
+        <w:tc>
+          <w:tcPr>
+            <w:tcW w:w="0" w:type="auto"/>
+            <w:vAlign w:val="center"/>
+            <w:hideMark/>
+          </w:tcPr>
+          <w:p>
+            <w:pPr>
+              <w:rPr>
+                <w:rFonts w:ascii="Times New Roman" w:hAnsi="Times New Roman" w:cs="Times New Roman"/>
+                <w:b/>
+                <w:bCs/>
+                <w:sz w:val="24"/>
+                <w:szCs w:val="24"/>
+                <w:lang w:val="en-IN"/>
+              </w:rPr>
+            </w:pPr>
+            <w:r>
+              <w:rPr>
+                <w:rFonts w:ascii="Times New Roman" w:hAnsi="Times New Roman" w:cs="Times New Roman"/>
+                <w:b/>
+                <w:bCs/>
+                <w:sz w:val="24"/>
+                <w:szCs w:val="24"/>
+                <w:lang w:val="en-IN"/>
+              </w:rPr>
+              <w:t>SQL</w:t>
+            </w:r>
+          </w:p>
+        </w:tc>
+        <w:tc>
+          <w:tcPr>
+            <w:tcW w:w="0" w:type="auto"/>
+            <w:vAlign w:val="center"/>
+            <w:hideMark/>
+          </w:tcPr>
+          <w:p>
+            <w:pPr>
+              <w:rPr>
+                <w:rFonts w:ascii="Times New Roman" w:hAnsi="Times New Roman" w:cs="Times New Roman"/>
+                <w:b/>
+                <w:bCs/>
+                <w:sz w:val="24"/>
+                <w:szCs w:val="24"/>
+                <w:lang w:val="en-IN"/>
+              </w:rPr>
+            </w:pPr>
+            <w:r>
+              <w:rPr>
+                <w:rFonts w:ascii="Times New Roman" w:hAnsi="Times New Roman" w:cs="Times New Roman"/>
+                <w:b/>
+                <w:bCs/>
+                <w:sz w:val="24"/>
+                <w:szCs w:val="24"/>
+                <w:lang w:val="en-IN"/>
+              </w:rPr>
+              <w:t>Structured Query Language</w:t>
+            </w:r>
+          </w:p>
+        </w:tc>
+      </w:tr>
+      <w:tr>
+        <w:trPr>
+          <w:tblCellSpacing w:w="15" w:type="dxa"/>
+        </w:trPr>
+        <w:tc>
+          <w:tcPr>
+            <w:tcW w:w="0" w:type="auto"/>
+            <w:vAlign w:val="center"/>
+            <w:hideMark/>
+          </w:tcPr>
+          <w:p>
+            <w:pPr>
+              <w:rPr>
+                <w:rFonts w:ascii="Times New Roman" w:hAnsi="Times New Roman" w:cs="Times New Roman"/>
+                <w:b/>
+                <w:bCs/>
+                <w:sz w:val="24"/>
+                <w:szCs w:val="24"/>
+                <w:lang w:val="en-IN"/>
+              </w:rPr>
+            </w:pPr>
+            <w:r>
+              <w:rPr>
+                <w:rFonts w:ascii="Times New Roman" w:hAnsi="Times New Roman" w:cs="Times New Roman"/>
+                <w:b/>
+                <w:bCs/>
+                <w:sz w:val="24"/>
+                <w:szCs w:val="24"/>
+                <w:lang w:val="en-IN"/>
+              </w:rPr>
+              <w:t>LMS</w:t>
+            </w:r>
+          </w:p>
+        </w:tc>
+        <w:tc>
+          <w:tcPr>
+            <w:tcW w:w="0" w:type="auto"/>
+            <w:vAlign w:val="center"/>
+            <w:hideMark/>
+          </w:tcPr>
+          <w:p>
+            <w:pPr>
+              <w:rPr>
+                <w:rFonts w:ascii="Times New Roman" w:hAnsi="Times New Roman" w:cs="Times New Roman"/>
+                <w:b/>
+                <w:bCs/>
+                <w:sz w:val="24"/>
+                <w:szCs w:val="24"/>
+                <w:lang w:val="en-IN"/>
+              </w:rPr>
+            </w:pPr>
+            <w:r>
+              <w:rPr>
+                <w:rFonts w:ascii="Times New Roman" w:hAnsi="Times New Roman" w:cs="Times New Roman"/>
+                <w:b/>
+                <w:bCs/>
+                <w:sz w:val="24"/>
+                <w:szCs w:val="24"/>
+                <w:lang w:val="en-IN"/>
+              </w:rPr>
+              <w:t>Learning Management System</w:t>
+            </w:r>
+          </w:p>
+        </w:tc>
+      </w:tr>
+      <w:tr>
+        <w:trPr>
+          <w:tblCellSpacing w:w="15" w:type="dxa"/>
+        </w:trPr>
+        <w:tc>
+          <w:tcPr>
+            <w:tcW w:w="0" w:type="auto"/>
+            <w:vAlign w:val="center"/>
+            <w:hideMark/>
+          </w:tcPr>
+          <w:p>
+            <w:pPr>
+              <w:rPr>
+                <w:rFonts w:ascii="Times New Roman" w:hAnsi="Times New Roman" w:cs="Times New Roman"/>
+                <w:b/>
+                <w:bCs/>
+                <w:sz w:val="24"/>
+                <w:szCs w:val="24"/>
+                <w:lang w:val="en-IN"/>
+              </w:rPr>
+            </w:pPr>
+            <w:r>
+              <w:rPr>
+                <w:rFonts w:ascii="Times New Roman" w:hAnsi="Times New Roman" w:cs="Times New Roman"/>
+                <w:b/>
+                <w:bCs/>
+                <w:sz w:val="24"/>
+                <w:szCs w:val="24"/>
+                <w:lang w:val="en-IN"/>
+              </w:rPr>
+              <w:t>OS</w:t>
+            </w:r>
+          </w:p>
+        </w:tc>
+        <w:tc>
+          <w:tcPr>
+            <w:tcW w:w="0" w:type="auto"/>
+            <w:vAlign w:val="center"/>
+            <w:hideMark/>
+          </w:tcPr>
+          <w:p>
+            <w:pPr>
+              <w:rPr>
+                <w:rFonts w:ascii="Times New Roman" w:hAnsi="Times New Roman" w:cs="Times New Roman"/>
+                <w:b/>
+                <w:bCs/>
+                <w:sz w:val="24"/>
+                <w:szCs w:val="24"/>
+                <w:lang w:val="en-IN"/>
+              </w:rPr>
+            </w:pPr>
+            <w:r>
+              <w:rPr>
+                <w:rFonts w:ascii="Times New Roman" w:hAnsi="Times New Roman" w:cs="Times New Roman"/>
+                <w:b/>
+                <w:bCs/>
+                <w:sz w:val="24"/>
+                <w:szCs w:val="24"/>
+                <w:lang w:val="en-IN"/>
+              </w:rPr>
+              <w:t>Operating System</w:t>
+            </w:r>
+          </w:p>
+        </w:tc>
+      </w:tr>
+      <w:tr>
+        <w:trPr>
+          <w:tblCellSpacing w:w="15" w:type="dxa"/>
+        </w:trPr>
+        <w:tc>
+          <w:tcPr>
+            <w:tcW w:w="0" w:type="auto"/>
+            <w:vAlign w:val="center"/>
+            <w:hideMark/>
+          </w:tcPr>
+          <w:p>
+            <w:pPr>
+              <w:rPr>
+                <w:rFonts w:ascii="Times New Roman" w:hAnsi="Times New Roman" w:cs="Times New Roman"/>
+                <w:b/>
+                <w:bCs/>
+                <w:sz w:val="24"/>
+                <w:szCs w:val="24"/>
+                <w:lang w:val="en-IN"/>
+              </w:rPr>
+            </w:pPr>
+            <w:r>
+              <w:rPr>
+                <w:rFonts w:ascii="Times New Roman" w:hAnsi="Times New Roman" w:cs="Times New Roman"/>
+                <w:b/>
+                <w:bCs/>
+                <w:sz w:val="24"/>
+                <w:szCs w:val="24"/>
+                <w:lang w:val="en-IN"/>
+              </w:rPr>
+              <w:t>ML</w:t>
+            </w:r>
+          </w:p>
+        </w:tc>
+        <w:tc>
+          <w:tcPr>
+            <w:tcW w:w="0" w:type="auto"/>
+            <w:vAlign w:val="center"/>
+            <w:hideMark/>
+          </w:tcPr>
+          <w:p>
+            <w:pPr>
+              <w:rPr>
+                <w:rFonts w:ascii="Times New Roman" w:hAnsi="Times New Roman" w:cs="Times New Roman"/>
+                <w:b/>
+                <w:bCs/>
+                <w:sz w:val="24"/>
+                <w:szCs w:val="24"/>
+                <w:lang w:val="en-IN"/>
+              </w:rPr>
+            </w:pPr>
+            <w:r>
+              <w:rPr>
+                <w:rFonts w:ascii="Times New Roman" w:hAnsi="Times New Roman" w:cs="Times New Roman"/>
+                <w:b/>
+                <w:bCs/>
+                <w:sz w:val="24"/>
+                <w:szCs w:val="24"/>
+                <w:lang w:val="en-IN"/>
+              </w:rPr>
+              <w:t>Machine Learning</w:t>
+            </w:r>
+          </w:p>
+        </w:tc>
+      </w:tr>
+      <w:tr>
+        <w:trPr>
+          <w:tblCellSpacing w:w="15" w:type="dxa"/>
+        </w:trPr>
+        <w:tc>
+          <w:tcPr>
+            <w:tcW w:w="0" w:type="auto"/>
+            <w:vAlign w:val="center"/>
+            <w:hideMark/>
+          </w:tcPr>
+          <w:p>
+            <w:pPr>
+              <w:rPr>
+                <w:rFonts w:ascii="Times New Roman" w:hAnsi="Times New Roman" w:cs="Times New Roman"/>
+                <w:b/>
+                <w:bCs/>
+                <w:sz w:val="24"/>
+                <w:szCs w:val="24"/>
+                <w:lang w:val="en-IN"/>
+              </w:rPr>
+            </w:pPr>
+            <w:r>
+              <w:rPr>
+                <w:rFonts w:ascii="Times New Roman" w:hAnsi="Times New Roman" w:cs="Times New Roman"/>
+                <w:b/>
+                <w:bCs/>
+                <w:sz w:val="24"/>
+                <w:szCs w:val="24"/>
+                <w:lang w:val="en-IN"/>
+              </w:rPr>
+              <w:t>UI</w:t>
+            </w:r>
+          </w:p>
+        </w:tc>
+        <w:tc>
+          <w:tcPr>
+            <w:tcW w:w="0" w:type="auto"/>
+            <w:vAlign w:val="center"/>
+            <w:hideMark/>
+          </w:tcPr>
+          <w:p>
+            <w:pPr>
+              <w:rPr>
+                <w:rFonts w:ascii="Times New Roman" w:hAnsi="Times New Roman" w:cs="Times New Roman"/>
+                <w:b/>
+                <w:bCs/>
+                <w:sz w:val="24"/>
+                <w:szCs w:val="24"/>
+                <w:lang w:val="en-IN"/>
+              </w:rPr>
+            </w:pPr>
+            <w:r>
+              <w:rPr>
+                <w:rFonts w:ascii="Times New Roman" w:hAnsi="Times New Roman" w:cs="Times New Roman"/>
+                <w:b/>
+                <w:bCs/>
+                <w:sz w:val="24"/>
+                <w:szCs w:val="24"/>
+                <w:lang w:val="en-IN"/>
+              </w:rPr>
+              <w:t>User Interface</w:t>
+            </w:r>
+          </w:p>
+        </w:tc>
+      </w:tr>
+    </w:tbl>
+    <w:p>
+      <w:pPr>
+        <w:rPr>
+          <w:rFonts w:ascii="Times New Roman" w:hAnsi="Times New Roman" w:cs="Times New Roman"/>
+          <w:b/>
+          <w:bCs/>
+          <w:sz w:val="28"/>
+          <w:szCs w:val="28"/>
+          <w:u w:val="single"/>
+          <w:lang w:val="en-IN"/>
+        </w:rPr>
+      </w:pPr>
+    </w:p>
+    <w:p>
+      <w:pPr>
+        <w:rPr>
+          <w:rFonts w:ascii="Times New Roman" w:hAnsi="Times New Roman" w:cs="Times New Roman"/>
+          <w:b/>
+          <w:bCs/>
+          <w:sz w:val="28"/>
+          <w:szCs w:val="28"/>
+          <w:u w:val="single"/>
+          <w:lang w:val="en-IN"/>
+        </w:rPr>
+      </w:pPr>
+      <w:r>
+        <w:rPr>
+          <w:rFonts w:ascii="Times New Roman" w:hAnsi="Times New Roman" w:cs="Times New Roman"/>
+          <w:b/>
+          <w:bCs/>
+          <w:sz w:val="28"/>
+          <w:szCs w:val="28"/>
+          <w:u w:val="single"/>
+          <w:lang w:val="en-IN"/>
+        </w:rPr>
+        <w:t>13.4 LIST OF FIGURES</w:t>
+      </w:r>
+    </w:p>
+    <w:p>
+      <w:pPr>
+        <w:rPr>
+          <w:rFonts w:ascii="Times New Roman" w:hAnsi="Times New Roman" w:cs="Times New Roman"/>
+          <w:b/>
+          <w:bCs/>
+          <w:sz w:val="24"/>
+          <w:szCs w:val="24"/>
+          <w:lang w:val="en-IN"/>
+        </w:rPr>
+      </w:pPr>
+      <w:r>
+        <w:rPr>
+          <w:rFonts w:ascii="Times New Roman" w:hAnsi="Times New Roman" w:cs="Times New Roman"/>
+          <w:b/>
+          <w:bCs/>
+          <w:sz w:val="24"/>
+          <w:szCs w:val="24"/>
+          <w:lang w:val="en-IN"/>
+        </w:rPr>
+        <w:t>Figure 4.1 System Architecture Diagram</w:t>
+      </w:r>
+    </w:p>
+    <w:p>
+      <w:pPr>
+        <w:rPr>
+          <w:rFonts w:ascii="Times New Roman" w:hAnsi="Times New Roman" w:cs="Times New Roman"/>
+          <w:b/>
+          <w:bCs/>
+          <w:sz w:val="24"/>
+          <w:szCs w:val="24"/>
+          <w:lang w:val="en-IN"/>
+        </w:rPr>
+      </w:pPr>
+      <w:r>
+        <w:rPr>
+          <w:rFonts w:ascii="Times New Roman" w:hAnsi="Times New Roman" w:cs="Times New Roman"/>
+          <w:b/>
+          <w:bCs/>
+          <w:sz w:val="24"/>
+          <w:szCs w:val="24"/>
+          <w:lang w:val="en-IN"/>
+        </w:rPr>
+        <w:t>Figure 4.2 DFD Level 0</w:t>
+      </w:r>
+    </w:p>
+    <w:p>
+      <w:pPr>
+        <w:rPr>
+          <w:rFonts w:ascii="Times New Roman" w:hAnsi="Times New Roman" w:cs="Times New Roman"/>
+          <w:b/>
+          <w:bCs/>
+          <w:sz w:val="24"/>
+          <w:szCs w:val="24"/>
+          <w:lang w:val="en-IN"/>
+        </w:rPr>
+      </w:pPr>
+      <w:r>
+        <w:rPr>
+          <w:rFonts w:ascii="Times New Roman" w:hAnsi="Times New Roman" w:cs="Times New Roman"/>
+          <w:b/>
+          <w:bCs/>
+          <w:sz w:val="24"/>
+          <w:szCs w:val="24"/>
+          <w:lang w:val="en-IN"/>
+        </w:rPr>
+        <w:t>Figure 4.3 DFD Level 1</w:t>
+      </w:r>
+    </w:p>
+    <w:p>
+      <w:pPr>
+        <w:rPr>
+          <w:rFonts w:ascii="Times New Roman" w:hAnsi="Times New Roman" w:cs="Times New Roman"/>
+          <w:b/>
+          <w:bCs/>
+          <w:sz w:val="24"/>
+          <w:szCs w:val="24"/>
+          <w:lang w:val="en-IN"/>
+        </w:rPr>
+      </w:pPr>
+      <w:r>
+        <w:rPr>
+          <w:rFonts w:ascii="Times New Roman" w:hAnsi="Times New Roman" w:cs="Times New Roman"/>
+          <w:b/>
+          <w:bCs/>
+          <w:sz w:val="24"/>
+          <w:szCs w:val="24"/>
+          <w:lang w:val="en-IN"/>
+        </w:rPr>
+        <w:t>Figure 4.4 Entity Relationship Diagram</w:t>
+      </w:r>
+    </w:p>
+    <w:p>
+      <w:pPr>
+        <w:rPr>
+          <w:rFonts w:ascii="Times New Roman" w:hAnsi="Times New Roman" w:cs="Times New Roman"/>
+          <w:b/>
+          <w:bCs/>
+          <w:sz w:val="24"/>
+          <w:szCs w:val="24"/>
+          <w:lang w:val="en-IN"/>
+        </w:rPr>
+      </w:pPr>
+      <w:r>
+        <w:rPr>
+          <w:rFonts w:ascii="Times New Roman" w:hAnsi="Times New Roman" w:cs="Times New Roman"/>
+          <w:b/>
+          <w:bCs/>
+          <w:sz w:val="24"/>
+          <w:szCs w:val="24"/>
+          <w:lang w:val="en-IN"/>
+        </w:rPr>
+        <w:t>Figure 4.5 Process Flow Diagram</w:t>
+      </w:r>
+    </w:p>
+    <w:p>
+      <w:pPr>
+        <w:rPr>
+          <w:rFonts w:ascii="Times New Roman" w:hAnsi="Times New Roman" w:cs="Times New Roman"/>
+          <w:b/>
+          <w:bCs/>
+          <w:sz w:val="24"/>
+          <w:szCs w:val="24"/>
+          <w:lang w:val="en-IN"/>
+        </w:rPr>
+      </w:pPr>
+      <w:r>
+        <w:rPr>
+          <w:rFonts w:ascii="Times New Roman" w:hAnsi="Times New Roman" w:cs="Times New Roman"/>
+          <w:b/>
+          <w:bCs/>
+          <w:sz w:val="24"/>
+          <w:szCs w:val="24"/>
+          <w:lang w:val="en-IN"/>
+        </w:rPr>
+        <w:t>Figure 5.1 PERT Chart</w:t>
+      </w:r>
+    </w:p>
+    <w:p>
+      <w:pPr>
+        <w:rPr>
+          <w:rFonts w:ascii="Times New Roman" w:hAnsi="Times New Roman" w:cs="Times New Roman"/>
+          <w:b/>
+          <w:bCs/>
+          <w:sz w:val="24"/>
+          <w:szCs w:val="24"/>
+          <w:lang w:val="en-IN"/>
+        </w:rPr>
+      </w:pPr>
+      <w:r>
+        <w:rPr>
+          <w:rFonts w:ascii="Times New Roman" w:hAnsi="Times New Roman" w:cs="Times New Roman"/>
+          <w:b/>
+          <w:bCs/>
+          <w:sz w:val="24"/>
+          <w:szCs w:val="24"/>
+          <w:lang w:val="en-IN"/>
+        </w:rPr>
+        <w:t>Figure 6.1 Monitoring Module Logic</w:t>
+      </w:r>
+    </w:p>
+    <w:p>
+      <w:pPr>
+        <w:rPr>
+          <w:rFonts w:ascii="Times New Roman" w:hAnsi="Times New Roman" w:cs="Times New Roman"/>
+          <w:b/>
+          <w:bCs/>
+          <w:sz w:val="24"/>
+          <w:szCs w:val="24"/>
+          <w:lang w:val="en-IN"/>
+        </w:rPr>
+      </w:pPr>
+      <w:r>
+        <w:rPr>
+          <w:rFonts w:ascii="Times New Roman" w:hAnsi="Times New Roman" w:cs="Times New Roman"/>
+          <w:b/>
+          <w:bCs/>
+          <w:sz w:val="24"/>
+          <w:szCs w:val="24"/>
+          <w:lang w:val="en-IN"/>
+        </w:rPr>
+        <w:t>Figure 6.2 Health Calculation Module Logic</w:t>
+      </w:r>
+    </w:p>
+    <w:p>
+      <w:pPr>
+        <w:rPr>
+          <w:rFonts w:ascii="Times New Roman" w:hAnsi="Times New Roman" w:cs="Times New Roman"/>
+          <w:b/>
+          <w:bCs/>
+          <w:sz w:val="24"/>
+          <w:szCs w:val="24"/>
+          <w:lang w:val="en-IN"/>
+        </w:rPr>
+      </w:pPr>
+      <w:r>
+        <w:rPr>
+          <w:rFonts w:ascii="Times New Roman" w:hAnsi="Times New Roman" w:cs="Times New Roman"/>
+          <w:b/>
+          <w:bCs/>
+          <w:sz w:val="24"/>
+          <w:szCs w:val="24"/>
+          <w:lang w:val="en-IN"/>
+        </w:rPr>
+        <w:lastRenderedPageBreak/>
+        <w:t>Figure 6.3 Database Module Logic</w:t>
+      </w:r>
+    </w:p>
+    <w:p>
+      <w:pPr>
+        <w:rPr>
+          <w:rFonts w:ascii="Times New Roman" w:hAnsi="Times New Roman" w:cs="Times New Roman"/>
+          <w:b/>
+          <w:bCs/>
+          <w:sz w:val="24"/>
+          <w:szCs w:val="24"/>
+          <w:lang w:val="en-IN"/>
+        </w:rPr>
+      </w:pPr>
+      <w:r>
+        <w:rPr>
+          <w:rFonts w:ascii="Times New Roman" w:hAnsi="Times New Roman" w:cs="Times New Roman"/>
+          <w:b/>
+          <w:bCs/>
+          <w:sz w:val="24"/>
+          <w:szCs w:val="24"/>
+          <w:lang w:val="en-IN"/>
+        </w:rPr>
+        <w:t>Figure 6.4 Graph Generation Module Logic</w:t>
+      </w:r>
+    </w:p>
+    <w:p>
+      <w:pPr>
+        <w:rPr>
+          <w:rFonts w:ascii="Times New Roman" w:hAnsi="Times New Roman" w:cs="Times New Roman"/>
+          <w:b/>
+          <w:bCs/>
+          <w:sz w:val="24"/>
+          <w:szCs w:val="24"/>
+          <w:lang w:val="en-IN"/>
+        </w:rPr>
+      </w:pPr>
+      <w:r>
+        <w:rPr>
+          <w:rFonts w:ascii="Times New Roman" w:hAnsi="Times New Roman" w:cs="Times New Roman"/>
+          <w:b/>
+          <w:bCs/>
+          <w:sz w:val="24"/>
+          <w:szCs w:val="24"/>
+          <w:lang w:val="en-IN"/>
+        </w:rPr>
+        <w:t>Figure 6.5 AI Prediction Module Logic</w:t>
+      </w:r>
+    </w:p>
+    <w:p>
+      <w:pPr>
+        <w:rPr>
+          <w:rFonts w:ascii="Times New Roman" w:hAnsi="Times New Roman" w:cs="Times New Roman"/>
+          <w:b/>
+          <w:bCs/>
+          <w:sz w:val="24"/>
+          <w:szCs w:val="24"/>
+          <w:lang w:val="en-IN"/>
+        </w:rPr>
+      </w:pPr>
+      <w:r>
+        <w:rPr>
+          <w:rFonts w:ascii="Times New Roman" w:hAnsi="Times New Roman" w:cs="Times New Roman"/>
+          <w:b/>
+          <w:bCs/>
+          <w:sz w:val="24"/>
+          <w:szCs w:val="24"/>
+          <w:lang w:val="en-IN"/>
+        </w:rPr>
+        <w:t>Figure 6.6 Dashboard GUI Module Logic</w:t>
+      </w:r>
+    </w:p>
+    <w:p>
+      <w:pPr>
+        <w:rPr>
+          <w:rFonts w:ascii="Times New Roman" w:hAnsi="Times New Roman" w:cs="Times New Roman"/>
+          <w:b/>
+          <w:bCs/>
+          <w:sz w:val="24"/>
+          <w:szCs w:val="24"/>
+          <w:lang w:val="en-IN"/>
+        </w:rPr>
+      </w:pPr>
+      <w:r>
+        <w:rPr>
+          <w:rFonts w:ascii="Times New Roman" w:hAnsi="Times New Roman" w:cs="Times New Roman"/>
+          <w:b/>
+          <w:bCs/>
+          <w:sz w:val="24"/>
+          <w:szCs w:val="24"/>
+          <w:lang w:val="en-IN"/>
+        </w:rPr>
+        <w:t>Figure 6.7 Module Interaction Diagram</w:t>
+      </w:r>
+    </w:p>
+    <w:p>
+      <w:pPr>
+        <w:rPr>
+          <w:rFonts w:ascii="Times New Roman" w:hAnsi="Times New Roman" w:cs="Times New Roman"/>
+          <w:b/>
+          <w:bCs/>
+          <w:sz w:val="24"/>
+          <w:szCs w:val="24"/>
+          <w:lang w:val="en-IN"/>
+        </w:rPr>
+      </w:pPr>
+      <w:r>
+        <w:rPr>
+          <w:rFonts w:ascii="Times New Roman" w:hAnsi="Times New Roman" w:cs="Times New Roman"/>
+          <w:b/>
+          <w:bCs/>
+          <w:sz w:val="24"/>
+          <w:szCs w:val="24"/>
+          <w:lang w:val="en-IN"/>
+        </w:rPr>
+        <w:t>Figure 7.1 Waterfall Model</w:t>
+      </w:r>
+    </w:p>
+    <w:p>
+      <w:pPr>
+        <w:rPr>
+          <w:rFonts w:ascii="Times New Roman" w:hAnsi="Times New Roman" w:cs="Times New Roman"/>
+          <w:b/>
+          <w:bCs/>
+          <w:sz w:val="24"/>
+          <w:szCs w:val="24"/>
+          <w:lang w:val="en-IN"/>
+        </w:rPr>
+      </w:pPr>
+      <w:r>
+        <w:rPr>
+          <w:rFonts w:ascii="Times New Roman" w:hAnsi="Times New Roman" w:cs="Times New Roman"/>
+          <w:b/>
+          <w:bCs/>
+          <w:sz w:val="24"/>
+          <w:szCs w:val="24"/>
+          <w:lang w:val="en-IN"/>
+        </w:rPr>
+        <w:t xml:space="preserve">Figure 7.2 </w:t>
+      </w:r>
+      <w:proofErr w:type="spellStart"/>
+      <w:r>
+        <w:rPr>
+          <w:rFonts w:ascii="Times New Roman" w:hAnsi="Times New Roman" w:cs="Times New Roman"/>
+          <w:b/>
+          <w:bCs/>
+          <w:sz w:val="24"/>
+          <w:szCs w:val="24"/>
+          <w:lang w:val="en-IN"/>
+        </w:rPr>
+        <w:t>SysInsight</w:t>
+      </w:r>
+      <w:proofErr w:type="spellEnd"/>
+      <w:r>
+        <w:rPr>
+          <w:rFonts w:ascii="Times New Roman" w:hAnsi="Times New Roman" w:cs="Times New Roman"/>
+          <w:b/>
+          <w:bCs/>
+          <w:sz w:val="24"/>
+          <w:szCs w:val="24"/>
+          <w:lang w:val="en-IN"/>
+        </w:rPr>
+        <w:t xml:space="preserve"> Dashboard</w:t>
+      </w:r>
+    </w:p>
+    <w:p>
+      <w:pPr>
+        <w:rPr>
+          <w:rFonts w:ascii="Times New Roman" w:hAnsi="Times New Roman" w:cs="Times New Roman"/>
+          <w:b/>
+          <w:bCs/>
+          <w:sz w:val="24"/>
+          <w:szCs w:val="24"/>
+          <w:lang w:val="en-IN"/>
+        </w:rPr>
+      </w:pPr>
+      <w:r>
+        <w:rPr>
+          <w:rFonts w:ascii="Times New Roman" w:hAnsi="Times New Roman" w:cs="Times New Roman"/>
+          <w:b/>
+          <w:bCs/>
+          <w:sz w:val="24"/>
+          <w:szCs w:val="24"/>
+          <w:lang w:val="en-IN"/>
+        </w:rPr>
+        <w:t>Figure 7.3 System Information Module</w:t>
+      </w:r>
+    </w:p>
+    <w:p>
+      <w:pPr>
+        <w:rPr>
+          <w:rFonts w:ascii="Times New Roman" w:hAnsi="Times New Roman" w:cs="Times New Roman"/>
+          <w:b/>
+          <w:bCs/>
+          <w:sz w:val="24"/>
+          <w:szCs w:val="24"/>
+          <w:lang w:val="en-IN"/>
+        </w:rPr>
+      </w:pPr>
+      <w:r>
+        <w:rPr>
+          <w:rFonts w:ascii="Times New Roman" w:hAnsi="Times New Roman" w:cs="Times New Roman"/>
+          <w:b/>
+          <w:bCs/>
+          <w:sz w:val="24"/>
+          <w:szCs w:val="24"/>
+          <w:lang w:val="en-IN"/>
+        </w:rPr>
+        <w:t>Figure 7.4 Top Processes Module</w:t>
+      </w:r>
+    </w:p>
+    <w:p>
+      <w:pPr>
+        <w:rPr>
+          <w:rFonts w:ascii="Times New Roman" w:hAnsi="Times New Roman" w:cs="Times New Roman"/>
+          <w:b/>
+          <w:bCs/>
+          <w:sz w:val="24"/>
+          <w:szCs w:val="24"/>
+          <w:lang w:val="en-IN"/>
+        </w:rPr>
+      </w:pPr>
+      <w:r>
+        <w:rPr>
+          <w:rFonts w:ascii="Times New Roman" w:hAnsi="Times New Roman" w:cs="Times New Roman"/>
+          <w:b/>
+          <w:bCs/>
+          <w:sz w:val="24"/>
+          <w:szCs w:val="24"/>
+          <w:lang w:val="en-IN"/>
+        </w:rPr>
+        <w:t>Figure 7.5 Database Records</w:t>
+      </w:r>
+    </w:p>
+    <w:p>
+      <w:pPr>
+        <w:rPr>
+          <w:rFonts w:ascii="Times New Roman" w:hAnsi="Times New Roman" w:cs="Times New Roman"/>
+          <w:b/>
+          <w:bCs/>
+          <w:sz w:val="24"/>
+          <w:szCs w:val="24"/>
+          <w:lang w:val="en-IN"/>
+        </w:rPr>
+      </w:pPr>
+      <w:r>
+        <w:rPr>
+          <w:rFonts w:ascii="Times New Roman" w:hAnsi="Times New Roman" w:cs="Times New Roman"/>
+          <w:b/>
+          <w:bCs/>
+          <w:sz w:val="24"/>
+          <w:szCs w:val="24"/>
+          <w:lang w:val="en-IN"/>
+        </w:rPr>
+        <w:t>Figure 7.6 CPU Trend Graph</w:t>
+      </w:r>
+    </w:p>
+    <w:p>
+      <w:pPr>
+        <w:rPr>
+          <w:rFonts w:ascii="Times New Roman" w:hAnsi="Times New Roman" w:cs="Times New Roman"/>
+          <w:b/>
+          <w:bCs/>
+          <w:sz w:val="24"/>
+          <w:szCs w:val="24"/>
+          <w:lang w:val="en-IN"/>
+        </w:rPr>
+      </w:pPr>
+      <w:r>
+        <w:rPr>
+          <w:rFonts w:ascii="Times New Roman" w:hAnsi="Times New Roman" w:cs="Times New Roman"/>
+          <w:b/>
+          <w:bCs/>
+          <w:sz w:val="24"/>
+          <w:szCs w:val="24"/>
+          <w:lang w:val="en-IN"/>
+        </w:rPr>
+        <w:t>Figure 7.7 RAM Trend Graph</w:t>
+      </w:r>
+    </w:p>
+    <w:p>
+      <w:pPr>
+        <w:rPr>
+          <w:rFonts w:ascii="Times New Roman" w:hAnsi="Times New Roman" w:cs="Times New Roman"/>
+          <w:b/>
+          <w:bCs/>
+          <w:sz w:val="24"/>
+          <w:szCs w:val="24"/>
+          <w:lang w:val="en-IN"/>
+        </w:rPr>
+      </w:pPr>
+      <w:r>
+        <w:rPr>
+          <w:rFonts w:ascii="Times New Roman" w:hAnsi="Times New Roman" w:cs="Times New Roman"/>
+          <w:b/>
+          <w:bCs/>
+          <w:sz w:val="24"/>
+          <w:szCs w:val="24"/>
+          <w:lang w:val="en-IN"/>
+        </w:rPr>
+        <w:t>Figure 7.8 Health Score Trend Graph</w:t>
+      </w:r>
+    </w:p>
+    <w:p>
+      <w:pPr>
+        <w:rPr>
+          <w:rFonts w:ascii="Times New Roman" w:hAnsi="Times New Roman" w:cs="Times New Roman"/>
+          <w:b/>
+          <w:bCs/>
+          <w:sz w:val="24"/>
+          <w:szCs w:val="24"/>
+          <w:lang w:val="en-IN"/>
+        </w:rPr>
+      </w:pPr>
+      <w:r>
+        <w:rPr>
+          <w:rFonts w:ascii="Times New Roman" w:hAnsi="Times New Roman" w:cs="Times New Roman"/>
+          <w:b/>
+          <w:bCs/>
+          <w:sz w:val="24"/>
+          <w:szCs w:val="24"/>
+          <w:lang w:val="en-IN"/>
+        </w:rPr>
+        <w:t>Figure 7.9 AI Prediction Output</w:t>
+      </w:r>
+    </w:p>
+    <w:p>
+      <w:pPr>
+        <w:rPr>
+          <w:rFonts w:ascii="Times New Roman" w:hAnsi="Times New Roman" w:cs="Times New Roman"/>
+          <w:b/>
+          <w:bCs/>
+          <w:sz w:val="24"/>
+          <w:szCs w:val="24"/>
+          <w:lang w:val="en-IN"/>
+        </w:rPr>
+      </w:pPr>
+      <w:r>
+        <w:rPr>
+          <w:rFonts w:ascii="Times New Roman" w:hAnsi="Times New Roman" w:cs="Times New Roman"/>
+          <w:b/>
+          <w:bCs/>
+          <w:sz w:val="24"/>
+          <w:szCs w:val="24"/>
+          <w:lang w:val="en-IN"/>
+        </w:rPr>
+        <w:t>Figure 10.1 Software Development Life Cycle</w:t>
+      </w:r>
+    </w:p>
+    <w:p>
+      <w:pPr>
+        <w:rPr>
+          <w:rFonts w:ascii="Times New Roman" w:hAnsi="Times New Roman" w:cs="Times New Roman"/>
+          <w:b/>
+          <w:bCs/>
+          <w:sz w:val="24"/>
+          <w:szCs w:val="24"/>
+          <w:lang w:val="en-IN"/>
+        </w:rPr>
+      </w:pPr>
+      <w:r>
+        <w:rPr>
+          <w:rFonts w:ascii="Times New Roman" w:hAnsi="Times New Roman" w:cs="Times New Roman"/>
+          <w:b/>
+          <w:bCs/>
+          <w:sz w:val="24"/>
+          <w:szCs w:val="24"/>
+          <w:lang w:val="en-IN"/>
+        </w:rPr>
+        <w:t>Figure 10.2 Entity Relationship Diagram</w:t>
+      </w:r>
+    </w:p>
+    <w:p>
+      <w:pPr>
+        <w:rPr>
+          <w:rFonts w:ascii="Times New Roman" w:hAnsi="Times New Roman" w:cs="Times New Roman"/>
+          <w:b/>
+          <w:bCs/>
+          <w:sz w:val="24"/>
+          <w:szCs w:val="24"/>
+          <w:lang w:val="en-IN"/>
+        </w:rPr>
+      </w:pPr>
+      <w:r>
+        <w:rPr>
+          <w:rFonts w:ascii="Times New Roman" w:hAnsi="Times New Roman" w:cs="Times New Roman"/>
+          <w:b/>
+          <w:bCs/>
+          <w:sz w:val="24"/>
+          <w:szCs w:val="24"/>
+          <w:lang w:val="en-IN"/>
+        </w:rPr>
+        <w:t>Figure 10.3 DFD Level 0</w:t>
+      </w:r>
+    </w:p>
+    <w:p>
+      <w:pPr>
+        <w:rPr>
+          <w:rFonts w:ascii="Times New Roman" w:hAnsi="Times New Roman" w:cs="Times New Roman"/>
+          <w:b/>
+          <w:bCs/>
+          <w:sz w:val="24"/>
+          <w:szCs w:val="24"/>
+          <w:lang w:val="en-IN"/>
+        </w:rPr>
+      </w:pPr>
+      <w:r>
+        <w:rPr>
+          <w:rFonts w:ascii="Times New Roman" w:hAnsi="Times New Roman" w:cs="Times New Roman"/>
+          <w:b/>
+          <w:bCs/>
+          <w:sz w:val="24"/>
+          <w:szCs w:val="24"/>
+          <w:lang w:val="en-IN"/>
+        </w:rPr>
+        <w:t>Figure 10.4 DFD Level 1</w:t>
+      </w:r>
+    </w:p>
+    <w:p>
+      <w:pPr>
+        <w:rPr>
+          <w:rFonts w:ascii="Times New Roman" w:hAnsi="Times New Roman" w:cs="Times New Roman"/>
+          <w:b/>
+          <w:bCs/>
+          <w:sz w:val="24"/>
+          <w:szCs w:val="24"/>
+          <w:lang w:val="en-IN"/>
+        </w:rPr>
+      </w:pPr>
+      <w:r>
+        <w:rPr>
+          <w:rFonts w:ascii="Times New Roman" w:hAnsi="Times New Roman" w:cs="Times New Roman"/>
+          <w:b/>
+          <w:bCs/>
+          <w:sz w:val="24"/>
+          <w:szCs w:val="24"/>
+          <w:lang w:val="en-IN"/>
+        </w:rPr>
+        <w:t>Figure 10.5 Dashboard Screenshot</w:t>
+      </w:r>
+    </w:p>
+    <w:p>
+      <w:pPr>
+        <w:rPr>
+          <w:rFonts w:ascii="Times New Roman" w:hAnsi="Times New Roman" w:cs="Times New Roman"/>
+          <w:b/>
+          <w:bCs/>
+          <w:sz w:val="24"/>
+          <w:szCs w:val="24"/>
+          <w:lang w:val="en-IN"/>
+        </w:rPr>
+      </w:pPr>
+      <w:r>
+        <w:rPr>
+          <w:rFonts w:ascii="Times New Roman" w:hAnsi="Times New Roman" w:cs="Times New Roman"/>
+          <w:b/>
+          <w:bCs/>
+          <w:sz w:val="24"/>
+          <w:szCs w:val="24"/>
+          <w:lang w:val="en-IN"/>
+        </w:rPr>
+        <w:t>Figure 10.6 System Information Screenshot</w:t>
+      </w:r>
+    </w:p>
+    <w:p>
+      <w:pPr>
+        <w:rPr>
+          <w:rFonts w:ascii="Times New Roman" w:hAnsi="Times New Roman" w:cs="Times New Roman"/>
+          <w:b/>
+          <w:bCs/>
+          <w:sz w:val="24"/>
+          <w:szCs w:val="24"/>
+          <w:lang w:val="en-IN"/>
+        </w:rPr>
+      </w:pPr>
+      <w:r>
+        <w:rPr>
+          <w:rFonts w:ascii="Times New Roman" w:hAnsi="Times New Roman" w:cs="Times New Roman"/>
+          <w:b/>
+          <w:bCs/>
+          <w:sz w:val="24"/>
+          <w:szCs w:val="24"/>
+          <w:lang w:val="en-IN"/>
+        </w:rPr>
+        <w:t>Figure 10.7 Top Processes Screenshot</w:t>
+      </w:r>
+    </w:p>
+    <w:p>
+      <w:pPr>
+        <w:rPr>
+          <w:rFonts w:ascii="Times New Roman" w:hAnsi="Times New Roman" w:cs="Times New Roman"/>
+          <w:b/>
+          <w:bCs/>
+          <w:sz w:val="24"/>
+          <w:szCs w:val="24"/>
+          <w:lang w:val="en-IN"/>
+        </w:rPr>
+      </w:pPr>
+      <w:r>
+        <w:rPr>
+          <w:rFonts w:ascii="Times New Roman" w:hAnsi="Times New Roman" w:cs="Times New Roman"/>
+          <w:b/>
+          <w:bCs/>
+          <w:sz w:val="24"/>
+          <w:szCs w:val="24"/>
+          <w:lang w:val="en-IN"/>
+        </w:rPr>
+        <w:t>Figure 10.8 Database Output</w:t>
+      </w:r>
+    </w:p>
+    <w:p>
+      <w:pPr>
+        <w:rPr>
+          <w:rFonts w:ascii="Times New Roman" w:hAnsi="Times New Roman" w:cs="Times New Roman"/>
+          <w:b/>
+          <w:bCs/>
+          <w:sz w:val="24"/>
+          <w:szCs w:val="24"/>
+          <w:lang w:val="en-IN"/>
+        </w:rPr>
+      </w:pPr>
+      <w:r>
+        <w:rPr>
+          <w:rFonts w:ascii="Times New Roman" w:hAnsi="Times New Roman" w:cs="Times New Roman"/>
+          <w:b/>
+          <w:bCs/>
+          <w:sz w:val="24"/>
+          <w:szCs w:val="24"/>
+          <w:lang w:val="en-IN"/>
+        </w:rPr>
+        <w:t>Figure 10.9 CPU Trend Graph</w:t>
+      </w:r>
+    </w:p>
+    <w:p>
+      <w:pPr>
+        <w:rPr>
+          <w:rFonts w:ascii="Times New Roman" w:hAnsi="Times New Roman" w:cs="Times New Roman"/>
+          <w:b/>
+          <w:bCs/>
+          <w:sz w:val="24"/>
+          <w:szCs w:val="24"/>
+          <w:lang w:val="en-IN"/>
+        </w:rPr>
+      </w:pPr>
+      <w:r>
+        <w:rPr>
+          <w:rFonts w:ascii="Times New Roman" w:hAnsi="Times New Roman" w:cs="Times New Roman"/>
+          <w:b/>
+          <w:bCs/>
+          <w:sz w:val="24"/>
+          <w:szCs w:val="24"/>
+          <w:lang w:val="en-IN"/>
+        </w:rPr>
+        <w:t>Figure 10.10 RAM Trend Graph</w:t>
+      </w:r>
+    </w:p>
+    <w:p>
+      <w:pPr>
+        <w:rPr>
+          <w:rFonts w:ascii="Times New Roman" w:hAnsi="Times New Roman" w:cs="Times New Roman"/>
+          <w:b/>
+          <w:bCs/>
+          <w:sz w:val="24"/>
+          <w:szCs w:val="24"/>
+          <w:lang w:val="en-IN"/>
+        </w:rPr>
+      </w:pPr>
+      <w:r>
+        <w:rPr>
+          <w:rFonts w:ascii="Times New Roman" w:hAnsi="Times New Roman" w:cs="Times New Roman"/>
+          <w:b/>
+          <w:bCs/>
+          <w:sz w:val="24"/>
+          <w:szCs w:val="24"/>
+          <w:lang w:val="en-IN"/>
+        </w:rPr>
+        <w:t>Figure 10.11 Health Score Trend Graph</w:t>
+      </w:r>
+    </w:p>
+    <w:p>
+      <w:pPr>
+        <w:rPr>
+          <w:rFonts w:ascii="Times New Roman" w:hAnsi="Times New Roman" w:cs="Times New Roman"/>
+          <w:b/>
+          <w:bCs/>
+          <w:sz w:val="24"/>
+          <w:szCs w:val="24"/>
+          <w:lang w:val="en-IN"/>
+        </w:rPr>
+      </w:pPr>
+      <w:r>
+        <w:rPr>
+          <w:rFonts w:ascii="Times New Roman" w:hAnsi="Times New Roman" w:cs="Times New Roman"/>
+          <w:b/>
+          <w:bCs/>
+          <w:sz w:val="24"/>
+          <w:szCs w:val="24"/>
+          <w:lang w:val="en-IN"/>
+        </w:rPr>
+        <w:t>Figure 10.12 AI Prediction Output</w:t>
+      </w:r>
+    </w:p>
+    <w:p>
+      <w:pPr>
+        <w:rPr>
+          <w:rFonts w:ascii="Times New Roman" w:hAnsi="Times New Roman" w:cs="Times New Roman"/>
+          <w:b/>
+          <w:bCs/>
+          <w:sz w:val="24"/>
+          <w:szCs w:val="24"/>
+          <w:lang w:val="en-IN"/>
+        </w:rPr>
+      </w:pPr>
+      <w:r>
+        <w:rPr>
+          <w:rFonts w:ascii="Times New Roman" w:hAnsi="Times New Roman" w:cs="Times New Roman"/>
+          <w:b/>
+          <w:bCs/>
+          <w:sz w:val="24"/>
+          <w:szCs w:val="24"/>
+          <w:lang w:val="en-IN"/>
+        </w:rPr>
+        <w:t>Figure 10.13 Source Code of Health Calculation Module</w:t>
+      </w:r>
+    </w:p>
+    <w:p>
+      <w:pPr>
+        <w:rPr>
+          <w:rFonts w:ascii="Times New Roman" w:hAnsi="Times New Roman" w:cs="Times New Roman"/>
+          <w:b/>
+          <w:bCs/>
+          <w:sz w:val="24"/>
+          <w:szCs w:val="24"/>
+          <w:lang w:val="en-IN"/>
+        </w:rPr>
+      </w:pPr>
+      <w:r>
+        <w:rPr>
+          <w:rFonts w:ascii="Times New Roman" w:hAnsi="Times New Roman" w:cs="Times New Roman"/>
+          <w:b/>
+          <w:bCs/>
+          <w:sz w:val="24"/>
+          <w:szCs w:val="24"/>
+          <w:lang w:val="en-IN"/>
+        </w:rPr>
+        <w:lastRenderedPageBreak/>
+        <w:t>Figure 10.14 Source Code of Database Module</w:t>
+      </w:r>
+    </w:p>
+    <w:p>
+      <w:pPr>
+        <w:rPr>
+          <w:rFonts w:ascii="Times New Roman" w:hAnsi="Times New Roman" w:cs="Times New Roman"/>
+          <w:b/>
+          <w:bCs/>
+          <w:sz w:val="24"/>
+          <w:szCs w:val="24"/>
+          <w:lang w:val="en-IN"/>
+        </w:rPr>
+      </w:pPr>
+      <w:r>
+        <w:rPr>
+          <w:rFonts w:ascii="Times New Roman" w:hAnsi="Times New Roman" w:cs="Times New Roman"/>
+          <w:b/>
+          <w:bCs/>
+          <w:sz w:val="24"/>
+          <w:szCs w:val="24"/>
+          <w:lang w:val="en-IN"/>
+        </w:rPr>
+        <w:t>Figure 10.15 Source Code of Process Analyzer Module</w:t>
+      </w:r>
+    </w:p>
+    <w:p>
+      <w:pPr>
+        <w:rPr>
+          <w:rFonts w:ascii="Times New Roman" w:hAnsi="Times New Roman" w:cs="Times New Roman"/>
+          <w:b/>
+          <w:bCs/>
+          <w:sz w:val="24"/>
+          <w:szCs w:val="24"/>
+          <w:lang w:val="en-IN"/>
+        </w:rPr>
+      </w:pPr>
+      <w:r>
+        <w:rPr>
+          <w:rFonts w:ascii="Times New Roman" w:hAnsi="Times New Roman" w:cs="Times New Roman"/>
+          <w:b/>
+          <w:bCs/>
+          <w:sz w:val="24"/>
+          <w:szCs w:val="24"/>
+          <w:lang w:val="en-IN"/>
+        </w:rPr>
+        <w:t>Figure 10.16 Source Code of Graph Generation Module</w:t>
+      </w:r>
+    </w:p>
+    <w:p>
+      <w:pPr>
+        <w:rPr>
+          <w:rFonts w:ascii="Times New Roman" w:hAnsi="Times New Roman" w:cs="Times New Roman"/>
+          <w:b/>
+          <w:bCs/>
+          <w:sz w:val="24"/>
+          <w:szCs w:val="24"/>
+          <w:lang w:val="en-IN"/>
+        </w:rPr>
+      </w:pPr>
+      <w:r>
+        <w:rPr>
+          <w:rFonts w:ascii="Times New Roman" w:hAnsi="Times New Roman" w:cs="Times New Roman"/>
+          <w:b/>
+          <w:bCs/>
+          <w:sz w:val="24"/>
+          <w:szCs w:val="24"/>
+          <w:lang w:val="en-IN"/>
+        </w:rPr>
+        <w:t>Figure 10.17 Source Code of AI Prediction Module</w:t>
+      </w:r>
+    </w:p>
+    <w:p>
+      <w:pPr>
+        <w:rPr>
+          <w:rFonts w:ascii="Times New Roman" w:hAnsi="Times New Roman" w:cs="Times New Roman"/>
+          <w:b/>
+          <w:bCs/>
+          <w:sz w:val="24"/>
+          <w:szCs w:val="24"/>
+          <w:lang w:val="en-IN"/>
+        </w:rPr>
+      </w:pPr>
+      <w:r>
+        <w:rPr>
+          <w:rFonts w:ascii="Times New Roman" w:hAnsi="Times New Roman" w:cs="Times New Roman"/>
+          <w:b/>
+          <w:bCs/>
+          <w:sz w:val="24"/>
+          <w:szCs w:val="24"/>
+          <w:lang w:val="en-IN"/>
+        </w:rPr>
+        <w:t>Figure 10.18 Dashboard Initialization Code</w:t>
+      </w:r>
+    </w:p>
+    <w:p>
+      <w:pPr>
+        <w:rPr>
+          <w:rFonts w:ascii="Times New Roman" w:hAnsi="Times New Roman" w:cs="Times New Roman"/>
+          <w:b/>
+          <w:bCs/>
+          <w:sz w:val="24"/>
+          <w:szCs w:val="24"/>
+          <w:lang w:val="en-IN"/>
+        </w:rPr>
+      </w:pPr>
+      <w:r>
+        <w:rPr>
+          <w:rFonts w:ascii="Times New Roman" w:hAnsi="Times New Roman" w:cs="Times New Roman"/>
+          <w:b/>
+          <w:bCs/>
+          <w:sz w:val="24"/>
+          <w:szCs w:val="24"/>
+          <w:lang w:val="en-IN"/>
+        </w:rPr>
+        <w:t>Figure 10.19 Resource Monitoring Logic</w:t>
+      </w:r>
+    </w:p>
+    <w:p>
+      <w:pPr>
+        <w:rPr>
+          <w:rFonts w:ascii="Times New Roman" w:hAnsi="Times New Roman" w:cs="Times New Roman"/>
+          <w:b/>
+          <w:bCs/>
+          <w:sz w:val="24"/>
+          <w:szCs w:val="24"/>
+          <w:lang w:val="en-IN"/>
+        </w:rPr>
+      </w:pPr>
+      <w:r>
+        <w:rPr>
+          <w:rFonts w:ascii="Times New Roman" w:hAnsi="Times New Roman" w:cs="Times New Roman"/>
+          <w:b/>
+          <w:bCs/>
+          <w:sz w:val="24"/>
+          <w:szCs w:val="24"/>
+          <w:lang w:val="en-IN"/>
+        </w:rPr>
+        <w:t>Figure 10.20 Dashboard Update Function</w:t>
+      </w:r>
+    </w:p>
+    <w:p>
+      <w:pPr>
+        <w:rPr>
+          <w:rFonts w:ascii="Times New Roman" w:hAnsi="Times New Roman" w:cs="Times New Roman"/>
+          <w:b/>
+          <w:bCs/>
+          <w:sz w:val="24"/>
+          <w:szCs w:val="24"/>
+          <w:lang w:val="en-IN"/>
+        </w:rPr>
+      </w:pPr>
+    </w:p>
+    <w:p>
+      <w:pPr>
+        <w:rPr>
+          <w:rFonts w:ascii="Times New Roman" w:hAnsi="Times New Roman" w:cs="Times New Roman"/>
+          <w:b/>
+          <w:bCs/>
+          <w:sz w:val="28"/>
+          <w:szCs w:val="28"/>
+          <w:u w:val="single"/>
+          <w:lang w:val="en-IN"/>
+        </w:rPr>
+      </w:pPr>
+      <w:r>
+        <w:rPr>
+          <w:rFonts w:ascii="Times New Roman" w:hAnsi="Times New Roman" w:cs="Times New Roman"/>
+          <w:b/>
+          <w:bCs/>
+          <w:sz w:val="28"/>
+          <w:szCs w:val="28"/>
+          <w:u w:val="single"/>
+          <w:lang w:val="en-IN"/>
+        </w:rPr>
+        <w:t>13.5 LIST OF TABLES</w:t>
+      </w:r>
+    </w:p>
+    <w:p>
+      <w:pPr>
+        <w:rPr>
+          <w:rFonts w:ascii="Times New Roman" w:hAnsi="Times New Roman" w:cs="Times New Roman"/>
+          <w:b/>
+          <w:bCs/>
+          <w:sz w:val="24"/>
+          <w:szCs w:val="24"/>
+          <w:lang w:val="en-IN"/>
+        </w:rPr>
+      </w:pPr>
+      <w:r>
+        <w:rPr>
+          <w:rFonts w:ascii="Times New Roman" w:hAnsi="Times New Roman" w:cs="Times New Roman"/>
+          <w:b/>
+          <w:bCs/>
+          <w:sz w:val="24"/>
+          <w:szCs w:val="24"/>
+          <w:lang w:val="en-IN"/>
+        </w:rPr>
+        <w:t>Table 5.1 Project Activity Schedule</w:t>
+      </w:r>
+    </w:p>
+    <w:p>
+      <w:pPr>
+        <w:rPr>
+          <w:rFonts w:ascii="Times New Roman" w:hAnsi="Times New Roman" w:cs="Times New Roman"/>
+          <w:b/>
+          <w:bCs/>
+          <w:sz w:val="24"/>
+          <w:szCs w:val="24"/>
+          <w:lang w:val="en-IN"/>
+        </w:rPr>
+      </w:pPr>
+      <w:r>
+        <w:rPr>
+          <w:rFonts w:ascii="Times New Roman" w:hAnsi="Times New Roman" w:cs="Times New Roman"/>
+          <w:b/>
+          <w:bCs/>
+          <w:sz w:val="24"/>
+          <w:szCs w:val="24"/>
+          <w:lang w:val="en-IN"/>
+        </w:rPr>
+        <w:t>Table 8.1 Module Evaluation Results</w:t>
+      </w:r>
+    </w:p>
+    <w:p>
+      <w:pPr>
+        <w:rPr>
+          <w:rFonts w:ascii="Times New Roman" w:hAnsi="Times New Roman" w:cs="Times New Roman"/>
+          <w:b/>
+          <w:bCs/>
+          <w:sz w:val="24"/>
+          <w:szCs w:val="24"/>
+          <w:lang w:val="en-IN"/>
+        </w:rPr>
+      </w:pPr>
+      <w:r>
+        <w:rPr>
+          <w:rFonts w:ascii="Times New Roman" w:hAnsi="Times New Roman" w:cs="Times New Roman"/>
+          <w:b/>
+          <w:bCs/>
+          <w:sz w:val="24"/>
+          <w:szCs w:val="24"/>
+          <w:lang w:val="en-IN"/>
+        </w:rPr>
+        <w:t>Table 8.2 System Performance Evaluation</w:t>
+      </w:r>
+    </w:p>
+    <w:p>
+      <w:pPr>
+        <w:rPr>
+          <w:rFonts w:ascii="Times New Roman" w:hAnsi="Times New Roman" w:cs="Times New Roman"/>
+          <w:b/>
+          <w:bCs/>
+          <w:sz w:val="24"/>
+          <w:szCs w:val="24"/>
+          <w:lang w:val="en-IN"/>
+        </w:rPr>
+      </w:pPr>
+      <w:r>
+        <w:rPr>
+          <w:rFonts w:ascii="Times New Roman" w:hAnsi="Times New Roman" w:cs="Times New Roman"/>
+          <w:b/>
+          <w:bCs/>
+          <w:sz w:val="24"/>
+          <w:szCs w:val="24"/>
+          <w:lang w:val="en-IN"/>
+        </w:rPr>
+        <w:t>Table 9.1 Hardware Cost Analysis</w:t>
+      </w:r>
+    </w:p>
+    <w:p>
+      <w:pPr>
+        <w:rPr>
+          <w:rFonts w:ascii="Times New Roman" w:hAnsi="Times New Roman" w:cs="Times New Roman"/>
+          <w:b/>
+          <w:bCs/>
+          <w:sz w:val="24"/>
+          <w:szCs w:val="24"/>
+          <w:lang w:val="en-IN"/>
+        </w:rPr>
+      </w:pPr>
+      <w:r>
+        <w:rPr>
+          <w:rFonts w:ascii="Times New Roman" w:hAnsi="Times New Roman" w:cs="Times New Roman"/>
+          <w:b/>
+          <w:bCs/>
+          <w:sz w:val="24"/>
+          <w:szCs w:val="24"/>
+          <w:lang w:val="en-IN"/>
+        </w:rPr>
+        <w:t>Table 9.2 Software Cost Analysis</w:t>
+      </w:r>
+    </w:p>
+    <w:p>
+      <w:pPr>
+        <w:rPr>
+          <w:rFonts w:ascii="Times New Roman" w:hAnsi="Times New Roman" w:cs="Times New Roman"/>
+          <w:b/>
+          <w:bCs/>
+          <w:sz w:val="24"/>
+          <w:szCs w:val="24"/>
+          <w:lang w:val="en-IN"/>
+        </w:rPr>
+      </w:pPr>
+      <w:r>
+        <w:rPr>
+          <w:rFonts w:ascii="Times New Roman" w:hAnsi="Times New Roman" w:cs="Times New Roman"/>
+          <w:b/>
+          <w:bCs/>
+          <w:sz w:val="24"/>
+          <w:szCs w:val="24"/>
+          <w:lang w:val="en-IN"/>
+        </w:rPr>
+        <w:t>Table 9.3 Development Cost Analysis</w:t>
+      </w:r>
+    </w:p>
+    <w:p>
+      <w:pPr>
+        <w:rPr>
+          <w:rFonts w:ascii="Times New Roman" w:hAnsi="Times New Roman" w:cs="Times New Roman"/>
+          <w:b/>
+          <w:bCs/>
+          <w:sz w:val="24"/>
+          <w:szCs w:val="24"/>
+          <w:lang w:val="en-IN"/>
+        </w:rPr>
+      </w:pPr>
+      <w:r>
+        <w:rPr>
+          <w:rFonts w:ascii="Times New Roman" w:hAnsi="Times New Roman" w:cs="Times New Roman"/>
+          <w:b/>
+          <w:bCs/>
+          <w:sz w:val="24"/>
+          <w:szCs w:val="24"/>
+          <w:lang w:val="en-IN"/>
+        </w:rPr>
+        <w:t>Table 9.4 Cost-Benefit Comparison</w:t>
+      </w:r>
+    </w:p>
+    <w:p>
+      <w:pPr>
+        <w:rPr>
+          <w:rFonts w:ascii="Times New Roman" w:hAnsi="Times New Roman" w:cs="Times New Roman"/>
+          <w:b/>
+          <w:bCs/>
+          <w:sz w:val="24"/>
+          <w:szCs w:val="24"/>
+          <w:lang w:val="en-IN"/>
+        </w:rPr>
+      </w:pPr>
+      <w:r>
+        <w:rPr>
+          <w:rFonts w:ascii="Times New Roman" w:hAnsi="Times New Roman" w:cs="Times New Roman"/>
+          <w:b/>
+          <w:bCs/>
+          <w:sz w:val="24"/>
+          <w:szCs w:val="24"/>
+          <w:lang w:val="en-IN"/>
+        </w:rPr>
+        <w:t>Table 10.1 Test Report Summary</w:t>
+      </w:r>
+    </w:p>
+    <w:p>
+      <w:pPr>
+        <w:rPr>
+          <w:rFonts w:ascii="Times New Roman" w:hAnsi="Times New Roman" w:cs="Times New Roman"/>
+          <w:b/>
+          <w:bCs/>
+          <w:sz w:val="24"/>
+          <w:szCs w:val="24"/>
+          <w:lang w:val="en-IN"/>
+        </w:rPr>
+      </w:pPr>
+      <w:r>
+        <w:rPr>
+          <w:rFonts w:ascii="Times New Roman" w:hAnsi="Times New Roman" w:cs="Times New Roman"/>
+          <w:b/>
+          <w:bCs/>
+          <w:sz w:val="24"/>
+          <w:szCs w:val="24"/>
+          <w:lang w:val="en-IN"/>
+        </w:rPr>
+        <w:t>Table A.1 Data Dictionary</w:t>
+      </w:r>
+    </w:p>
+    <w:p>
+      <w:pPr>
+        <w:rPr>
+          <w:rFonts w:ascii="Times New Roman" w:hAnsi="Times New Roman" w:cs="Times New Roman"/>
+          <w:b/>
+          <w:bCs/>
+          <w:sz w:val="24"/>
+          <w:szCs w:val="24"/>
+          <w:lang w:val="en-IN"/>
+        </w:rPr>
+      </w:pPr>
+    </w:p>
+    <w:p>
+      <w:pPr>
+        <w:rPr>
+          <w:rFonts w:ascii="Times New Roman" w:hAnsi="Times New Roman" w:cs="Times New Roman"/>
+          <w:b/>
+          <w:bCs/>
+          <w:sz w:val="28"/>
+          <w:szCs w:val="28"/>
+          <w:u w:val="single"/>
+          <w:lang w:val="en-IN"/>
+        </w:rPr>
+      </w:pPr>
+      <w:r>
+        <w:rPr>
+          <w:rFonts w:ascii="Times New Roman" w:hAnsi="Times New Roman" w:cs="Times New Roman"/>
+          <w:b/>
+          <w:bCs/>
+          <w:sz w:val="28"/>
+          <w:szCs w:val="28"/>
+          <w:u w:val="single"/>
+          <w:lang w:val="en-IN"/>
+        </w:rPr>
+        <w:t>13.6 SOFT COPY OF PROJECT</w:t>
+      </w:r>
+    </w:p>
+    <w:p>
+      <w:pPr>
+        <w:rPr>
+          <w:rFonts w:ascii="Times New Roman" w:hAnsi="Times New Roman" w:cs="Times New Roman"/>
+          <w:b/>
+          <w:bCs/>
+          <w:sz w:val="24"/>
+          <w:szCs w:val="24"/>
+          <w:lang w:val="en-IN"/>
+        </w:rPr>
+      </w:pPr>
+      <w:r>
+        <w:rPr>
+          <w:rFonts w:ascii="Times New Roman" w:hAnsi="Times New Roman" w:cs="Times New Roman"/>
+          <w:b/>
+          <w:bCs/>
+          <w:sz w:val="24"/>
+          <w:szCs w:val="24"/>
+          <w:lang w:val="en-IN"/>
+        </w:rPr>
+        <w:t>As per the university guidelines, a soft copy of the project has been prepared and submitted in digital format for evaluation purposes.</w:t>
+      </w:r>
+    </w:p>
+    <w:p>
+      <w:pPr>
+        <w:rPr>
+          <w:rFonts w:ascii="Times New Roman" w:hAnsi="Times New Roman" w:cs="Times New Roman"/>
+          <w:b/>
+          <w:bCs/>
+          <w:sz w:val="24"/>
+          <w:szCs w:val="24"/>
+          <w:lang w:val="en-IN"/>
+        </w:rPr>
+      </w:pPr>
+      <w:r>
+        <w:rPr>
+          <w:rFonts w:ascii="Times New Roman" w:hAnsi="Times New Roman" w:cs="Times New Roman"/>
+          <w:b/>
+          <w:bCs/>
+          <w:sz w:val="24"/>
+          <w:szCs w:val="24"/>
+          <w:lang w:val="en-IN"/>
+        </w:rPr>
+        <w:t>The soft copy contains the complete project report, source code, database files, screenshots, graphs, and supporting documentation required for execution and assessment of the project.</w:t>
+      </w:r>
+    </w:p>
+    <w:p>
+      <w:pPr>
+        <w:rPr>
+          <w:rFonts w:ascii="Times New Roman" w:hAnsi="Times New Roman" w:cs="Times New Roman"/>
+          <w:b/>
+          <w:bCs/>
+          <w:sz w:val="24"/>
+          <w:szCs w:val="24"/>
+          <w:lang w:val="en-IN"/>
+        </w:rPr>
+      </w:pPr>
+      <w:r>
+        <w:rPr>
+          <w:rFonts w:ascii="Times New Roman" w:hAnsi="Times New Roman" w:cs="Times New Roman"/>
+          <w:b/>
+          <w:bCs/>
+          <w:sz w:val="24"/>
+          <w:szCs w:val="24"/>
+          <w:lang w:val="en-IN"/>
+        </w:rPr>
+        <w:t>Contents of Soft Copy:</w:t>
+      </w:r>
+    </w:p>
+    <w:p>
+      <w:pPr>
+        <w:numPr>
+          <w:ilvl w:val="0"/>
+          <w:numId w:val="81"/>
+        </w:numPr>
+        <w:rPr>
+          <w:rFonts w:ascii="Times New Roman" w:hAnsi="Times New Roman" w:cs="Times New Roman"/>
+          <w:b/>
+          <w:bCs/>
+          <w:sz w:val="24"/>
+          <w:szCs w:val="24"/>
+          <w:lang w:val="en-IN"/>
+        </w:rPr>
+      </w:pPr>
+      <w:r>
+        <w:rPr>
+          <w:rFonts w:ascii="Times New Roman" w:hAnsi="Times New Roman" w:cs="Times New Roman"/>
+          <w:b/>
+          <w:bCs/>
+          <w:sz w:val="24"/>
+          <w:szCs w:val="24"/>
+          <w:lang w:val="en-IN"/>
+        </w:rPr>
+        <w:t>Project Report (DOCX Format)</w:t>
+      </w:r>
+    </w:p>
+    <w:p>
+      <w:pPr>
+        <w:numPr>
+          <w:ilvl w:val="0"/>
+          <w:numId w:val="81"/>
+        </w:numPr>
+        <w:rPr>
+          <w:rFonts w:ascii="Times New Roman" w:hAnsi="Times New Roman" w:cs="Times New Roman"/>
+          <w:b/>
+          <w:bCs/>
+          <w:sz w:val="24"/>
+          <w:szCs w:val="24"/>
+          <w:lang w:val="en-IN"/>
+        </w:rPr>
+      </w:pPr>
+      <w:r>
+        <w:rPr>
+          <w:rFonts w:ascii="Times New Roman" w:hAnsi="Times New Roman" w:cs="Times New Roman"/>
+          <w:b/>
+          <w:bCs/>
+          <w:sz w:val="24"/>
+          <w:szCs w:val="24"/>
+          <w:lang w:val="en-IN"/>
+        </w:rPr>
+        <w:t>Project Report (PDF Format)</w:t>
+      </w:r>
+    </w:p>
+    <w:p>
+      <w:pPr>
+        <w:numPr>
+          <w:ilvl w:val="0"/>
+          <w:numId w:val="81"/>
+        </w:numPr>
+        <w:rPr>
+          <w:rFonts w:ascii="Times New Roman" w:hAnsi="Times New Roman" w:cs="Times New Roman"/>
+          <w:b/>
+          <w:bCs/>
+          <w:sz w:val="24"/>
+          <w:szCs w:val="24"/>
+          <w:lang w:val="en-IN"/>
+        </w:rPr>
+      </w:pPr>
+      <w:r>
+        <w:rPr>
+          <w:rFonts w:ascii="Times New Roman" w:hAnsi="Times New Roman" w:cs="Times New Roman"/>
+          <w:b/>
+          <w:bCs/>
+          <w:sz w:val="24"/>
+          <w:szCs w:val="24"/>
+          <w:lang w:val="en-IN"/>
+        </w:rPr>
+        <w:lastRenderedPageBreak/>
+        <w:t>Source Code Files</w:t>
+      </w:r>
+    </w:p>
+    <w:p>
+      <w:pPr>
+        <w:numPr>
+          <w:ilvl w:val="0"/>
+          <w:numId w:val="81"/>
+        </w:numPr>
+        <w:rPr>
+          <w:rFonts w:ascii="Times New Roman" w:hAnsi="Times New Roman" w:cs="Times New Roman"/>
+          <w:b/>
+          <w:bCs/>
+          <w:sz w:val="24"/>
+          <w:szCs w:val="24"/>
+          <w:lang w:val="en-IN"/>
+        </w:rPr>
+      </w:pPr>
+      <w:r>
+        <w:rPr>
+          <w:rFonts w:ascii="Times New Roman" w:hAnsi="Times New Roman" w:cs="Times New Roman"/>
+          <w:b/>
+          <w:bCs/>
+          <w:sz w:val="24"/>
+          <w:szCs w:val="24"/>
+          <w:lang w:val="en-IN"/>
+        </w:rPr>
+        <w:t>SQLite Database File (</w:t>
+      </w:r>
+      <w:proofErr w:type="spellStart"/>
+      <w:r>
+        <w:rPr>
+          <w:rFonts w:ascii="Times New Roman" w:hAnsi="Times New Roman" w:cs="Times New Roman"/>
+          <w:b/>
+          <w:bCs/>
+          <w:sz w:val="24"/>
+          <w:szCs w:val="24"/>
+          <w:lang w:val="en-IN"/>
+        </w:rPr>
+        <w:t>sysinsight.db</w:t>
+      </w:r>
+      <w:proofErr w:type="spellEnd"/>
+      <w:r>
+        <w:rPr>
+          <w:rFonts w:ascii="Times New Roman" w:hAnsi="Times New Roman" w:cs="Times New Roman"/>
+          <w:b/>
+          <w:bCs/>
+          <w:sz w:val="24"/>
+          <w:szCs w:val="24"/>
+          <w:lang w:val="en-IN"/>
+        </w:rPr>
+        <w:t>)</w:t>
+      </w:r>
+    </w:p>
+    <w:p>
+      <w:pPr>
+        <w:numPr>
+          <w:ilvl w:val="0"/>
+          <w:numId w:val="81"/>
+        </w:numPr>
+        <w:rPr>
+          <w:rFonts w:ascii="Times New Roman" w:hAnsi="Times New Roman" w:cs="Times New Roman"/>
+          <w:b/>
+          <w:bCs/>
+          <w:sz w:val="24"/>
+          <w:szCs w:val="24"/>
+          <w:lang w:val="en-IN"/>
+        </w:rPr>
+      </w:pPr>
+      <w:r>
+        <w:rPr>
+          <w:rFonts w:ascii="Times New Roman" w:hAnsi="Times New Roman" w:cs="Times New Roman"/>
+          <w:b/>
+          <w:bCs/>
+          <w:sz w:val="24"/>
+          <w:szCs w:val="24"/>
+          <w:lang w:val="en-IN"/>
+        </w:rPr>
+        <w:t>Dashboard Screenshots</w:t>
+      </w:r>
+    </w:p>
+    <w:p>
+      <w:pPr>
+        <w:numPr>
+          <w:ilvl w:val="0"/>
+          <w:numId w:val="81"/>
+        </w:numPr>
+        <w:rPr>
+          <w:rFonts w:ascii="Times New Roman" w:hAnsi="Times New Roman" w:cs="Times New Roman"/>
+          <w:b/>
+          <w:bCs/>
+          <w:sz w:val="24"/>
+          <w:szCs w:val="24"/>
+          <w:lang w:val="en-IN"/>
+        </w:rPr>
+      </w:pPr>
+      <w:r>
+        <w:rPr>
+          <w:rFonts w:ascii="Times New Roman" w:hAnsi="Times New Roman" w:cs="Times New Roman"/>
+          <w:b/>
+          <w:bCs/>
+          <w:sz w:val="24"/>
+          <w:szCs w:val="24"/>
+          <w:lang w:val="en-IN"/>
+        </w:rPr>
+        <w:t>Performance Trend Graphs</w:t>
+      </w:r>
+    </w:p>
+    <w:p>
+      <w:pPr>
+        <w:numPr>
+          <w:ilvl w:val="0"/>
+          <w:numId w:val="81"/>
+        </w:numPr>
+        <w:rPr>
+          <w:rFonts w:ascii="Times New Roman" w:hAnsi="Times New Roman" w:cs="Times New Roman"/>
+          <w:b/>
+          <w:bCs/>
+          <w:sz w:val="24"/>
+          <w:szCs w:val="24"/>
+          <w:lang w:val="en-IN"/>
+        </w:rPr>
+      </w:pPr>
+      <w:r>
+        <w:rPr>
+          <w:rFonts w:ascii="Times New Roman" w:hAnsi="Times New Roman" w:cs="Times New Roman"/>
+          <w:b/>
+          <w:bCs/>
+          <w:sz w:val="24"/>
+          <w:szCs w:val="24"/>
+          <w:lang w:val="en-IN"/>
+        </w:rPr>
+        <w:t>AI Prediction Output</w:t>
+      </w:r>
+    </w:p>
+    <w:p>
+      <w:pPr>
+        <w:numPr>
+          <w:ilvl w:val="0"/>
+          <w:numId w:val="81"/>
+        </w:numPr>
+        <w:rPr>
+          <w:rFonts w:ascii="Times New Roman" w:hAnsi="Times New Roman" w:cs="Times New Roman"/>
+          <w:b/>
+          <w:bCs/>
+          <w:sz w:val="24"/>
+          <w:szCs w:val="24"/>
+          <w:lang w:val="en-IN"/>
+        </w:rPr>
+      </w:pPr>
+      <w:r>
+        <w:rPr>
+          <w:rFonts w:ascii="Times New Roman" w:hAnsi="Times New Roman" w:cs="Times New Roman"/>
+          <w:b/>
+          <w:bCs/>
+          <w:sz w:val="24"/>
+          <w:szCs w:val="24"/>
+          <w:lang w:val="en-IN"/>
+        </w:rPr>
+        <w:t>Project Documentation</w:t>
+      </w:r>
+    </w:p>
+    <w:p>
+      <w:pPr>
+        <w:rPr>
+          <w:rFonts w:ascii="Times New Roman" w:hAnsi="Times New Roman" w:cs="Times New Roman"/>
+          <w:b/>
+          <w:bCs/>
+          <w:sz w:val="24"/>
+          <w:szCs w:val="24"/>
+          <w:lang w:val="en-IN"/>
+        </w:rPr>
+      </w:pPr>
+      <w:r>
+        <w:rPr>
+          <w:rFonts w:ascii="Times New Roman" w:hAnsi="Times New Roman" w:cs="Times New Roman"/>
+          <w:b/>
+          <w:bCs/>
+          <w:sz w:val="24"/>
+          <w:szCs w:val="24"/>
+          <w:lang w:val="en-IN"/>
+        </w:rPr>
+        <w:t>Project Repository:</w:t>
+      </w:r>
+    </w:p>
+    <w:p>
+      <w:pPr>
+        <w:rPr>
+          <w:rFonts w:ascii="Times New Roman" w:hAnsi="Times New Roman" w:cs="Times New Roman"/>
+          <w:b/>
+          <w:bCs/>
+          <w:sz w:val="24"/>
+          <w:szCs w:val="24"/>
+          <w:lang w:val="en-IN"/>
+        </w:rPr>
+      </w:pPr>
+      <w:r>
+        <w:rPr>
+          <w:rFonts w:ascii="Times New Roman" w:hAnsi="Times New Roman" w:cs="Times New Roman"/>
+          <w:b/>
+          <w:bCs/>
+          <w:sz w:val="24"/>
+          <w:szCs w:val="24"/>
+          <w:lang w:val="en-IN"/>
+        </w:rPr>
+        <w:t>Repository Name:</w:t>
+      </w:r>
+      <w:r>
+        <w:rPr>
+          <w:rFonts w:ascii="Times New Roman" w:hAnsi="Times New Roman" w:cs="Times New Roman"/>
+          <w:b/>
+          <w:bCs/>
+          <w:sz w:val="24"/>
+          <w:szCs w:val="24"/>
+          <w:lang w:val="en-IN"/>
+        </w:rPr>
+        <w:br/>
+      </w:r>
+      <w:proofErr w:type="spellStart"/>
+      <w:r>
+        <w:rPr>
+          <w:rFonts w:ascii="Times New Roman" w:hAnsi="Times New Roman" w:cs="Times New Roman"/>
+          <w:b/>
+          <w:bCs/>
+          <w:sz w:val="24"/>
+          <w:szCs w:val="24"/>
+          <w:lang w:val="en-IN"/>
+        </w:rPr>
+        <w:t>SysInsight</w:t>
+      </w:r>
+      <w:proofErr w:type="spellEnd"/>
+      <w:r>
+        <w:rPr>
+          <w:rFonts w:ascii="Times New Roman" w:hAnsi="Times New Roman" w:cs="Times New Roman"/>
+          <w:b/>
+          <w:bCs/>
+          <w:sz w:val="24"/>
+          <w:szCs w:val="24"/>
+          <w:lang w:val="en-IN"/>
+        </w:rPr>
+        <w:t xml:space="preserve"> – AI-Powered System Monitoring and Resource Prediction Platform</w:t>
+      </w:r>
+    </w:p>
+    <w:p>
+      <w:pPr>
+        <w:rPr>
+          <w:rFonts w:ascii="Times New Roman" w:hAnsi="Times New Roman" w:cs="Times New Roman"/>
+          <w:b/>
+          <w:bCs/>
+          <w:sz w:val="24"/>
+          <w:szCs w:val="24"/>
+          <w:lang w:val="en-IN"/>
+        </w:rPr>
+      </w:pPr>
+      <w:r>
+        <w:rPr>
+          <w:rFonts w:ascii="Times New Roman" w:hAnsi="Times New Roman" w:cs="Times New Roman"/>
+          <w:b/>
+          <w:bCs/>
+          <w:sz w:val="24"/>
+          <w:szCs w:val="24"/>
+          <w:lang w:val="en-IN"/>
+        </w:rPr>
+        <w:t>Repository URL:</w:t>
+      </w:r>
+      <w:r>
+        <w:rPr>
+          <w:rFonts w:ascii="Times New Roman" w:hAnsi="Times New Roman" w:cs="Times New Roman"/>
+          <w:b/>
+          <w:bCs/>
+          <w:sz w:val="24"/>
+          <w:szCs w:val="24"/>
+          <w:lang w:val="en-IN"/>
+        </w:rPr>
+        <w:br/>
+      </w:r>
+      <w:hyperlink r:id="rId28" w:history="1">
+        <w:r>
+          <w:rPr>
+            <w:rStyle w:val="Hyperlink"/>
+            <w:rFonts w:ascii="Times New Roman" w:hAnsi="Times New Roman" w:cs="Times New Roman"/>
+            <w:b/>
+            <w:bCs/>
+            <w:sz w:val="24"/>
+            <w:szCs w:val="24"/>
+            <w:lang w:val="en-IN"/>
+          </w:rPr>
+          <w:t>https://github.com/YK-3/SysInsight</w:t>
+        </w:r>
+      </w:hyperlink>
+    </w:p>
+    <w:p>
+      <w:pPr>
+        <w:rPr>
+          <w:rFonts w:ascii="Times New Roman" w:hAnsi="Times New Roman" w:cs="Times New Roman"/>
+          <w:b/>
+          <w:bCs/>
+          <w:sz w:val="24"/>
+          <w:szCs w:val="24"/>
+          <w:lang w:val="en-IN"/>
+        </w:rPr>
+      </w:pPr>
+      <w:r>
+        <w:rPr>
+          <w:rFonts w:ascii="Times New Roman" w:hAnsi="Times New Roman" w:cs="Times New Roman"/>
+          <w:b/>
+          <w:bCs/>
+          <w:sz w:val="24"/>
+          <w:szCs w:val="24"/>
+          <w:lang w:val="en-IN"/>
+        </w:rPr>
+        <w:t>The repository contains all source code modules, database files, screenshots, graphs, and project documentation submitted as part of the MCA project work.</w:t>
+      </w:r>
+    </w:p>
+    <w:p>
+      <w:pPr>
+        <w:rPr>
+          <w:rFonts w:ascii="Times New Roman" w:hAnsi="Times New Roman" w:cs="Times New Roman"/>
+          <w:b/>
+          <w:bCs/>
+          <w:sz w:val="24"/>
+          <w:szCs w:val="24"/>
+          <w:lang w:val="en-IN"/>
+        </w:rPr>
+      </w:pPr>
+    </w:p>
+    <w:p>
+      <w:pPr>
+        <w:rPr>
+          <w:rFonts w:ascii="Times New Roman" w:hAnsi="Times New Roman" w:cs="Times New Roman"/>
+          <w:b/>
+          <w:bCs/>
+          <w:sz w:val="28"/>
+          <w:szCs w:val="28"/>
+          <w:u w:val="single"/>
+          <w:lang w:val="en-IN"/>
+        </w:rPr>
+      </w:pPr>
+      <w:r>
+        <w:rPr>
+          <w:rFonts w:ascii="Times New Roman" w:hAnsi="Times New Roman" w:cs="Times New Roman"/>
+          <w:b/>
+          <w:bCs/>
+          <w:sz w:val="28"/>
+          <w:szCs w:val="28"/>
+          <w:u w:val="single"/>
+          <w:lang w:val="en-IN"/>
+        </w:rPr>
+        <w:t>13.7 GUIDE DETAILS</w:t>
+      </w:r>
+    </w:p>
+    <w:p>
+      <w:pPr>
+        <w:rPr>
+          <w:rFonts w:ascii="Times New Roman" w:hAnsi="Times New Roman" w:cs="Times New Roman"/>
+          <w:b/>
+          <w:bCs/>
+          <w:sz w:val="24"/>
+          <w:szCs w:val="24"/>
+          <w:lang w:val="en-IN"/>
+        </w:rPr>
+      </w:pPr>
+      <w:r>
+        <w:rPr>
+          <w:rFonts w:ascii="Times New Roman" w:hAnsi="Times New Roman" w:cs="Times New Roman"/>
+          <w:b/>
+          <w:bCs/>
+          <w:sz w:val="24"/>
+          <w:szCs w:val="24"/>
+          <w:lang w:val="en-IN"/>
+        </w:rPr>
+        <w:t>Guide Name:</w:t>
+      </w:r>
+      <w:r>
+        <w:rPr>
+          <w:rFonts w:ascii="Times New Roman" w:hAnsi="Times New Roman" w:cs="Times New Roman"/>
+          <w:b/>
+          <w:bCs/>
+          <w:sz w:val="24"/>
+          <w:szCs w:val="24"/>
+          <w:lang w:val="en-IN"/>
+        </w:rPr>
+        <w:br/>
+        <w:t>Mr. Harshavardhana B.N.</w:t>
+      </w:r>
+    </w:p>
+    <w:p>
+      <w:pPr>
+        <w:rPr>
+          <w:rFonts w:ascii="Times New Roman" w:hAnsi="Times New Roman" w:cs="Times New Roman"/>
+          <w:b/>
+          <w:bCs/>
+          <w:sz w:val="24"/>
+          <w:szCs w:val="24"/>
+          <w:lang w:val="en-IN"/>
+        </w:rPr>
+      </w:pPr>
+      <w:r>
+        <w:rPr>
+          <w:rFonts w:ascii="Times New Roman" w:hAnsi="Times New Roman" w:cs="Times New Roman"/>
+          <w:b/>
+          <w:bCs/>
+          <w:sz w:val="24"/>
+          <w:szCs w:val="24"/>
+          <w:lang w:val="en-IN"/>
+        </w:rPr>
+        <w:t>Designation:</w:t>
+      </w:r>
+      <w:r>
+        <w:rPr>
+          <w:rFonts w:ascii="Times New Roman" w:hAnsi="Times New Roman" w:cs="Times New Roman"/>
+          <w:b/>
+          <w:bCs/>
+          <w:sz w:val="24"/>
+          <w:szCs w:val="24"/>
+          <w:lang w:val="en-IN"/>
+        </w:rPr>
+        <w:br/>
+        <w:t>Senior Software Engineer</w:t>
+      </w:r>
+    </w:p>
+    <w:p>
+      <w:pPr>
+        <w:rPr>
+          <w:rFonts w:ascii="Times New Roman" w:hAnsi="Times New Roman" w:cs="Times New Roman"/>
+          <w:b/>
+          <w:bCs/>
+          <w:sz w:val="24"/>
+          <w:szCs w:val="24"/>
+          <w:lang w:val="en-IN"/>
+        </w:rPr>
+      </w:pPr>
+      <w:r>
+        <w:rPr>
+          <w:rFonts w:ascii="Times New Roman" w:hAnsi="Times New Roman" w:cs="Times New Roman"/>
+          <w:b/>
+          <w:bCs/>
+          <w:sz w:val="24"/>
+          <w:szCs w:val="24"/>
+          <w:lang w:val="en-IN"/>
+        </w:rPr>
+        <w:t>Organization:</w:t>
+      </w:r>
+      <w:r>
+        <w:rPr>
+          <w:rFonts w:ascii="Times New Roman" w:hAnsi="Times New Roman" w:cs="Times New Roman"/>
+          <w:b/>
+          <w:bCs/>
+          <w:sz w:val="24"/>
+          <w:szCs w:val="24"/>
+          <w:lang w:val="en-IN"/>
+        </w:rPr>
+        <w:br/>
+      </w:r>
+      <w:proofErr w:type="spellStart"/>
+      <w:r>
+        <w:rPr>
+          <w:rFonts w:ascii="Times New Roman" w:hAnsi="Times New Roman" w:cs="Times New Roman"/>
+          <w:b/>
+          <w:bCs/>
+          <w:sz w:val="24"/>
+          <w:szCs w:val="24"/>
+          <w:lang w:val="en-IN"/>
+        </w:rPr>
+        <w:t>Vigyanlabs</w:t>
+      </w:r>
+      <w:proofErr w:type="spellEnd"/>
+      <w:r>
+        <w:rPr>
+          <w:rFonts w:ascii="Times New Roman" w:hAnsi="Times New Roman" w:cs="Times New Roman"/>
+          <w:b/>
+          <w:bCs/>
+          <w:sz w:val="24"/>
+          <w:szCs w:val="24"/>
+          <w:lang w:val="en-IN"/>
+        </w:rPr>
+        <w:t xml:space="preserve"> Innovations </w:t>
+      </w:r>
+      <w:proofErr w:type="spellStart"/>
+      <w:r>
+        <w:rPr>
+          <w:rFonts w:ascii="Times New Roman" w:hAnsi="Times New Roman" w:cs="Times New Roman"/>
+          <w:b/>
+          <w:bCs/>
+          <w:sz w:val="24"/>
+          <w:szCs w:val="24"/>
+          <w:lang w:val="en-IN"/>
+        </w:rPr>
+        <w:t>Pvt.</w:t>
+      </w:r>
+      <w:proofErr w:type="spellEnd"/>
+      <w:r>
+        <w:rPr>
+          <w:rFonts w:ascii="Times New Roman" w:hAnsi="Times New Roman" w:cs="Times New Roman"/>
+          <w:b/>
+          <w:bCs/>
+          <w:sz w:val="24"/>
+          <w:szCs w:val="24"/>
+          <w:lang w:val="en-IN"/>
+        </w:rPr>
+        <w:t xml:space="preserve"> Ltd.</w:t>
+      </w:r>
+    </w:p>
+    <w:p>
+      <w:pPr>
+        <w:rPr>
+          <w:rFonts w:ascii="Times New Roman" w:hAnsi="Times New Roman" w:cs="Times New Roman"/>
+          <w:b/>
+          <w:bCs/>
+          <w:sz w:val="24"/>
+          <w:szCs w:val="24"/>
+          <w:lang w:val="en-IN"/>
+        </w:rPr>
+      </w:pPr>
+      <w:r>
+        <w:rPr>
+          <w:rFonts w:ascii="Times New Roman" w:hAnsi="Times New Roman" w:cs="Times New Roman"/>
+          <w:b/>
+          <w:bCs/>
+          <w:sz w:val="24"/>
+          <w:szCs w:val="24"/>
+          <w:lang w:val="en-IN"/>
+        </w:rPr>
+        <w:t>Qualification:</w:t>
+      </w:r>
+      <w:r>
+        <w:rPr>
+          <w:rFonts w:ascii="Times New Roman" w:hAnsi="Times New Roman" w:cs="Times New Roman"/>
+          <w:b/>
+          <w:bCs/>
+          <w:sz w:val="24"/>
+          <w:szCs w:val="24"/>
+          <w:lang w:val="en-IN"/>
+        </w:rPr>
+        <w:br/>
+        <w:t>Master of Computer Applications (MCA)</w:t>
+      </w:r>
+    </w:p>
+    <w:p>
+      <w:pPr>
+        <w:rPr>
+          <w:rFonts w:ascii="Times New Roman" w:hAnsi="Times New Roman" w:cs="Times New Roman"/>
+          <w:b/>
+          <w:bCs/>
+          <w:sz w:val="24"/>
+          <w:szCs w:val="24"/>
+          <w:lang w:val="en-IN"/>
+        </w:rPr>
+      </w:pPr>
+      <w:r>
+        <w:rPr>
+          <w:rFonts w:ascii="Times New Roman" w:hAnsi="Times New Roman" w:cs="Times New Roman"/>
+          <w:b/>
+          <w:bCs/>
+          <w:sz w:val="24"/>
+          <w:szCs w:val="24"/>
+          <w:lang w:val="en-IN"/>
+        </w:rPr>
+        <w:t>Mobile:</w:t>
+      </w:r>
+      <w:r>
+        <w:rPr>
+          <w:rFonts w:ascii="Times New Roman" w:hAnsi="Times New Roman" w:cs="Times New Roman"/>
+          <w:b/>
+          <w:bCs/>
+          <w:sz w:val="24"/>
+          <w:szCs w:val="24"/>
+          <w:lang w:val="en-IN"/>
+        </w:rPr>
+        <w:t xml:space="preserve"> +91 </w:t>
+      </w:r>
+      <w:r>
+        <w:rPr>
+          <w:rFonts w:ascii="Times New Roman" w:hAnsi="Times New Roman" w:cs="Times New Roman"/>
+          <w:b/>
+          <w:bCs/>
+          <w:sz w:val="24"/>
+          <w:szCs w:val="24"/>
+          <w:lang w:val="en-IN"/>
+        </w:rPr>
+        <w:t>6361499497</w:t>
+      </w:r>
+    </w:p>
+    <w:p>
+      <w:pPr>
+        <w:rPr>
+          <w:rFonts w:ascii="Times New Roman" w:hAnsi="Times New Roman" w:cs="Times New Roman"/>
+          <w:b/>
+          <w:bCs/>
+          <w:sz w:val="24"/>
+          <w:szCs w:val="24"/>
+          <w:lang w:val="en-IN"/>
+        </w:rPr>
+      </w:pPr>
+      <w:r>
+        <w:rPr>
+          <w:rFonts w:ascii="Times New Roman" w:hAnsi="Times New Roman" w:cs="Times New Roman"/>
+          <w:b/>
+          <w:bCs/>
+          <w:sz w:val="24"/>
+          <w:szCs w:val="24"/>
+          <w:lang w:val="en-IN"/>
+        </w:rPr>
+        <w:pict w14:anchorId="72ED8CBC">
+          <v:rect id="_x0000_i1098" style="width:0;height:1.5pt" o:hralign="center" o:hrstd="t" o:hr="t" fillcolor="#a0a0a0" stroked="f"/>
+        </w:pict>
+      </w:r>
+    </w:p>
+    <w:p>
+      <w:pPr>
+        <w:rPr>
+          <w:rFonts w:ascii="Times New Roman" w:hAnsi="Times New Roman" w:cs="Times New Roman"/>
+          <w:b/>
+          <w:bCs/>
+          <w:sz w:val="24"/>
+          <w:szCs w:val="24"/>
+          <w:lang w:val="en-IN"/>
+        </w:rPr>
+      </w:pPr>
+      <w:r>
+        <w:rPr>
+          <w:rFonts w:ascii="Times New Roman" w:hAnsi="Times New Roman" w:cs="Times New Roman"/>
+          <w:b/>
+          <w:bCs/>
+          <w:sz w:val="24"/>
+          <w:szCs w:val="24"/>
+          <w:lang w:val="en-IN"/>
+        </w:rPr>
+        <w:t>Email:</w:t>
+      </w:r>
+      <w:r>
+        <w:rPr>
+          <w:rFonts w:ascii="Times New Roman" w:hAnsi="Times New Roman" w:cs="Times New Roman"/>
+          <w:b/>
+          <w:bCs/>
+          <w:sz w:val="24"/>
+          <w:szCs w:val="24"/>
+          <w:lang w:val="en-IN"/>
+        </w:rPr>
+        <w:t xml:space="preserve"> harshavar</w:t>
+      </w:r>
+      <w:r>
+        <w:rPr>
+          <w:rFonts w:ascii="Times New Roman" w:hAnsi="Times New Roman" w:cs="Times New Roman"/>
+          <w:b/>
+          <w:bCs/>
+          <w:sz w:val="24"/>
+          <w:szCs w:val="24"/>
+          <w:lang w:val="en-IN"/>
+        </w:rPr>
+        <w:t>dhana.bn@vigyanlabs.com</w:t>
+      </w:r>
+    </w:p>
+    <w:p>
+      <w:pPr>
+        <w:rPr>
+          <w:rFonts w:ascii="Times New Roman" w:hAnsi="Times New Roman" w:cs="Times New Roman"/>
+          <w:b/>
+          <w:bCs/>
+          <w:sz w:val="24"/>
+          <w:szCs w:val="24"/>
+          <w:lang w:val="en-IN"/>
+        </w:rPr>
+      </w:pPr>
+      <w:r>
+        <w:rPr>
+          <w:rFonts w:ascii="Times New Roman" w:hAnsi="Times New Roman" w:cs="Times New Roman"/>
+          <w:b/>
+          <w:bCs/>
+          <w:sz w:val="24"/>
+          <w:szCs w:val="24"/>
+          <w:lang w:val="en-IN"/>
+        </w:rPr>
+        <w:pict w14:anchorId="1E3CF911">
+          <v:rect id="_x0000_i1099" style="width:0;height:1.5pt" o:hralign="center" o:hrstd="t" o:hr="t" fillcolor="#a0a0a0" stroked="f"/>
+        </w:pict>
+      </w:r>
+    </w:p>
+    <w:p>
+      <w:pPr>
+        <w:rPr>
+          <w:rFonts w:ascii="Times New Roman" w:hAnsi="Times New Roman" w:cs="Times New Roman"/>
+          <w:b/>
+          <w:bCs/>
+          <w:sz w:val="24"/>
+          <w:szCs w:val="24"/>
+          <w:lang w:val="en-IN"/>
+        </w:rPr>
+      </w:pPr>
+      <w:r>
+        <w:rPr>
+          <w:rFonts w:ascii="Times New Roman" w:hAnsi="Times New Roman" w:cs="Times New Roman"/>
+          <w:b/>
+          <w:bCs/>
+          <w:sz w:val="24"/>
+          <w:szCs w:val="24"/>
+          <w:lang w:val="en-IN"/>
+        </w:rPr>
+        <w:t>Official Address:</w:t>
+      </w:r>
+      <w:r>
+        <w:rPr>
+          <w:rFonts w:ascii="Times New Roman" w:hAnsi="Times New Roman" w:cs="Times New Roman"/>
+          <w:b/>
+          <w:bCs/>
+          <w:sz w:val="24"/>
+          <w:szCs w:val="24"/>
+          <w:lang w:val="en-IN"/>
+        </w:rPr>
+        <w:t xml:space="preserve"> Plo</w:t>
+      </w:r>
+      <w:r>
+        <w:rPr>
+          <w:rFonts w:ascii="Times New Roman" w:hAnsi="Times New Roman" w:cs="Times New Roman"/>
+          <w:b/>
+          <w:bCs/>
+          <w:sz w:val="24"/>
+          <w:szCs w:val="24"/>
+          <w:lang w:val="en-IN"/>
+        </w:rPr>
+        <w:t xml:space="preserve">t No. 250, JCK industrial park, </w:t>
+      </w:r>
+      <w:proofErr w:type="spellStart"/>
+      <w:r>
+        <w:rPr>
+          <w:rFonts w:ascii="Times New Roman" w:hAnsi="Times New Roman" w:cs="Times New Roman"/>
+          <w:b/>
+          <w:bCs/>
+          <w:sz w:val="24"/>
+          <w:szCs w:val="24"/>
+          <w:lang w:val="en-IN"/>
+        </w:rPr>
+        <w:t>hebbal</w:t>
+      </w:r>
+      <w:proofErr w:type="spellEnd"/>
+      <w:r>
+        <w:rPr>
+          <w:rFonts w:ascii="Times New Roman" w:hAnsi="Times New Roman" w:cs="Times New Roman"/>
+          <w:b/>
+          <w:bCs/>
+          <w:sz w:val="24"/>
+          <w:szCs w:val="24"/>
+          <w:lang w:val="en-IN"/>
+        </w:rPr>
+        <w:t xml:space="preserve"> industria</w:t>
+      </w:r>
+      <w:r>
+        <w:rPr>
+          <w:rFonts w:ascii="Times New Roman" w:hAnsi="Times New Roman" w:cs="Times New Roman"/>
+          <w:b/>
+          <w:bCs/>
+          <w:sz w:val="24"/>
+          <w:szCs w:val="24"/>
+          <w:lang w:val="en-IN"/>
+        </w:rPr>
+        <w:t>l area, Mysore Karnataka - 570016</w:t>
+      </w:r>
+    </w:p>
+    <w:p>
+      <w:pPr>
+        <w:rPr>
+          <w:rFonts w:ascii="Times New Roman" w:hAnsi="Times New Roman" w:cs="Times New Roman"/>
+          <w:b/>
+          <w:bCs/>
+          <w:sz w:val="24"/>
+          <w:szCs w:val="24"/>
+          <w:lang w:val="en-IN"/>
+        </w:rPr>
+      </w:pPr>
+      <w:r>
+        <w:rPr>
+          <w:rFonts w:ascii="Times New Roman" w:hAnsi="Times New Roman" w:cs="Times New Roman"/>
+          <w:b/>
+          <w:bCs/>
+          <w:sz w:val="24"/>
+          <w:szCs w:val="24"/>
+          <w:lang w:val="en-IN"/>
+        </w:rPr>
+        <w:pict w14:anchorId="242BC2E4">
+          <v:rect id="_x0000_i1100" style="width:0;height:1.5pt" o:hralign="center" o:hrstd="t" o:hr="t" fillcolor="#a0a0a0" stroked="f"/>
+        </w:pict>
+      </w:r>
     </w:p>
     <w:p>
       <w:pPr>
@@ -51535,13 +56292,173 @@
     </w:p>
     <w:p/>
     <w:sectPr>
+      <w:headerReference w:type="even" r:id="rId29"/>
+      <w:headerReference w:type="default" r:id="rId30"/>
+      <w:footerReference w:type="even" r:id="rId31"/>
+      <w:footerReference w:type="default" r:id="rId32"/>
+      <w:headerReference w:type="first" r:id="rId33"/>
+      <w:footerReference w:type="first" r:id="rId34"/>
       <w:pgSz w:w="11906" w:h="16838"/>
       <w:pgMar w:top="1440" w:right="1440" w:bottom="1440" w:left="1440" w:header="708" w:footer="708" w:gutter="0"/>
       <w:cols w:space="708"/>
+      <w:titlePg/>
       <w:docGrid w:linePitch="360"/>
     </w:sectPr>
   </w:body>
 </w:document>
+</file>
+
+<file path=word/endnotes.xml><?xml version="1.0" encoding="utf-8"?>
+<w:endnotes xmlns:wpc="http://schemas.microsoft.com/office/word/2010/wordprocessingCanvas" xmlns:cx="http://schemas.microsoft.com/office/drawing/2014/chartex" xmlns:cx1="http://schemas.microsoft.com/office/drawing/2015/9/8/chartex" xmlns:cx2="http://schemas.microsoft.com/office/drawing/2015/10/21/chartex" xmlns:cx3="http://schemas.microsoft.com/office/drawing/2016/5/9/chartex" xmlns:cx4="http://schemas.microsoft.com/office/drawing/2016/5/10/chartex" xmlns:cx5="http://schemas.microsoft.com/office/drawing/2016/5/11/chartex" xmlns:cx6="http://schemas.microsoft.com/office/drawing/2016/5/12/chartex" xmlns:cx7="http://schemas.microsoft.com/office/drawing/2016/5/13/chartex" xmlns:cx8="http://schemas.microsoft.com/office/drawing/2016/5/14/chartex" xmlns:mc="http://schemas.openxmlformats.org/markup-compatibility/2006" xmlns:aink="http://schemas.microsoft.com/office/drawing/2016/ink" xmlns:am3d="http://schemas.microsoft.com/office/drawing/2017/model3d" xmlns:o="urn:schemas-microsoft-com:office:office" xmlns:oel="http://schemas.microsoft.com/office/2019/extlst" xmlns:r="http://schemas.openxmlformats.org/officeDocument/2006/relationships" xmlns:m="http://schemas.openxmlformats.org/officeDocument/2006/math" xmlns:v="urn:schemas-microsoft-com:vml" xmlns:wp14="http://schemas.microsoft.com/office/word/2010/wordprocessingDrawing" xmlns:wp="http://schemas.openxmlformats.org/drawingml/2006/wordprocessingDrawing" xmlns:w10="urn:schemas-microsoft-com:office:word" xmlns:w="http://schemas.openxmlformats.org/wordprocessingml/2006/main" xmlns:w14="http://schemas.microsoft.com/office/word/2010/wordml" xmlns:w15="http://schemas.microsoft.com/office/word/2012/wordml" xmlns:w16cex="http://schemas.microsoft.com/office/word/2018/wordml/cex" xmlns:w16cid="http://schemas.microsoft.com/office/word/2016/wordml/cid" xmlns:w16="http://schemas.microsoft.com/office/word/2018/wordml" xmlns:w16du="http://schemas.microsoft.com/office/word/2023/wordml/word16du" xmlns:w16sdtdh="http://schemas.microsoft.com/office/word/2020/wordml/sdtdatahash" xmlns:w16sdtfl="http://schemas.microsoft.com/office/word/2024/wordml/sdtformatlock" xmlns:w16se="http://schemas.microsoft.com/office/word/2015/wordml/symex" xmlns:wpg="http://schemas.microsoft.com/office/word/2010/wordprocessingGroup" xmlns:wpi="http://schemas.microsoft.com/office/word/2010/wordprocessingInk" xmlns:wne="http://schemas.microsoft.com/office/word/2006/wordml" xmlns:wps="http://schemas.microsoft.com/office/word/2010/wordprocessingShape" mc:Ignorable="w14 w15 w16se w16cid w16 w16cex w16sdtdh w16sdtfl w16du wp14">
+  <w:endnote w:type="separator" w:id="-1">
+    <w:p>
+      <w:pPr>
+        <w:spacing w:after="0" w:line="240" w:lineRule="auto"/>
+      </w:pPr>
+      <w:r>
+        <w:separator/>
+      </w:r>
+    </w:p>
+  </w:endnote>
+  <w:endnote w:type="continuationSeparator" w:id="0">
+    <w:p>
+      <w:pPr>
+        <w:spacing w:after="0" w:line="240" w:lineRule="auto"/>
+      </w:pPr>
+      <w:r>
+        <w:continuationSeparator/>
+      </w:r>
+    </w:p>
+  </w:endnote>
+</w:endnotes>
+</file>
+
+<file path=word/footer1.xml><?xml version="1.0" encoding="utf-8"?>
+<w:ftr xmlns:wpc="http://schemas.microsoft.com/office/word/2010/wordprocessingCanvas" xmlns:cx="http://schemas.microsoft.com/office/drawing/2014/chartex" xmlns:cx1="http://schemas.microsoft.com/office/drawing/2015/9/8/chartex" xmlns:cx2="http://schemas.microsoft.com/office/drawing/2015/10/21/chartex" xmlns:cx3="http://schemas.microsoft.com/office/drawing/2016/5/9/chartex" xmlns:cx4="http://schemas.microsoft.com/office/drawing/2016/5/10/chartex" xmlns:cx5="http://schemas.microsoft.com/office/drawing/2016/5/11/chartex" xmlns:cx6="http://schemas.microsoft.com/office/drawing/2016/5/12/chartex" xmlns:cx7="http://schemas.microsoft.com/office/drawing/2016/5/13/chartex" xmlns:cx8="http://schemas.microsoft.com/office/drawing/2016/5/14/chartex" xmlns:mc="http://schemas.openxmlformats.org/markup-compatibility/2006" xmlns:aink="http://schemas.microsoft.com/office/drawing/2016/ink" xmlns:am3d="http://schemas.microsoft.com/office/drawing/2017/model3d" xmlns:o="urn:schemas-microsoft-com:office:office" xmlns:oel="http://schemas.microsoft.com/office/2019/extlst" xmlns:r="http://schemas.openxmlformats.org/officeDocument/2006/relationships" xmlns:m="http://schemas.openxmlformats.org/officeDocument/2006/math" xmlns:v="urn:schemas-microsoft-com:vml" xmlns:wp14="http://schemas.microsoft.com/office/word/2010/wordprocessingDrawing" xmlns:wp="http://schemas.openxmlformats.org/drawingml/2006/wordprocessingDrawing" xmlns:w10="urn:schemas-microsoft-com:office:word" xmlns:w="http://schemas.openxmlformats.org/wordprocessingml/2006/main" xmlns:w14="http://schemas.microsoft.com/office/word/2010/wordml" xmlns:w15="http://schemas.microsoft.com/office/word/2012/wordml" xmlns:w16cex="http://schemas.microsoft.com/office/word/2018/wordml/cex" xmlns:w16cid="http://schemas.microsoft.com/office/word/2016/wordml/cid" xmlns:w16="http://schemas.microsoft.com/office/word/2018/wordml" xmlns:w16du="http://schemas.microsoft.com/office/word/2023/wordml/word16du" xmlns:w16sdtdh="http://schemas.microsoft.com/office/word/2020/wordml/sdtdatahash" xmlns:w16sdtfl="http://schemas.microsoft.com/office/word/2024/wordml/sdtformatlock" xmlns:w16se="http://schemas.microsoft.com/office/word/2015/wordml/symex" xmlns:wpg="http://schemas.microsoft.com/office/word/2010/wordprocessingGroup" xmlns:wpi="http://schemas.microsoft.com/office/word/2010/wordprocessingInk" xmlns:wne="http://schemas.microsoft.com/office/word/2006/wordml" xmlns:wps="http://schemas.microsoft.com/office/word/2010/wordprocessingShape" mc:Ignorable="w14 w15 w16se w16cid w16 w16cex w16sdtdh w16sdtfl w16du wp14">
+  <w:p>
+    <w:pPr>
+      <w:pStyle w:val="Footer"/>
+    </w:pPr>
+  </w:p>
+</w:ftr>
+</file>
+
+<file path=word/footer2.xml><?xml version="1.0" encoding="utf-8"?>
+<w:ftr xmlns:wpc="http://schemas.microsoft.com/office/word/2010/wordprocessingCanvas" xmlns:cx="http://schemas.microsoft.com/office/drawing/2014/chartex" xmlns:cx1="http://schemas.microsoft.com/office/drawing/2015/9/8/chartex" xmlns:cx2="http://schemas.microsoft.com/office/drawing/2015/10/21/chartex" xmlns:cx3="http://schemas.microsoft.com/office/drawing/2016/5/9/chartex" xmlns:cx4="http://schemas.microsoft.com/office/drawing/2016/5/10/chartex" xmlns:cx5="http://schemas.microsoft.com/office/drawing/2016/5/11/chartex" xmlns:cx6="http://schemas.microsoft.com/office/drawing/2016/5/12/chartex" xmlns:cx7="http://schemas.microsoft.com/office/drawing/2016/5/13/chartex" xmlns:cx8="http://schemas.microsoft.com/office/drawing/2016/5/14/chartex" xmlns:mc="http://schemas.openxmlformats.org/markup-compatibility/2006" xmlns:aink="http://schemas.microsoft.com/office/drawing/2016/ink" xmlns:am3d="http://schemas.microsoft.com/office/drawing/2017/model3d" xmlns:o="urn:schemas-microsoft-com:office:office" xmlns:oel="http://schemas.microsoft.com/office/2019/extlst" xmlns:r="http://schemas.openxmlformats.org/officeDocument/2006/relationships" xmlns:m="http://schemas.openxmlformats.org/officeDocument/2006/math" xmlns:v="urn:schemas-microsoft-com:vml" xmlns:wp14="http://schemas.microsoft.com/office/word/2010/wordprocessingDrawing" xmlns:wp="http://schemas.openxmlformats.org/drawingml/2006/wordprocessingDrawing" xmlns:w10="urn:schemas-microsoft-com:office:word" xmlns:w="http://schemas.openxmlformats.org/wordprocessingml/2006/main" xmlns:w14="http://schemas.microsoft.com/office/word/2010/wordml" xmlns:w15="http://schemas.microsoft.com/office/word/2012/wordml" xmlns:w16cex="http://schemas.microsoft.com/office/word/2018/wordml/cex" xmlns:w16cid="http://schemas.microsoft.com/office/word/2016/wordml/cid" xmlns:w16="http://schemas.microsoft.com/office/word/2018/wordml" xmlns:w16du="http://schemas.microsoft.com/office/word/2023/wordml/word16du" xmlns:w16sdtdh="http://schemas.microsoft.com/office/word/2020/wordml/sdtdatahash" xmlns:w16sdtfl="http://schemas.microsoft.com/office/word/2024/wordml/sdtformatlock" xmlns:w16se="http://schemas.microsoft.com/office/word/2015/wordml/symex" xmlns:wpg="http://schemas.microsoft.com/office/word/2010/wordprocessingGroup" xmlns:wpi="http://schemas.microsoft.com/office/word/2010/wordprocessingInk" xmlns:wne="http://schemas.microsoft.com/office/word/2006/wordml" xmlns:wps="http://schemas.microsoft.com/office/word/2010/wordprocessingShape" mc:Ignorable="w14 w15 w16se w16cid w16 w16cex w16sdtdh w16sdtfl w16du wp14">
+  <w:sdt>
+    <w:sdtPr>
+      <w:id w:val="256489267"/>
+      <w:docPartObj>
+        <w:docPartGallery w:val="Page Numbers (Bottom of Page)"/>
+        <w:docPartUnique/>
+      </w:docPartObj>
+    </w:sdtPr>
+    <w:sdtEndPr>
+      <w:rPr>
+        <w:noProof/>
+      </w:rPr>
+    </w:sdtEndPr>
+    <w:sdtContent>
+      <w:p>
+        <w:pPr>
+          <w:pStyle w:val="Footer"/>
+          <w:jc w:val="center"/>
+        </w:pPr>
+        <w:r>
+          <w:fldChar w:fldCharType="begin"/>
+        </w:r>
+        <w:r>
+          <w:instrText xml:space="preserve"> PAGE   \* MERGEFORMAT </w:instrText>
+        </w:r>
+        <w:r>
+          <w:fldChar w:fldCharType="separate"/>
+        </w:r>
+        <w:r>
+          <w:rPr>
+            <w:noProof/>
+          </w:rPr>
+          <w:t>2</w:t>
+        </w:r>
+        <w:r>
+          <w:rPr>
+            <w:noProof/>
+          </w:rPr>
+          <w:fldChar w:fldCharType="end"/>
+        </w:r>
+      </w:p>
+    </w:sdtContent>
+  </w:sdt>
+  <w:p>
+    <w:pPr>
+      <w:pStyle w:val="Footer"/>
+    </w:pPr>
+  </w:p>
+</w:ftr>
+</file>
+
+<file path=word/footer3.xml><?xml version="1.0" encoding="utf-8"?>
+<w:ftr xmlns:wpc="http://schemas.microsoft.com/office/word/2010/wordprocessingCanvas" xmlns:cx="http://schemas.microsoft.com/office/drawing/2014/chartex" xmlns:cx1="http://schemas.microsoft.com/office/drawing/2015/9/8/chartex" xmlns:cx2="http://schemas.microsoft.com/office/drawing/2015/10/21/chartex" xmlns:cx3="http://schemas.microsoft.com/office/drawing/2016/5/9/chartex" xmlns:cx4="http://schemas.microsoft.com/office/drawing/2016/5/10/chartex" xmlns:cx5="http://schemas.microsoft.com/office/drawing/2016/5/11/chartex" xmlns:cx6="http://schemas.microsoft.com/office/drawing/2016/5/12/chartex" xmlns:cx7="http://schemas.microsoft.com/office/drawing/2016/5/13/chartex" xmlns:cx8="http://schemas.microsoft.com/office/drawing/2016/5/14/chartex" xmlns:mc="http://schemas.openxmlformats.org/markup-compatibility/2006" xmlns:aink="http://schemas.microsoft.com/office/drawing/2016/ink" xmlns:am3d="http://schemas.microsoft.com/office/drawing/2017/model3d" xmlns:o="urn:schemas-microsoft-com:office:office" xmlns:oel="http://schemas.microsoft.com/office/2019/extlst" xmlns:r="http://schemas.openxmlformats.org/officeDocument/2006/relationships" xmlns:m="http://schemas.openxmlformats.org/officeDocument/2006/math" xmlns:v="urn:schemas-microsoft-com:vml" xmlns:wp14="http://schemas.microsoft.com/office/word/2010/wordprocessingDrawing" xmlns:wp="http://schemas.openxmlformats.org/drawingml/2006/wordprocessingDrawing" xmlns:w10="urn:schemas-microsoft-com:office:word" xmlns:w="http://schemas.openxmlformats.org/wordprocessingml/2006/main" xmlns:w14="http://schemas.microsoft.com/office/word/2010/wordml" xmlns:w15="http://schemas.microsoft.com/office/word/2012/wordml" xmlns:w16cex="http://schemas.microsoft.com/office/word/2018/wordml/cex" xmlns:w16cid="http://schemas.microsoft.com/office/word/2016/wordml/cid" xmlns:w16="http://schemas.microsoft.com/office/word/2018/wordml" xmlns:w16du="http://schemas.microsoft.com/office/word/2023/wordml/word16du" xmlns:w16sdtdh="http://schemas.microsoft.com/office/word/2020/wordml/sdtdatahash" xmlns:w16sdtfl="http://schemas.microsoft.com/office/word/2024/wordml/sdtformatlock" xmlns:w16se="http://schemas.microsoft.com/office/word/2015/wordml/symex" xmlns:wpg="http://schemas.microsoft.com/office/word/2010/wordprocessingGroup" xmlns:wpi="http://schemas.microsoft.com/office/word/2010/wordprocessingInk" xmlns:wne="http://schemas.microsoft.com/office/word/2006/wordml" xmlns:wps="http://schemas.microsoft.com/office/word/2010/wordprocessingShape" mc:Ignorable="w14 w15 w16se w16cid w16 w16cex w16sdtdh w16sdtfl w16du wp14">
+  <w:p>
+    <w:pPr>
+      <w:pStyle w:val="Footer"/>
+    </w:pPr>
+  </w:p>
+</w:ftr>
+</file>
+
+<file path=word/footnotes.xml><?xml version="1.0" encoding="utf-8"?>
+<w:footnotes xmlns:wpc="http://schemas.microsoft.com/office/word/2010/wordprocessingCanvas" xmlns:cx="http://schemas.microsoft.com/office/drawing/2014/chartex" xmlns:cx1="http://schemas.microsoft.com/office/drawing/2015/9/8/chartex" xmlns:cx2="http://schemas.microsoft.com/office/drawing/2015/10/21/chartex" xmlns:cx3="http://schemas.microsoft.com/office/drawing/2016/5/9/chartex" xmlns:cx4="http://schemas.microsoft.com/office/drawing/2016/5/10/chartex" xmlns:cx5="http://schemas.microsoft.com/office/drawing/2016/5/11/chartex" xmlns:cx6="http://schemas.microsoft.com/office/drawing/2016/5/12/chartex" xmlns:cx7="http://schemas.microsoft.com/office/drawing/2016/5/13/chartex" xmlns:cx8="http://schemas.microsoft.com/office/drawing/2016/5/14/chartex" xmlns:mc="http://schemas.openxmlformats.org/markup-compatibility/2006" xmlns:aink="http://schemas.microsoft.com/office/drawing/2016/ink" xmlns:am3d="http://schemas.microsoft.com/office/drawing/2017/model3d" xmlns:o="urn:schemas-microsoft-com:office:office" xmlns:oel="http://schemas.microsoft.com/office/2019/extlst" xmlns:r="http://schemas.openxmlformats.org/officeDocument/2006/relationships" xmlns:m="http://schemas.openxmlformats.org/officeDocument/2006/math" xmlns:v="urn:schemas-microsoft-com:vml" xmlns:wp14="http://schemas.microsoft.com/office/word/2010/wordprocessingDrawing" xmlns:wp="http://schemas.openxmlformats.org/drawingml/2006/wordprocessingDrawing" xmlns:w10="urn:schemas-microsoft-com:office:word" xmlns:w="http://schemas.openxmlformats.org/wordprocessingml/2006/main" xmlns:w14="http://schemas.microsoft.com/office/word/2010/wordml" xmlns:w15="http://schemas.microsoft.com/office/word/2012/wordml" xmlns:w16cex="http://schemas.microsoft.com/office/word/2018/wordml/cex" xmlns:w16cid="http://schemas.microsoft.com/office/word/2016/wordml/cid" xmlns:w16="http://schemas.microsoft.com/office/word/2018/wordml" xmlns:w16du="http://schemas.microsoft.com/office/word/2023/wordml/word16du" xmlns:w16sdtdh="http://schemas.microsoft.com/office/word/2020/wordml/sdtdatahash" xmlns:w16sdtfl="http://schemas.microsoft.com/office/word/2024/wordml/sdtformatlock" xmlns:w16se="http://schemas.microsoft.com/office/word/2015/wordml/symex" xmlns:wpg="http://schemas.microsoft.com/office/word/2010/wordprocessingGroup" xmlns:wpi="http://schemas.microsoft.com/office/word/2010/wordprocessingInk" xmlns:wne="http://schemas.microsoft.com/office/word/2006/wordml" xmlns:wps="http://schemas.microsoft.com/office/word/2010/wordprocessingShape" mc:Ignorable="w14 w15 w16se w16cid w16 w16cex w16sdtdh w16sdtfl w16du wp14">
+  <w:footnote w:type="separator" w:id="-1">
+    <w:p>
+      <w:pPr>
+        <w:spacing w:after="0" w:line="240" w:lineRule="auto"/>
+      </w:pPr>
+      <w:r>
+        <w:separator/>
+      </w:r>
+    </w:p>
+  </w:footnote>
+  <w:footnote w:type="continuationSeparator" w:id="0">
+    <w:p>
+      <w:pPr>
+        <w:spacing w:after="0" w:line="240" w:lineRule="auto"/>
+      </w:pPr>
+      <w:r>
+        <w:continuationSeparator/>
+      </w:r>
+    </w:p>
+  </w:footnote>
+</w:footnotes>
+</file>
+
+<file path=word/header1.xml><?xml version="1.0" encoding="utf-8"?>
+<w:hdr xmlns:wpc="http://schemas.microsoft.com/office/word/2010/wordprocessingCanvas" xmlns:cx="http://schemas.microsoft.com/office/drawing/2014/chartex" xmlns:cx1="http://schemas.microsoft.com/office/drawing/2015/9/8/chartex" xmlns:cx2="http://schemas.microsoft.com/office/drawing/2015/10/21/chartex" xmlns:cx3="http://schemas.microsoft.com/office/drawing/2016/5/9/chartex" xmlns:cx4="http://schemas.microsoft.com/office/drawing/2016/5/10/chartex" xmlns:cx5="http://schemas.microsoft.com/office/drawing/2016/5/11/chartex" xmlns:cx6="http://schemas.microsoft.com/office/drawing/2016/5/12/chartex" xmlns:cx7="http://schemas.microsoft.com/office/drawing/2016/5/13/chartex" xmlns:cx8="http://schemas.microsoft.com/office/drawing/2016/5/14/chartex" xmlns:mc="http://schemas.openxmlformats.org/markup-compatibility/2006" xmlns:aink="http://schemas.microsoft.com/office/drawing/2016/ink" xmlns:am3d="http://schemas.microsoft.com/office/drawing/2017/model3d" xmlns:o="urn:schemas-microsoft-com:office:office" xmlns:oel="http://schemas.microsoft.com/office/2019/extlst" xmlns:r="http://schemas.openxmlformats.org/officeDocument/2006/relationships" xmlns:m="http://schemas.openxmlformats.org/officeDocument/2006/math" xmlns:v="urn:schemas-microsoft-com:vml" xmlns:wp14="http://schemas.microsoft.com/office/word/2010/wordprocessingDrawing" xmlns:wp="http://schemas.openxmlformats.org/drawingml/2006/wordprocessingDrawing" xmlns:w10="urn:schemas-microsoft-com:office:word" xmlns:w="http://schemas.openxmlformats.org/wordprocessingml/2006/main" xmlns:w14="http://schemas.microsoft.com/office/word/2010/wordml" xmlns:w15="http://schemas.microsoft.com/office/word/2012/wordml" xmlns:w16cex="http://schemas.microsoft.com/office/word/2018/wordml/cex" xmlns:w16cid="http://schemas.microsoft.com/office/word/2016/wordml/cid" xmlns:w16="http://schemas.microsoft.com/office/word/2018/wordml" xmlns:w16du="http://schemas.microsoft.com/office/word/2023/wordml/word16du" xmlns:w16sdtdh="http://schemas.microsoft.com/office/word/2020/wordml/sdtdatahash" xmlns:w16sdtfl="http://schemas.microsoft.com/office/word/2024/wordml/sdtformatlock" xmlns:w16se="http://schemas.microsoft.com/office/word/2015/wordml/symex" xmlns:wpg="http://schemas.microsoft.com/office/word/2010/wordprocessingGroup" xmlns:wpi="http://schemas.microsoft.com/office/word/2010/wordprocessingInk" xmlns:wne="http://schemas.microsoft.com/office/word/2006/wordml" xmlns:wps="http://schemas.microsoft.com/office/word/2010/wordprocessingShape" mc:Ignorable="w14 w15 w16se w16cid w16 w16cex w16sdtdh w16sdtfl w16du wp14">
+  <w:p>
+    <w:pPr>
+      <w:pStyle w:val="Header"/>
+    </w:pPr>
+  </w:p>
+</w:hdr>
+</file>
+
+<file path=word/header2.xml><?xml version="1.0" encoding="utf-8"?>
+<w:hdr xmlns:wpc="http://schemas.microsoft.com/office/word/2010/wordprocessingCanvas" xmlns:cx="http://schemas.microsoft.com/office/drawing/2014/chartex" xmlns:cx1="http://schemas.microsoft.com/office/drawing/2015/9/8/chartex" xmlns:cx2="http://schemas.microsoft.com/office/drawing/2015/10/21/chartex" xmlns:cx3="http://schemas.microsoft.com/office/drawing/2016/5/9/chartex" xmlns:cx4="http://schemas.microsoft.com/office/drawing/2016/5/10/chartex" xmlns:cx5="http://schemas.microsoft.com/office/drawing/2016/5/11/chartex" xmlns:cx6="http://schemas.microsoft.com/office/drawing/2016/5/12/chartex" xmlns:cx7="http://schemas.microsoft.com/office/drawing/2016/5/13/chartex" xmlns:cx8="http://schemas.microsoft.com/office/drawing/2016/5/14/chartex" xmlns:mc="http://schemas.openxmlformats.org/markup-compatibility/2006" xmlns:aink="http://schemas.microsoft.com/office/drawing/2016/ink" xmlns:am3d="http://schemas.microsoft.com/office/drawing/2017/model3d" xmlns:o="urn:schemas-microsoft-com:office:office" xmlns:oel="http://schemas.microsoft.com/office/2019/extlst" xmlns:r="http://schemas.openxmlformats.org/officeDocument/2006/relationships" xmlns:m="http://schemas.openxmlformats.org/officeDocument/2006/math" xmlns:v="urn:schemas-microsoft-com:vml" xmlns:wp14="http://schemas.microsoft.com/office/word/2010/wordprocessingDrawing" xmlns:wp="http://schemas.openxmlformats.org/drawingml/2006/wordprocessingDrawing" xmlns:w10="urn:schemas-microsoft-com:office:word" xmlns:w="http://schemas.openxmlformats.org/wordprocessingml/2006/main" xmlns:w14="http://schemas.microsoft.com/office/word/2010/wordml" xmlns:w15="http://schemas.microsoft.com/office/word/2012/wordml" xmlns:w16cex="http://schemas.microsoft.com/office/word/2018/wordml/cex" xmlns:w16cid="http://schemas.microsoft.com/office/word/2016/wordml/cid" xmlns:w16="http://schemas.microsoft.com/office/word/2018/wordml" xmlns:w16du="http://schemas.microsoft.com/office/word/2023/wordml/word16du" xmlns:w16sdtdh="http://schemas.microsoft.com/office/word/2020/wordml/sdtdatahash" xmlns:w16sdtfl="http://schemas.microsoft.com/office/word/2024/wordml/sdtformatlock" xmlns:w16se="http://schemas.microsoft.com/office/word/2015/wordml/symex" xmlns:wpg="http://schemas.microsoft.com/office/word/2010/wordprocessingGroup" xmlns:wpi="http://schemas.microsoft.com/office/word/2010/wordprocessingInk" xmlns:wne="http://schemas.microsoft.com/office/word/2006/wordml" xmlns:wps="http://schemas.microsoft.com/office/word/2010/wordprocessingShape" mc:Ignorable="w14 w15 w16se w16cid w16 w16cex w16sdtdh w16sdtfl w16du wp14">
+  <w:p>
+    <w:pPr>
+      <w:pStyle w:val="Header"/>
+    </w:pPr>
+  </w:p>
+</w:hdr>
+</file>
+
+<file path=word/header3.xml><?xml version="1.0" encoding="utf-8"?>
+<w:hdr xmlns:wpc="http://schemas.microsoft.com/office/word/2010/wordprocessingCanvas" xmlns:cx="http://schemas.microsoft.com/office/drawing/2014/chartex" xmlns:cx1="http://schemas.microsoft.com/office/drawing/2015/9/8/chartex" xmlns:cx2="http://schemas.microsoft.com/office/drawing/2015/10/21/chartex" xmlns:cx3="http://schemas.microsoft.com/office/drawing/2016/5/9/chartex" xmlns:cx4="http://schemas.microsoft.com/office/drawing/2016/5/10/chartex" xmlns:cx5="http://schemas.microsoft.com/office/drawing/2016/5/11/chartex" xmlns:cx6="http://schemas.microsoft.com/office/drawing/2016/5/12/chartex" xmlns:cx7="http://schemas.microsoft.com/office/drawing/2016/5/13/chartex" xmlns:cx8="http://schemas.microsoft.com/office/drawing/2016/5/14/chartex" xmlns:mc="http://schemas.openxmlformats.org/markup-compatibility/2006" xmlns:aink="http://schemas.microsoft.com/office/drawing/2016/ink" xmlns:am3d="http://schemas.microsoft.com/office/drawing/2017/model3d" xmlns:o="urn:schemas-microsoft-com:office:office" xmlns:oel="http://schemas.microsoft.com/office/2019/extlst" xmlns:r="http://schemas.openxmlformats.org/officeDocument/2006/relationships" xmlns:m="http://schemas.openxmlformats.org/officeDocument/2006/math" xmlns:v="urn:schemas-microsoft-com:vml" xmlns:wp14="http://schemas.microsoft.com/office/word/2010/wordprocessingDrawing" xmlns:wp="http://schemas.openxmlformats.org/drawingml/2006/wordprocessingDrawing" xmlns:w10="urn:schemas-microsoft-com:office:word" xmlns:w="http://schemas.openxmlformats.org/wordprocessingml/2006/main" xmlns:w14="http://schemas.microsoft.com/office/word/2010/wordml" xmlns:w15="http://schemas.microsoft.com/office/word/2012/wordml" xmlns:w16cex="http://schemas.microsoft.com/office/word/2018/wordml/cex" xmlns:w16cid="http://schemas.microsoft.com/office/word/2016/wordml/cid" xmlns:w16="http://schemas.microsoft.com/office/word/2018/wordml" xmlns:w16du="http://schemas.microsoft.com/office/word/2023/wordml/word16du" xmlns:w16sdtdh="http://schemas.microsoft.com/office/word/2020/wordml/sdtdatahash" xmlns:w16sdtfl="http://schemas.microsoft.com/office/word/2024/wordml/sdtformatlock" xmlns:w16se="http://schemas.microsoft.com/office/word/2015/wordml/symex" xmlns:wpg="http://schemas.microsoft.com/office/word/2010/wordprocessingGroup" xmlns:wpi="http://schemas.microsoft.com/office/word/2010/wordprocessingInk" xmlns:wne="http://schemas.microsoft.com/office/word/2006/wordml" xmlns:wps="http://schemas.microsoft.com/office/word/2010/wordprocessingShape" mc:Ignorable="w14 w15 w16se w16cid w16 w16cex w16sdtdh w16sdtfl w16du wp14">
+  <w:p>
+    <w:pPr>
+      <w:pStyle w:val="Header"/>
+    </w:pPr>
+  </w:p>
+</w:hdr>
 </file>
 
 <file path=word/numbering.xml><?xml version="1.0" encoding="utf-8"?>
@@ -60055,6 +64972,119 @@
     </w:lvl>
   </w:abstractNum>
   <w:abstractNum w:abstractNumId="60" w15:restartNumberingAfterBreak="0">
+    <w:nsid w:val="5DD445A3"/>
+    <w:multiLevelType w:val="multilevel"/>
+    <w:tmpl w:val="98B84E60"/>
+    <w:lvl w:ilvl="0">
+      <w:start w:val="1"/>
+      <w:numFmt w:val="decimal"/>
+      <w:lvlText w:val="%1."/>
+      <w:lvlJc w:val="left"/>
+      <w:pPr>
+        <w:tabs>
+          <w:tab w:val="num" w:pos="720"/>
+        </w:tabs>
+        <w:ind w:left="720" w:hanging="360"/>
+      </w:pPr>
+    </w:lvl>
+    <w:lvl w:ilvl="1" w:tentative="1">
+      <w:start w:val="1"/>
+      <w:numFmt w:val="decimal"/>
+      <w:lvlText w:val="%2."/>
+      <w:lvlJc w:val="left"/>
+      <w:pPr>
+        <w:tabs>
+          <w:tab w:val="num" w:pos="1440"/>
+        </w:tabs>
+        <w:ind w:left="1440" w:hanging="360"/>
+      </w:pPr>
+    </w:lvl>
+    <w:lvl w:ilvl="2" w:tentative="1">
+      <w:start w:val="1"/>
+      <w:numFmt w:val="decimal"/>
+      <w:lvlText w:val="%3."/>
+      <w:lvlJc w:val="left"/>
+      <w:pPr>
+        <w:tabs>
+          <w:tab w:val="num" w:pos="2160"/>
+        </w:tabs>
+        <w:ind w:left="2160" w:hanging="360"/>
+      </w:pPr>
+    </w:lvl>
+    <w:lvl w:ilvl="3" w:tentative="1">
+      <w:start w:val="1"/>
+      <w:numFmt w:val="decimal"/>
+      <w:lvlText w:val="%4."/>
+      <w:lvlJc w:val="left"/>
+      <w:pPr>
+        <w:tabs>
+          <w:tab w:val="num" w:pos="2880"/>
+        </w:tabs>
+        <w:ind w:left="2880" w:hanging="360"/>
+      </w:pPr>
+    </w:lvl>
+    <w:lvl w:ilvl="4" w:tentative="1">
+      <w:start w:val="1"/>
+      <w:numFmt w:val="decimal"/>
+      <w:lvlText w:val="%5."/>
+      <w:lvlJc w:val="left"/>
+      <w:pPr>
+        <w:tabs>
+          <w:tab w:val="num" w:pos="3600"/>
+        </w:tabs>
+        <w:ind w:left="3600" w:hanging="360"/>
+      </w:pPr>
+    </w:lvl>
+    <w:lvl w:ilvl="5" w:tentative="1">
+      <w:start w:val="1"/>
+      <w:numFmt w:val="decimal"/>
+      <w:lvlText w:val="%6."/>
+      <w:lvlJc w:val="left"/>
+      <w:pPr>
+        <w:tabs>
+          <w:tab w:val="num" w:pos="4320"/>
+        </w:tabs>
+        <w:ind w:left="4320" w:hanging="360"/>
+      </w:pPr>
+    </w:lvl>
+    <w:lvl w:ilvl="6" w:tentative="1">
+      <w:start w:val="1"/>
+      <w:numFmt w:val="decimal"/>
+      <w:lvlText w:val="%7."/>
+      <w:lvlJc w:val="left"/>
+      <w:pPr>
+        <w:tabs>
+          <w:tab w:val="num" w:pos="5040"/>
+        </w:tabs>
+        <w:ind w:left="5040" w:hanging="360"/>
+      </w:pPr>
+    </w:lvl>
+    <w:lvl w:ilvl="7" w:tentative="1">
+      <w:start w:val="1"/>
+      <w:numFmt w:val="decimal"/>
+      <w:lvlText w:val="%8."/>
+      <w:lvlJc w:val="left"/>
+      <w:pPr>
+        <w:tabs>
+          <w:tab w:val="num" w:pos="5760"/>
+        </w:tabs>
+        <w:ind w:left="5760" w:hanging="360"/>
+      </w:pPr>
+    </w:lvl>
+    <w:lvl w:ilvl="8" w:tentative="1">
+      <w:start w:val="1"/>
+      <w:numFmt w:val="decimal"/>
+      <w:lvlText w:val="%9."/>
+      <w:lvlJc w:val="left"/>
+      <w:pPr>
+        <w:tabs>
+          <w:tab w:val="num" w:pos="6480"/>
+        </w:tabs>
+        <w:ind w:left="6480" w:hanging="360"/>
+      </w:pPr>
+    </w:lvl>
+  </w:abstractNum>
+  <w:abstractNum w:abstractNumId="61" w15:restartNumberingAfterBreak="0">
     <w:nsid w:val="5F6740A0"/>
     <w:multiLevelType w:val="multilevel"/>
     <w:tmpl w:val="F334AEBC"/>
@@ -60203,7 +65233,7 @@
       </w:rPr>
     </w:lvl>
   </w:abstractNum>
-  <w:abstractNum w:abstractNumId="61" w15:restartNumberingAfterBreak="0">
+  <w:abstractNum w:abstractNumId="62" w15:restartNumberingAfterBreak="0">
     <w:nsid w:val="604D460B"/>
     <w:multiLevelType w:val="multilevel"/>
     <w:tmpl w:val="C494DA40"/>
@@ -60352,7 +65382,7 @@
       </w:rPr>
     </w:lvl>
   </w:abstractNum>
-  <w:abstractNum w:abstractNumId="62" w15:restartNumberingAfterBreak="0">
+  <w:abstractNum w:abstractNumId="63" w15:restartNumberingAfterBreak="0">
     <w:nsid w:val="62C155CD"/>
     <w:multiLevelType w:val="multilevel"/>
     <w:tmpl w:val="D7D00960"/>
@@ -60465,7 +65495,7 @@
       </w:pPr>
     </w:lvl>
   </w:abstractNum>
-  <w:abstractNum w:abstractNumId="63" w15:restartNumberingAfterBreak="0">
+  <w:abstractNum w:abstractNumId="64" w15:restartNumberingAfterBreak="0">
     <w:nsid w:val="675B5944"/>
     <w:multiLevelType w:val="multilevel"/>
     <w:tmpl w:val="AEFEBC04"/>
@@ -60614,7 +65644,7 @@
       </w:rPr>
     </w:lvl>
   </w:abstractNum>
-  <w:abstractNum w:abstractNumId="64" w15:restartNumberingAfterBreak="0">
+  <w:abstractNum w:abstractNumId="65" w15:restartNumberingAfterBreak="0">
     <w:nsid w:val="68BF2CB4"/>
     <w:multiLevelType w:val="multilevel"/>
     <w:tmpl w:val="5190673C"/>
@@ -60763,7 +65793,7 @@
       </w:rPr>
     </w:lvl>
   </w:abstractNum>
-  <w:abstractNum w:abstractNumId="65" w15:restartNumberingAfterBreak="0">
+  <w:abstractNum w:abstractNumId="66" w15:restartNumberingAfterBreak="0">
     <w:nsid w:val="69E67B2D"/>
     <w:multiLevelType w:val="multilevel"/>
     <w:tmpl w:val="6602F4DA"/>
@@ -60876,7 +65906,7 @@
       </w:pPr>
     </w:lvl>
   </w:abstractNum>
-  <w:abstractNum w:abstractNumId="66" w15:restartNumberingAfterBreak="0">
+  <w:abstractNum w:abstractNumId="67" w15:restartNumberingAfterBreak="0">
     <w:nsid w:val="6A545510"/>
     <w:multiLevelType w:val="multilevel"/>
     <w:tmpl w:val="330838D2"/>
@@ -61025,7 +66055,7 @@
       </w:rPr>
     </w:lvl>
   </w:abstractNum>
-  <w:abstractNum w:abstractNumId="67" w15:restartNumberingAfterBreak="0">
+  <w:abstractNum w:abstractNumId="68" w15:restartNumberingAfterBreak="0">
     <w:nsid w:val="6B21319E"/>
     <w:multiLevelType w:val="multilevel"/>
     <w:tmpl w:val="8F984076"/>
@@ -61174,7 +66204,7 @@
       </w:rPr>
     </w:lvl>
   </w:abstractNum>
-  <w:abstractNum w:abstractNumId="68" w15:restartNumberingAfterBreak="0">
+  <w:abstractNum w:abstractNumId="69" w15:restartNumberingAfterBreak="0">
     <w:nsid w:val="6E6E4F18"/>
     <w:multiLevelType w:val="multilevel"/>
     <w:tmpl w:val="285CE04C"/>
@@ -61323,7 +66353,7 @@
       </w:rPr>
     </w:lvl>
   </w:abstractNum>
-  <w:abstractNum w:abstractNumId="69" w15:restartNumberingAfterBreak="0">
+  <w:abstractNum w:abstractNumId="70" w15:restartNumberingAfterBreak="0">
     <w:nsid w:val="6EC60344"/>
     <w:multiLevelType w:val="multilevel"/>
     <w:tmpl w:val="E1C496DC"/>
@@ -61472,7 +66502,7 @@
       </w:rPr>
     </w:lvl>
   </w:abstractNum>
-  <w:abstractNum w:abstractNumId="70" w15:restartNumberingAfterBreak="0">
+  <w:abstractNum w:abstractNumId="71" w15:restartNumberingAfterBreak="0">
     <w:nsid w:val="6F794D4F"/>
     <w:multiLevelType w:val="multilevel"/>
     <w:tmpl w:val="4B3A3CCE"/>
@@ -61585,7 +66615,7 @@
       </w:pPr>
     </w:lvl>
   </w:abstractNum>
-  <w:abstractNum w:abstractNumId="71" w15:restartNumberingAfterBreak="0">
+  <w:abstractNum w:abstractNumId="72" w15:restartNumberingAfterBreak="0">
     <w:nsid w:val="70942323"/>
     <w:multiLevelType w:val="multilevel"/>
     <w:tmpl w:val="4B5A2A7E"/>
@@ -61734,7 +66764,7 @@
       </w:rPr>
     </w:lvl>
   </w:abstractNum>
-  <w:abstractNum w:abstractNumId="72" w15:restartNumberingAfterBreak="0">
+  <w:abstractNum w:abstractNumId="73" w15:restartNumberingAfterBreak="0">
     <w:nsid w:val="71C975FA"/>
     <w:multiLevelType w:val="multilevel"/>
     <w:tmpl w:val="A28658EA"/>
@@ -61883,7 +66913,7 @@
       </w:rPr>
     </w:lvl>
   </w:abstractNum>
-  <w:abstractNum w:abstractNumId="73" w15:restartNumberingAfterBreak="0">
+  <w:abstractNum w:abstractNumId="74" w15:restartNumberingAfterBreak="0">
     <w:nsid w:val="72DD58A8"/>
     <w:multiLevelType w:val="multilevel"/>
     <w:tmpl w:val="EB50215E"/>
@@ -62032,7 +67062,7 @@
       </w:rPr>
     </w:lvl>
   </w:abstractNum>
-  <w:abstractNum w:abstractNumId="74" w15:restartNumberingAfterBreak="0">
+  <w:abstractNum w:abstractNumId="75" w15:restartNumberingAfterBreak="0">
     <w:nsid w:val="734576B6"/>
     <w:multiLevelType w:val="multilevel"/>
     <w:tmpl w:val="E5BAA9DE"/>
@@ -62181,7 +67211,7 @@
       </w:rPr>
     </w:lvl>
   </w:abstractNum>
-  <w:abstractNum w:abstractNumId="75" w15:restartNumberingAfterBreak="0">
+  <w:abstractNum w:abstractNumId="76" w15:restartNumberingAfterBreak="0">
     <w:nsid w:val="75336529"/>
     <w:multiLevelType w:val="multilevel"/>
     <w:tmpl w:val="5E14B18A"/>
@@ -62330,7 +67360,7 @@
       </w:rPr>
     </w:lvl>
   </w:abstractNum>
-  <w:abstractNum w:abstractNumId="76" w15:restartNumberingAfterBreak="0">
+  <w:abstractNum w:abstractNumId="77" w15:restartNumberingAfterBreak="0">
     <w:nsid w:val="76586B7B"/>
     <w:multiLevelType w:val="multilevel"/>
     <w:tmpl w:val="40A8D536"/>
@@ -62479,7 +67509,7 @@
       </w:rPr>
     </w:lvl>
   </w:abstractNum>
-  <w:abstractNum w:abstractNumId="77" w15:restartNumberingAfterBreak="0">
+  <w:abstractNum w:abstractNumId="78" w15:restartNumberingAfterBreak="0">
     <w:nsid w:val="7B400880"/>
     <w:multiLevelType w:val="multilevel"/>
     <w:tmpl w:val="85745A94"/>
@@ -62592,7 +67622,7 @@
       </w:pPr>
     </w:lvl>
   </w:abstractNum>
-  <w:abstractNum w:abstractNumId="78" w15:restartNumberingAfterBreak="0">
+  <w:abstractNum w:abstractNumId="79" w15:restartNumberingAfterBreak="0">
     <w:nsid w:val="7DAC0BF7"/>
     <w:multiLevelType w:val="multilevel"/>
     <w:tmpl w:val="65EECA36"/>
@@ -62741,8 +67771,121 @@
       </w:rPr>
     </w:lvl>
   </w:abstractNum>
+  <w:abstractNum w:abstractNumId="80" w15:restartNumberingAfterBreak="0">
+    <w:nsid w:val="7EB82969"/>
+    <w:multiLevelType w:val="multilevel"/>
+    <w:tmpl w:val="B5A4F232"/>
+    <w:lvl w:ilvl="0">
+      <w:start w:val="1"/>
+      <w:numFmt w:val="decimal"/>
+      <w:lvlText w:val="%1."/>
+      <w:lvlJc w:val="left"/>
+      <w:pPr>
+        <w:tabs>
+          <w:tab w:val="num" w:pos="720"/>
+        </w:tabs>
+        <w:ind w:left="720" w:hanging="360"/>
+      </w:pPr>
+    </w:lvl>
+    <w:lvl w:ilvl="1" w:tentative="1">
+      <w:start w:val="1"/>
+      <w:numFmt w:val="decimal"/>
+      <w:lvlText w:val="%2."/>
+      <w:lvlJc w:val="left"/>
+      <w:pPr>
+        <w:tabs>
+          <w:tab w:val="num" w:pos="1440"/>
+        </w:tabs>
+        <w:ind w:left="1440" w:hanging="360"/>
+      </w:pPr>
+    </w:lvl>
+    <w:lvl w:ilvl="2" w:tentative="1">
+      <w:start w:val="1"/>
+      <w:numFmt w:val="decimal"/>
+      <w:lvlText w:val="%3."/>
+      <w:lvlJc w:val="left"/>
+      <w:pPr>
+        <w:tabs>
+          <w:tab w:val="num" w:pos="2160"/>
+        </w:tabs>
+        <w:ind w:left="2160" w:hanging="360"/>
+      </w:pPr>
+    </w:lvl>
+    <w:lvl w:ilvl="3" w:tentative="1">
+      <w:start w:val="1"/>
+      <w:numFmt w:val="decimal"/>
+      <w:lvlText w:val="%4."/>
+      <w:lvlJc w:val="left"/>
+      <w:pPr>
+        <w:tabs>
+          <w:tab w:val="num" w:pos="2880"/>
+        </w:tabs>
+        <w:ind w:left="2880" w:hanging="360"/>
+      </w:pPr>
+    </w:lvl>
+    <w:lvl w:ilvl="4" w:tentative="1">
+      <w:start w:val="1"/>
+      <w:numFmt w:val="decimal"/>
+      <w:lvlText w:val="%5."/>
+      <w:lvlJc w:val="left"/>
+      <w:pPr>
+        <w:tabs>
+          <w:tab w:val="num" w:pos="3600"/>
+        </w:tabs>
+        <w:ind w:left="3600" w:hanging="360"/>
+      </w:pPr>
+    </w:lvl>
+    <w:lvl w:ilvl="5" w:tentative="1">
+      <w:start w:val="1"/>
+      <w:numFmt w:val="decimal"/>
+      <w:lvlText w:val="%6."/>
+      <w:lvlJc w:val="left"/>
+      <w:pPr>
+        <w:tabs>
+          <w:tab w:val="num" w:pos="4320"/>
+        </w:tabs>
+        <w:ind w:left="4320" w:hanging="360"/>
+      </w:pPr>
+    </w:lvl>
+    <w:lvl w:ilvl="6" w:tentative="1">
+      <w:start w:val="1"/>
+      <w:numFmt w:val="decimal"/>
+      <w:lvlText w:val="%7."/>
+      <w:lvlJc w:val="left"/>
+      <w:pPr>
+        <w:tabs>
+          <w:tab w:val="num" w:pos="5040"/>
+        </w:tabs>
+        <w:ind w:left="5040" w:hanging="360"/>
+      </w:pPr>
+    </w:lvl>
+    <w:lvl w:ilvl="7" w:tentative="1">
+      <w:start w:val="1"/>
+      <w:numFmt w:val="decimal"/>
+      <w:lvlText w:val="%8."/>
+      <w:lvlJc w:val="left"/>
+      <w:pPr>
+        <w:tabs>
+          <w:tab w:val="num" w:pos="5760"/>
+        </w:tabs>
+        <w:ind w:left="5760" w:hanging="360"/>
+      </w:pPr>
+    </w:lvl>
+    <w:lvl w:ilvl="8" w:tentative="1">
+      <w:start w:val="1"/>
+      <w:numFmt w:val="decimal"/>
+      <w:lvlText w:val="%9."/>
+      <w:lvlJc w:val="left"/>
+      <w:pPr>
+        <w:tabs>
+          <w:tab w:val="num" w:pos="6480"/>
+        </w:tabs>
+        <w:ind w:left="6480" w:hanging="360"/>
+      </w:pPr>
+    </w:lvl>
+  </w:abstractNum>
   <w:num w:numId="1" w16cid:durableId="849760271">
-    <w:abstractNumId w:val="73"/>
+    <w:abstractNumId w:val="74"/>
   </w:num>
   <w:num w:numId="2" w16cid:durableId="2140829967">
     <w:abstractNumId w:val="8"/>
@@ -62757,13 +67900,13 @@
     <w:abstractNumId w:val="46"/>
   </w:num>
   <w:num w:numId="6" w16cid:durableId="361512449">
-    <w:abstractNumId w:val="76"/>
+    <w:abstractNumId w:val="77"/>
   </w:num>
   <w:num w:numId="7" w16cid:durableId="1451819061">
-    <w:abstractNumId w:val="71"/>
+    <w:abstractNumId w:val="72"/>
   </w:num>
   <w:num w:numId="8" w16cid:durableId="112868575">
-    <w:abstractNumId w:val="70"/>
+    <w:abstractNumId w:val="71"/>
   </w:num>
   <w:num w:numId="9" w16cid:durableId="1776363819">
     <w:abstractNumId w:val="1"/>
@@ -62772,7 +67915,7 @@
     <w:abstractNumId w:val="23"/>
   </w:num>
   <w:num w:numId="11" w16cid:durableId="1934968511">
-    <w:abstractNumId w:val="60"/>
+    <w:abstractNumId w:val="61"/>
   </w:num>
   <w:num w:numId="12" w16cid:durableId="90519161">
     <w:abstractNumId w:val="56"/>
@@ -62796,7 +67939,7 @@
     <w:abstractNumId w:val="18"/>
   </w:num>
   <w:num w:numId="19" w16cid:durableId="1393768162">
-    <w:abstractNumId w:val="72"/>
+    <w:abstractNumId w:val="73"/>
   </w:num>
   <w:num w:numId="20" w16cid:durableId="2041784779">
     <w:abstractNumId w:val="38"/>
@@ -62805,7 +67948,7 @@
     <w:abstractNumId w:val="33"/>
   </w:num>
   <w:num w:numId="22" w16cid:durableId="141166232">
-    <w:abstractNumId w:val="78"/>
+    <w:abstractNumId w:val="79"/>
   </w:num>
   <w:num w:numId="23" w16cid:durableId="1981111706">
     <w:abstractNumId w:val="31"/>
@@ -62847,7 +67990,7 @@
     <w:abstractNumId w:val="25"/>
   </w:num>
   <w:num w:numId="36" w16cid:durableId="1169322299">
-    <w:abstractNumId w:val="63"/>
+    <w:abstractNumId w:val="64"/>
   </w:num>
   <w:num w:numId="37" w16cid:durableId="2055738196">
     <w:abstractNumId w:val="28"/>
@@ -62856,10 +67999,10 @@
     <w:abstractNumId w:val="26"/>
   </w:num>
   <w:num w:numId="39" w16cid:durableId="733159087">
-    <w:abstractNumId w:val="74"/>
+    <w:abstractNumId w:val="75"/>
   </w:num>
   <w:num w:numId="40" w16cid:durableId="60834344">
-    <w:abstractNumId w:val="64"/>
+    <w:abstractNumId w:val="65"/>
   </w:num>
   <w:num w:numId="41" w16cid:durableId="1794473425">
     <w:abstractNumId w:val="35"/>
@@ -62871,19 +68014,19 @@
     <w:abstractNumId w:val="49"/>
   </w:num>
   <w:num w:numId="44" w16cid:durableId="436289361">
-    <w:abstractNumId w:val="66"/>
+    <w:abstractNumId w:val="67"/>
   </w:num>
   <w:num w:numId="45" w16cid:durableId="797332459">
     <w:abstractNumId w:val="39"/>
   </w:num>
   <w:num w:numId="46" w16cid:durableId="2126459003">
-    <w:abstractNumId w:val="62"/>
+    <w:abstractNumId w:val="63"/>
   </w:num>
   <w:num w:numId="47" w16cid:durableId="744455282">
     <w:abstractNumId w:val="12"/>
   </w:num>
   <w:num w:numId="48" w16cid:durableId="1022123159">
-    <w:abstractNumId w:val="68"/>
+    <w:abstractNumId w:val="69"/>
   </w:num>
   <w:num w:numId="49" w16cid:durableId="1838812891">
     <w:abstractNumId w:val="54"/>
@@ -62895,16 +68038,16 @@
     <w:abstractNumId w:val="37"/>
   </w:num>
   <w:num w:numId="52" w16cid:durableId="565994231">
-    <w:abstractNumId w:val="61"/>
+    <w:abstractNumId w:val="62"/>
   </w:num>
   <w:num w:numId="53" w16cid:durableId="193659918">
-    <w:abstractNumId w:val="69"/>
+    <w:abstractNumId w:val="70"/>
   </w:num>
   <w:num w:numId="54" w16cid:durableId="1201357230">
     <w:abstractNumId w:val="30"/>
   </w:num>
   <w:num w:numId="55" w16cid:durableId="603810206">
-    <w:abstractNumId w:val="67"/>
+    <w:abstractNumId w:val="68"/>
   </w:num>
   <w:num w:numId="56" w16cid:durableId="1325357736">
     <w:abstractNumId w:val="21"/>
@@ -62913,7 +68056,7 @@
     <w:abstractNumId w:val="40"/>
   </w:num>
   <w:num w:numId="58" w16cid:durableId="214051465">
-    <w:abstractNumId w:val="65"/>
+    <w:abstractNumId w:val="66"/>
   </w:num>
   <w:num w:numId="59" w16cid:durableId="2516575">
     <w:abstractNumId w:val="42"/>
@@ -62943,7 +68086,7 @@
     <w:abstractNumId w:val="17"/>
   </w:num>
   <w:num w:numId="68" w16cid:durableId="416295112">
-    <w:abstractNumId w:val="77"/>
+    <w:abstractNumId w:val="78"/>
   </w:num>
   <w:num w:numId="69" w16cid:durableId="414127348">
     <w:abstractNumId w:val="32"/>
@@ -62973,10 +68116,16 @@
     <w:abstractNumId w:val="13"/>
   </w:num>
   <w:num w:numId="78" w16cid:durableId="1058355191">
-    <w:abstractNumId w:val="75"/>
+    <w:abstractNumId w:val="76"/>
   </w:num>
   <w:num w:numId="79" w16cid:durableId="1144391608">
     <w:abstractNumId w:val="53"/>
+  </w:num>
+  <w:num w:numId="80" w16cid:durableId="244803906">
+    <w:abstractNumId w:val="60"/>
+  </w:num>
+  <w:num w:numId="81" w16cid:durableId="2119714741">
+    <w:abstractNumId w:val="80"/>
   </w:num>
   <w:numIdMacAtCleanup w:val="79"/>
 </w:numbering>
@@ -63597,6 +68746,7 @@
   <w:style w:type="character" w:default="1" w:styleId="DefaultParagraphFont">
     <w:name w:val="Default Paragraph Font"/>
     <w:uiPriority w:val="1"/>
+    <w:semiHidden/>
     <w:unhideWhenUsed/>
   </w:style>
   <w:style w:type="table" w:default="1" w:styleId="TableNormal">
@@ -63908,6 +69058,89 @@
       <w:smallCaps/>
       <w:color w:val="0F4761" w:themeColor="accent1" w:themeShade="BF"/>
       <w:spacing w:val="5"/>
+    </w:rPr>
+  </w:style>
+  <w:style w:type="character" w:styleId="Hyperlink">
+    <w:name w:val="Hyperlink"/>
+    <w:basedOn w:val="DefaultParagraphFont"/>
+    <w:uiPriority w:val="99"/>
+    <w:unhideWhenUsed/>
+    <w:rsid w:val="00752BBF"/>
+    <w:rPr>
+      <w:color w:val="467886" w:themeColor="hyperlink"/>
+      <w:u w:val="single"/>
+    </w:rPr>
+  </w:style>
+  <w:style w:type="character" w:styleId="UnresolvedMention">
+    <w:name w:val="Unresolved Mention"/>
+    <w:basedOn w:val="DefaultParagraphFont"/>
+    <w:uiPriority w:val="99"/>
+    <w:semiHidden/>
+    <w:unhideWhenUsed/>
+    <w:rsid w:val="00752BBF"/>
+    <w:rPr>
+      <w:color w:val="605E5C"/>
+      <w:shd w:val="clear" w:color="auto" w:fill="E1DFDD"/>
+    </w:rPr>
+  </w:style>
+  <w:style w:type="paragraph" w:styleId="Header">
+    <w:name w:val="header"/>
+    <w:basedOn w:val="Normal"/>
+    <w:link w:val="HeaderChar"/>
+    <w:uiPriority w:val="99"/>
+    <w:unhideWhenUsed/>
+    <w:rsid w:val="004B10C2"/>
+    <w:pPr>
+      <w:tabs>
+        <w:tab w:val="center" w:pos="4513"/>
+        <w:tab w:val="right" w:pos="9026"/>
+      </w:tabs>
+      <w:spacing w:after="0" w:line="240" w:lineRule="auto"/>
+    </w:pPr>
+  </w:style>
+  <w:style w:type="character" w:customStyle="1" w:styleId="HeaderChar">
+    <w:name w:val="Header Char"/>
+    <w:basedOn w:val="DefaultParagraphFont"/>
+    <w:link w:val="Header"/>
+    <w:uiPriority w:val="99"/>
+    <w:rsid w:val="004B10C2"/>
+    <w:rPr>
+      <w:rFonts w:eastAsiaTheme="minorEastAsia"/>
+      <w:kern w:val="0"/>
+      <w:sz w:val="22"/>
+      <w:szCs w:val="22"/>
+      <w:lang w:val="en-US"/>
+      <w14:ligatures w14:val="none"/>
+    </w:rPr>
+  </w:style>
+  <w:style w:type="paragraph" w:styleId="Footer">
+    <w:name w:val="footer"/>
+    <w:basedOn w:val="Normal"/>
+    <w:link w:val="FooterChar"/>
+    <w:uiPriority w:val="99"/>
+    <w:unhideWhenUsed/>
+    <w:rsid w:val="004B10C2"/>
+    <w:pPr>
+      <w:tabs>
+        <w:tab w:val="center" w:pos="4513"/>
+        <w:tab w:val="right" w:pos="9026"/>
+      </w:tabs>
+      <w:spacing w:after="0" w:line="240" w:lineRule="auto"/>
+    </w:pPr>
+  </w:style>
+  <w:style w:type="character" w:customStyle="1" w:styleId="FooterChar">
+    <w:name w:val="Footer Char"/>
+    <w:basedOn w:val="DefaultParagraphFont"/>
+    <w:link w:val="Footer"/>
+    <w:uiPriority w:val="99"/>
+    <w:rsid w:val="004B10C2"/>
+    <w:rPr>
+      <w:rFonts w:eastAsiaTheme="minorEastAsia"/>
+      <w:kern w:val="0"/>
+      <w:sz w:val="22"/>
+      <w:szCs w:val="22"/>
+      <w:lang w:val="en-US"/>
+      <w14:ligatures w14:val="none"/>
     </w:rPr>
   </w:style>
 </w:styles>
